--- a/docs/Understanding.docx
+++ b/docs/Understanding.docx
@@ -212,7 +212,7 @@
     <w:p>
       <w:r>
         <w:pict w14:anchorId="00D6A594">
-          <v:rect id="_x0000_i1031" style="width:322.5pt;height:.75pt" o:hrpct="0" o:hralign="center" o:hrstd="t" o:hr="t" fillcolor="#a0a0a0" stroked="f"/>
+          <v:rect id="_x0000_i1025" style="width:322.5pt;height:.75pt" o:hrpct="0" o:hralign="center" o:hrstd="t" o:hr="t" fillcolor="#a0a0a0" stroked="f"/>
         </w:pict>
       </w:r>
     </w:p>
@@ -423,15 +423,7 @@
         <w:t>+₹8,200</w:t>
       </w:r>
       <w:r>
-        <w:t xml:space="preserve">), highlighted with an </w:t>
-      </w:r>
-      <w:proofErr w:type="gramStart"/>
-      <w:r>
-        <w:t>equals</w:t>
-      </w:r>
-      <w:proofErr w:type="gramEnd"/>
-      <w:r>
-        <w:t xml:space="preserve"> sign and a soft background </w:t>
+        <w:t xml:space="preserve">), highlighted with an equals sign and a soft background </w:t>
       </w:r>
       <w:proofErr w:type="spellStart"/>
       <w:r>
@@ -985,25 +977,3332 @@
           <w:b/>
           <w:bCs/>
         </w:rPr>
-        <w:t xml:space="preserve">Does that make the "Benefit / Mem" column in your ledger </w:t>
-      </w:r>
-      <w:proofErr w:type="gramStart"/>
-      <w:r>
-        <w:rPr>
-          <w:b/>
-          <w:bCs/>
-        </w:rPr>
-        <w:t>more clear</w:t>
-      </w:r>
-      <w:proofErr w:type="gramEnd"/>
-      <w:r>
-        <w:rPr>
-          <w:b/>
-          <w:bCs/>
-        </w:rPr>
-        <w:t>?</w:t>
-      </w:r>
-    </w:p>
+        <w:t>Does that make the "Benefit / Mem" column in your ledger more clear?</w:t>
+      </w:r>
+    </w:p>
+    <w:p/>
+    <w:p/>
+    <w:p/>
+    <w:p/>
+    <w:p/>
+    <w:p/>
+    <w:p/>
+    <w:p/>
+    <w:p/>
+    <w:p/>
+    <w:p/>
+    <w:p/>
+    <w:p/>
+    <w:p/>
+    <w:p/>
+    <w:p/>
+    <w:p/>
+    <w:p/>
+    <w:p>
+      <w:r>
+        <w:lastRenderedPageBreak/>
+        <w:t xml:space="preserve">Below is a </w:t>
+      </w:r>
+      <w:r>
+        <w:rPr>
+          <w:b/>
+          <w:bCs/>
+        </w:rPr>
+        <w:t>practical, step</w:t>
+      </w:r>
+      <w:r>
+        <w:rPr>
+          <w:b/>
+          <w:bCs/>
+        </w:rPr>
+        <w:noBreakHyphen/>
+        <w:t>by</w:t>
+      </w:r>
+      <w:r>
+        <w:rPr>
+          <w:b/>
+          <w:bCs/>
+        </w:rPr>
+        <w:noBreakHyphen/>
+        <w:t>step Development Plan with example AI prompts</w:t>
+      </w:r>
+      <w:r>
+        <w:t xml:space="preserve"> you can actually use while building your </w:t>
+      </w:r>
+      <w:r>
+        <w:rPr>
+          <w:b/>
+          <w:bCs/>
+        </w:rPr>
+        <w:t>multi</w:t>
+      </w:r>
+      <w:r>
+        <w:rPr>
+          <w:b/>
+          <w:bCs/>
+        </w:rPr>
+        <w:noBreakHyphen/>
+        <w:t>tenant Auction / Chit Fund ERP SaaS</w:t>
+      </w:r>
+      <w:r>
+        <w:t>.</w:t>
+      </w:r>
+    </w:p>
+    <w:p>
+      <w:r>
+        <w:t xml:space="preserve">This is written for </w:t>
+      </w:r>
+      <w:r>
+        <w:rPr>
+          <w:b/>
+          <w:bCs/>
+        </w:rPr>
+        <w:t xml:space="preserve">Next.js (PWA) + </w:t>
+      </w:r>
+      <w:proofErr w:type="spellStart"/>
+      <w:r>
+        <w:rPr>
+          <w:b/>
+          <w:bCs/>
+        </w:rPr>
+        <w:t>Supabase</w:t>
+      </w:r>
+      <w:proofErr w:type="spellEnd"/>
+      <w:r>
+        <w:rPr>
+          <w:b/>
+          <w:bCs/>
+        </w:rPr>
+        <w:t xml:space="preserve"> + </w:t>
+      </w:r>
+      <w:proofErr w:type="spellStart"/>
+      <w:r>
+        <w:rPr>
+          <w:b/>
+          <w:bCs/>
+        </w:rPr>
+        <w:t>Hostinger</w:t>
+      </w:r>
+      <w:proofErr w:type="spellEnd"/>
+      <w:r>
+        <w:t>, and assumes:</w:t>
+      </w:r>
+    </w:p>
+    <w:p>
+      <w:pPr>
+        <w:numPr>
+          <w:ilvl w:val="0"/>
+          <w:numId w:val="6"/>
+        </w:numPr>
+      </w:pPr>
+      <w:r>
+        <w:t>Multi</w:t>
+      </w:r>
+      <w:r>
+        <w:noBreakHyphen/>
+        <w:t>tenant</w:t>
+      </w:r>
+    </w:p>
+    <w:p>
+      <w:pPr>
+        <w:numPr>
+          <w:ilvl w:val="0"/>
+          <w:numId w:val="6"/>
+        </w:numPr>
+      </w:pPr>
+      <w:r>
+        <w:t>Cash</w:t>
+      </w:r>
+      <w:r>
+        <w:noBreakHyphen/>
+        <w:t>only</w:t>
+      </w:r>
+    </w:p>
+    <w:p>
+      <w:pPr>
+        <w:numPr>
+          <w:ilvl w:val="0"/>
+          <w:numId w:val="6"/>
+        </w:numPr>
+      </w:pPr>
+      <w:r>
+        <w:t>No SMS / WhatsApp</w:t>
+      </w:r>
+    </w:p>
+    <w:p>
+      <w:pPr>
+        <w:numPr>
+          <w:ilvl w:val="0"/>
+          <w:numId w:val="6"/>
+        </w:numPr>
+      </w:pPr>
+      <w:r>
+        <w:t>Web</w:t>
+      </w:r>
+      <w:r>
+        <w:noBreakHyphen/>
+        <w:t>only</w:t>
+      </w:r>
+    </w:p>
+    <w:p>
+      <w:pPr>
+        <w:numPr>
+          <w:ilvl w:val="0"/>
+          <w:numId w:val="6"/>
+        </w:numPr>
+      </w:pPr>
+      <w:r>
+        <w:t>AMC model</w:t>
+      </w:r>
+    </w:p>
+    <w:p>
+      <w:pPr>
+        <w:numPr>
+          <w:ilvl w:val="0"/>
+          <w:numId w:val="6"/>
+        </w:numPr>
+      </w:pPr>
+      <w:r>
+        <w:t>Reusable for multiple firms</w:t>
+      </w:r>
+    </w:p>
+    <w:p>
+      <w:r>
+        <w:pict w14:anchorId="09A46EC1">
+          <v:rect id="_x0000_i1116" style="width:0;height:1.5pt" o:hralign="center" o:hrstd="t" o:hr="t" fillcolor="#a0a0a0" stroked="f"/>
+        </w:pict>
+      </w:r>
+    </w:p>
+    <w:p>
+      <w:pPr>
+        <w:rPr>
+          <w:b/>
+          <w:bCs/>
+        </w:rPr>
+      </w:pPr>
+      <w:r>
+        <w:rPr>
+          <w:rFonts w:ascii="Segoe UI Emoji" w:hAnsi="Segoe UI Emoji" w:cs="Segoe UI Emoji"/>
+          <w:b/>
+          <w:bCs/>
+        </w:rPr>
+        <w:t>🚀</w:t>
+      </w:r>
+      <w:r>
+        <w:rPr>
+          <w:b/>
+          <w:bCs/>
+        </w:rPr>
+        <w:t xml:space="preserve"> Development Plan with AI Prompts</w:t>
+      </w:r>
+    </w:p>
+    <w:p>
+      <w:pPr>
+        <w:rPr>
+          <w:b/>
+          <w:bCs/>
+        </w:rPr>
+      </w:pPr>
+      <w:r>
+        <w:rPr>
+          <w:b/>
+          <w:bCs/>
+        </w:rPr>
+        <w:t>Auction / Chit Fund ERP (Multi</w:t>
+      </w:r>
+      <w:r>
+        <w:rPr>
+          <w:b/>
+          <w:bCs/>
+        </w:rPr>
+        <w:noBreakHyphen/>
+        <w:t>Tenant SaaS)</w:t>
+      </w:r>
+    </w:p>
+    <w:p>
+      <w:r>
+        <w:pict w14:anchorId="04399631">
+          <v:rect id="_x0000_i1117" style="width:0;height:1.5pt" o:hralign="center" o:hrstd="t" o:hr="t" fillcolor="#a0a0a0" stroked="f"/>
+        </w:pict>
+      </w:r>
+    </w:p>
+    <w:p>
+      <w:pPr>
+        <w:rPr>
+          <w:b/>
+          <w:bCs/>
+        </w:rPr>
+      </w:pPr>
+      <w:r>
+        <w:rPr>
+          <w:rFonts w:ascii="Segoe UI Emoji" w:hAnsi="Segoe UI Emoji" w:cs="Segoe UI Emoji"/>
+          <w:b/>
+          <w:bCs/>
+        </w:rPr>
+        <w:t>🟦</w:t>
+      </w:r>
+      <w:r>
+        <w:rPr>
+          <w:b/>
+          <w:bCs/>
+        </w:rPr>
+        <w:t xml:space="preserve"> PHASE 0 – Product Definition (Very Important)</w:t>
+      </w:r>
+    </w:p>
+    <w:p>
+      <w:pPr>
+        <w:rPr>
+          <w:b/>
+          <w:bCs/>
+        </w:rPr>
+      </w:pPr>
+      <w:r>
+        <w:rPr>
+          <w:rFonts w:ascii="Segoe UI Emoji" w:hAnsi="Segoe UI Emoji" w:cs="Segoe UI Emoji"/>
+          <w:b/>
+          <w:bCs/>
+        </w:rPr>
+        <w:t>✅</w:t>
+      </w:r>
+      <w:r>
+        <w:rPr>
+          <w:b/>
+          <w:bCs/>
+        </w:rPr>
+        <w:t xml:space="preserve"> Goals</w:t>
+      </w:r>
+    </w:p>
+    <w:p>
+      <w:pPr>
+        <w:numPr>
+          <w:ilvl w:val="0"/>
+          <w:numId w:val="7"/>
+        </w:numPr>
+      </w:pPr>
+      <w:r>
+        <w:t>Single product</w:t>
+      </w:r>
+    </w:p>
+    <w:p>
+      <w:pPr>
+        <w:numPr>
+          <w:ilvl w:val="0"/>
+          <w:numId w:val="7"/>
+        </w:numPr>
+      </w:pPr>
+      <w:r>
+        <w:t>Multiple firms</w:t>
+      </w:r>
+    </w:p>
+    <w:p>
+      <w:pPr>
+        <w:numPr>
+          <w:ilvl w:val="0"/>
+          <w:numId w:val="7"/>
+        </w:numPr>
+      </w:pPr>
+      <w:r>
+        <w:t>Data isolation</w:t>
+      </w:r>
+    </w:p>
+    <w:p>
+      <w:pPr>
+        <w:numPr>
+          <w:ilvl w:val="0"/>
+          <w:numId w:val="7"/>
+        </w:numPr>
+      </w:pPr>
+      <w:r>
+        <w:t>Reusable onboarding</w:t>
+      </w:r>
+    </w:p>
+    <w:p>
+      <w:pPr>
+        <w:rPr>
+          <w:b/>
+          <w:bCs/>
+        </w:rPr>
+      </w:pPr>
+      <w:r>
+        <w:rPr>
+          <w:rFonts w:ascii="Segoe UI Emoji" w:hAnsi="Segoe UI Emoji" w:cs="Segoe UI Emoji"/>
+          <w:b/>
+          <w:bCs/>
+        </w:rPr>
+        <w:t>✅</w:t>
+      </w:r>
+      <w:r>
+        <w:rPr>
+          <w:b/>
+          <w:bCs/>
+        </w:rPr>
+        <w:t xml:space="preserve"> Output</w:t>
+      </w:r>
+    </w:p>
+    <w:p>
+      <w:pPr>
+        <w:numPr>
+          <w:ilvl w:val="0"/>
+          <w:numId w:val="8"/>
+        </w:numPr>
+      </w:pPr>
+      <w:r>
+        <w:t>Clear functional scope</w:t>
+      </w:r>
+    </w:p>
+    <w:p>
+      <w:pPr>
+        <w:numPr>
+          <w:ilvl w:val="0"/>
+          <w:numId w:val="8"/>
+        </w:numPr>
+      </w:pPr>
+      <w:r>
+        <w:t>No feature creep</w:t>
+      </w:r>
+    </w:p>
+    <w:p>
+      <w:pPr>
+        <w:rPr>
+          <w:b/>
+          <w:bCs/>
+        </w:rPr>
+      </w:pPr>
+      <w:r>
+        <w:rPr>
+          <w:rFonts w:ascii="Segoe UI Emoji" w:hAnsi="Segoe UI Emoji" w:cs="Segoe UI Emoji"/>
+          <w:b/>
+          <w:bCs/>
+        </w:rPr>
+        <w:t>🧠</w:t>
+      </w:r>
+      <w:r>
+        <w:rPr>
+          <w:b/>
+          <w:bCs/>
+        </w:rPr>
+        <w:t xml:space="preserve"> AI Prompt</w:t>
+      </w:r>
+    </w:p>
+    <w:p>
+      <w:r>
+        <w:t>You are a product architect.</w:t>
+      </w:r>
+    </w:p>
+    <w:p/>
+    <w:p>
+      <w:r>
+        <w:t>Define the MVP scope for a multi-tenant Auction / Chit Fund ERP system</w:t>
+      </w:r>
+    </w:p>
+    <w:p>
+      <w:r>
+        <w:t>used by small foreman firms.</w:t>
+      </w:r>
+    </w:p>
+    <w:p/>
+    <w:p>
+      <w:r>
+        <w:t>Constraints:</w:t>
+      </w:r>
+    </w:p>
+    <w:p>
+      <w:r>
+        <w:t>- Cash-only operations</w:t>
+      </w:r>
+    </w:p>
+    <w:p>
+      <w:r>
+        <w:t>- No SMS, WhatsApp, or online payments</w:t>
+      </w:r>
+    </w:p>
+    <w:p>
+      <w:r>
+        <w:lastRenderedPageBreak/>
+        <w:t>- Web-only (PWA)</w:t>
+      </w:r>
+    </w:p>
+    <w:p>
+      <w:r>
+        <w:t>- Monthly auctions</w:t>
+      </w:r>
+    </w:p>
+    <w:p>
+      <w:r>
+        <w:t>- Foreman commission</w:t>
+      </w:r>
+    </w:p>
+    <w:p>
+      <w:r>
+        <w:t>- Audit-ready reporting</w:t>
+      </w:r>
+    </w:p>
+    <w:p/>
+    <w:p>
+      <w:r>
+        <w:t>Output:</w:t>
+      </w:r>
+    </w:p>
+    <w:p>
+      <w:r>
+        <w:t>- Core modules</w:t>
+      </w:r>
+    </w:p>
+    <w:p>
+      <w:r>
+        <w:t>- Excluded features</w:t>
+      </w:r>
+    </w:p>
+    <w:p>
+      <w:r>
+        <w:t>- Assumptions</w:t>
+      </w:r>
+    </w:p>
+    <w:p>
+      <w:r>
+        <w:pict w14:anchorId="3043927E">
+          <v:rect id="_x0000_i1118" style="width:0;height:1.5pt" o:hralign="center" o:hrstd="t" o:hr="t" fillcolor="#a0a0a0" stroked="f"/>
+        </w:pict>
+      </w:r>
+    </w:p>
+    <w:p>
+      <w:pPr>
+        <w:rPr>
+          <w:b/>
+          <w:bCs/>
+        </w:rPr>
+      </w:pPr>
+      <w:r>
+        <w:rPr>
+          <w:rFonts w:ascii="Segoe UI Emoji" w:hAnsi="Segoe UI Emoji" w:cs="Segoe UI Emoji"/>
+          <w:b/>
+          <w:bCs/>
+        </w:rPr>
+        <w:t>🟦</w:t>
+      </w:r>
+      <w:r>
+        <w:rPr>
+          <w:b/>
+          <w:bCs/>
+        </w:rPr>
+        <w:t xml:space="preserve"> PHASE 1 – Multi</w:t>
+      </w:r>
+      <w:r>
+        <w:rPr>
+          <w:b/>
+          <w:bCs/>
+        </w:rPr>
+        <w:noBreakHyphen/>
+        <w:t>Tenant Architecture Design</w:t>
+      </w:r>
+    </w:p>
+    <w:p>
+      <w:pPr>
+        <w:rPr>
+          <w:b/>
+          <w:bCs/>
+        </w:rPr>
+      </w:pPr>
+      <w:r>
+        <w:rPr>
+          <w:rFonts w:ascii="Segoe UI Emoji" w:hAnsi="Segoe UI Emoji" w:cs="Segoe UI Emoji"/>
+          <w:b/>
+          <w:bCs/>
+        </w:rPr>
+        <w:t>✅</w:t>
+      </w:r>
+      <w:r>
+        <w:rPr>
+          <w:b/>
+          <w:bCs/>
+        </w:rPr>
+        <w:t xml:space="preserve"> Goals</w:t>
+      </w:r>
+    </w:p>
+    <w:p>
+      <w:pPr>
+        <w:numPr>
+          <w:ilvl w:val="0"/>
+          <w:numId w:val="9"/>
+        </w:numPr>
+      </w:pPr>
+      <w:r>
+        <w:t>One codebase</w:t>
+      </w:r>
+    </w:p>
+    <w:p>
+      <w:pPr>
+        <w:numPr>
+          <w:ilvl w:val="0"/>
+          <w:numId w:val="9"/>
+        </w:numPr>
+      </w:pPr>
+      <w:r>
+        <w:t>Many firms</w:t>
+      </w:r>
+    </w:p>
+    <w:p>
+      <w:pPr>
+        <w:numPr>
+          <w:ilvl w:val="0"/>
+          <w:numId w:val="9"/>
+        </w:numPr>
+      </w:pPr>
+      <w:r>
+        <w:t>Strong isolation</w:t>
+      </w:r>
+    </w:p>
+    <w:p>
+      <w:pPr>
+        <w:rPr>
+          <w:b/>
+          <w:bCs/>
+        </w:rPr>
+      </w:pPr>
+      <w:r>
+        <w:rPr>
+          <w:rFonts w:ascii="Segoe UI Emoji" w:hAnsi="Segoe UI Emoji" w:cs="Segoe UI Emoji"/>
+          <w:b/>
+          <w:bCs/>
+        </w:rPr>
+        <w:t>✅</w:t>
+      </w:r>
+      <w:r>
+        <w:rPr>
+          <w:b/>
+          <w:bCs/>
+        </w:rPr>
+        <w:t xml:space="preserve"> Key Decisions</w:t>
+      </w:r>
+    </w:p>
+    <w:p>
+      <w:pPr>
+        <w:numPr>
+          <w:ilvl w:val="0"/>
+          <w:numId w:val="10"/>
+        </w:numPr>
+      </w:pPr>
+      <w:r>
+        <w:t>Tenant = firm</w:t>
+      </w:r>
+    </w:p>
+    <w:p>
+      <w:pPr>
+        <w:numPr>
+          <w:ilvl w:val="0"/>
+          <w:numId w:val="10"/>
+        </w:numPr>
+      </w:pPr>
+      <w:r>
+        <w:t xml:space="preserve">Every table has </w:t>
+      </w:r>
+      <w:proofErr w:type="spellStart"/>
+      <w:r>
+        <w:t>tenant_id</w:t>
+      </w:r>
+      <w:proofErr w:type="spellEnd"/>
+    </w:p>
+    <w:p>
+      <w:pPr>
+        <w:numPr>
+          <w:ilvl w:val="0"/>
+          <w:numId w:val="10"/>
+        </w:numPr>
+      </w:pPr>
+      <w:proofErr w:type="spellStart"/>
+      <w:r>
+        <w:t>Supabase</w:t>
+      </w:r>
+      <w:proofErr w:type="spellEnd"/>
+      <w:r>
+        <w:t xml:space="preserve"> Row Level Security (RLS)</w:t>
+      </w:r>
+    </w:p>
+    <w:p>
+      <w:pPr>
+        <w:rPr>
+          <w:b/>
+          <w:bCs/>
+        </w:rPr>
+      </w:pPr>
+      <w:r>
+        <w:rPr>
+          <w:rFonts w:ascii="Segoe UI Emoji" w:hAnsi="Segoe UI Emoji" w:cs="Segoe UI Emoji"/>
+          <w:b/>
+          <w:bCs/>
+        </w:rPr>
+        <w:t>🧠</w:t>
+      </w:r>
+      <w:r>
+        <w:rPr>
+          <w:b/>
+          <w:bCs/>
+        </w:rPr>
+        <w:t xml:space="preserve"> AI Prompt</w:t>
+      </w:r>
+    </w:p>
+    <w:p>
+      <w:r>
+        <w:t>Act as a SaaS architect.</w:t>
+      </w:r>
+    </w:p>
+    <w:p/>
+    <w:p>
+      <w:r>
+        <w:t xml:space="preserve">Design a multi-tenant architecture for a Next.js + </w:t>
+      </w:r>
+      <w:proofErr w:type="spellStart"/>
+      <w:r>
+        <w:t>Supabase</w:t>
+      </w:r>
+      <w:proofErr w:type="spellEnd"/>
+      <w:r>
+        <w:t xml:space="preserve"> application.</w:t>
+      </w:r>
+    </w:p>
+    <w:p/>
+    <w:p>
+      <w:r>
+        <w:t>Requirements:</w:t>
+      </w:r>
+    </w:p>
+    <w:p>
+      <w:r>
+        <w:t>- Strong tenant isolation</w:t>
+      </w:r>
+    </w:p>
+    <w:p>
+      <w:r>
+        <w:t xml:space="preserve">- Single </w:t>
+      </w:r>
+      <w:proofErr w:type="spellStart"/>
+      <w:r>
+        <w:t>Supabase</w:t>
+      </w:r>
+      <w:proofErr w:type="spellEnd"/>
+      <w:r>
+        <w:t xml:space="preserve"> project</w:t>
+      </w:r>
+    </w:p>
+    <w:p>
+      <w:r>
+        <w:t>- Row Level Security</w:t>
+      </w:r>
+    </w:p>
+    <w:p>
+      <w:r>
+        <w:t>- Foreman-level admin users</w:t>
+      </w:r>
+    </w:p>
+    <w:p/>
+    <w:p>
+      <w:r>
+        <w:t>Provide:</w:t>
+      </w:r>
+    </w:p>
+    <w:p>
+      <w:r>
+        <w:lastRenderedPageBreak/>
+        <w:t>- Database design strategy</w:t>
+      </w:r>
+    </w:p>
+    <w:p>
+      <w:r>
+        <w:t>- Tenant identification model</w:t>
+      </w:r>
+    </w:p>
+    <w:p>
+      <w:r>
+        <w:t>- Security boundaries</w:t>
+      </w:r>
+    </w:p>
+    <w:p>
+      <w:r>
+        <w:pict w14:anchorId="2B57CA8F">
+          <v:rect id="_x0000_i1119" style="width:0;height:1.5pt" o:hralign="center" o:hrstd="t" o:hr="t" fillcolor="#a0a0a0" stroked="f"/>
+        </w:pict>
+      </w:r>
+    </w:p>
+    <w:p>
+      <w:pPr>
+        <w:rPr>
+          <w:b/>
+          <w:bCs/>
+        </w:rPr>
+      </w:pPr>
+      <w:r>
+        <w:rPr>
+          <w:rFonts w:ascii="Segoe UI Emoji" w:hAnsi="Segoe UI Emoji" w:cs="Segoe UI Emoji"/>
+          <w:b/>
+          <w:bCs/>
+        </w:rPr>
+        <w:t>🟦</w:t>
+      </w:r>
+      <w:r>
+        <w:rPr>
+          <w:b/>
+          <w:bCs/>
+        </w:rPr>
+        <w:t xml:space="preserve"> PHASE 2 – Database Schema Design (</w:t>
+      </w:r>
+      <w:proofErr w:type="spellStart"/>
+      <w:r>
+        <w:rPr>
+          <w:b/>
+          <w:bCs/>
+        </w:rPr>
+        <w:t>Supabase</w:t>
+      </w:r>
+      <w:proofErr w:type="spellEnd"/>
+      <w:r>
+        <w:rPr>
+          <w:b/>
+          <w:bCs/>
+        </w:rPr>
+        <w:t>)</w:t>
+      </w:r>
+    </w:p>
+    <w:p>
+      <w:pPr>
+        <w:rPr>
+          <w:b/>
+          <w:bCs/>
+        </w:rPr>
+      </w:pPr>
+      <w:r>
+        <w:rPr>
+          <w:rFonts w:ascii="Segoe UI Emoji" w:hAnsi="Segoe UI Emoji" w:cs="Segoe UI Emoji"/>
+          <w:b/>
+          <w:bCs/>
+        </w:rPr>
+        <w:t>✅</w:t>
+      </w:r>
+      <w:r>
+        <w:rPr>
+          <w:b/>
+          <w:bCs/>
+        </w:rPr>
+        <w:t xml:space="preserve"> Entities</w:t>
+      </w:r>
+    </w:p>
+    <w:p>
+      <w:pPr>
+        <w:numPr>
+          <w:ilvl w:val="0"/>
+          <w:numId w:val="11"/>
+        </w:numPr>
+      </w:pPr>
+      <w:r>
+        <w:t>tenants</w:t>
+      </w:r>
+    </w:p>
+    <w:p>
+      <w:pPr>
+        <w:numPr>
+          <w:ilvl w:val="0"/>
+          <w:numId w:val="11"/>
+        </w:numPr>
+      </w:pPr>
+      <w:r>
+        <w:t>users</w:t>
+      </w:r>
+    </w:p>
+    <w:p>
+      <w:pPr>
+        <w:numPr>
+          <w:ilvl w:val="0"/>
+          <w:numId w:val="11"/>
+        </w:numPr>
+      </w:pPr>
+      <w:proofErr w:type="spellStart"/>
+      <w:r>
+        <w:t>chit_groups</w:t>
+      </w:r>
+      <w:proofErr w:type="spellEnd"/>
+    </w:p>
+    <w:p>
+      <w:pPr>
+        <w:numPr>
+          <w:ilvl w:val="0"/>
+          <w:numId w:val="11"/>
+        </w:numPr>
+      </w:pPr>
+      <w:r>
+        <w:t>members</w:t>
+      </w:r>
+    </w:p>
+    <w:p>
+      <w:pPr>
+        <w:numPr>
+          <w:ilvl w:val="0"/>
+          <w:numId w:val="11"/>
+        </w:numPr>
+      </w:pPr>
+      <w:r>
+        <w:t>auctions</w:t>
+      </w:r>
+    </w:p>
+    <w:p>
+      <w:pPr>
+        <w:numPr>
+          <w:ilvl w:val="0"/>
+          <w:numId w:val="11"/>
+        </w:numPr>
+      </w:pPr>
+      <w:r>
+        <w:t>payments (cash entries)</w:t>
+      </w:r>
+    </w:p>
+    <w:p>
+      <w:pPr>
+        <w:numPr>
+          <w:ilvl w:val="0"/>
+          <w:numId w:val="11"/>
+        </w:numPr>
+      </w:pPr>
+      <w:r>
+        <w:t>commissions</w:t>
+      </w:r>
+    </w:p>
+    <w:p>
+      <w:pPr>
+        <w:numPr>
+          <w:ilvl w:val="0"/>
+          <w:numId w:val="11"/>
+        </w:numPr>
+      </w:pPr>
+      <w:r>
+        <w:t>reports</w:t>
+      </w:r>
+    </w:p>
+    <w:p>
+      <w:pPr>
+        <w:rPr>
+          <w:b/>
+          <w:bCs/>
+        </w:rPr>
+      </w:pPr>
+      <w:r>
+        <w:rPr>
+          <w:rFonts w:ascii="Segoe UI Emoji" w:hAnsi="Segoe UI Emoji" w:cs="Segoe UI Emoji"/>
+          <w:b/>
+          <w:bCs/>
+        </w:rPr>
+        <w:t>🧠</w:t>
+      </w:r>
+      <w:r>
+        <w:rPr>
+          <w:b/>
+          <w:bCs/>
+        </w:rPr>
+        <w:t xml:space="preserve"> AI Prompt</w:t>
+      </w:r>
+    </w:p>
+    <w:p>
+      <w:r>
+        <w:t>Design a PostgreSQL schema for a multi-tenant Auction / Chit Fund ERP.</w:t>
+      </w:r>
+    </w:p>
+    <w:p/>
+    <w:p>
+      <w:r>
+        <w:t>Rules:</w:t>
+      </w:r>
+    </w:p>
+    <w:p>
+      <w:r>
+        <w:t>- Each record must belong to a tenant</w:t>
+      </w:r>
+    </w:p>
+    <w:p>
+      <w:r>
+        <w:t>- Monthly auction with discount amount</w:t>
+      </w:r>
+    </w:p>
+    <w:p>
+      <w:r>
+        <w:t>- Foreman commission (fixed or percentage)</w:t>
+      </w:r>
+    </w:p>
+    <w:p>
+      <w:r>
+        <w:t>- Audit history support</w:t>
+      </w:r>
+    </w:p>
+    <w:p/>
+    <w:p>
+      <w:r>
+        <w:t>Output:</w:t>
+      </w:r>
+    </w:p>
+    <w:p>
+      <w:r>
+        <w:t>- Table list</w:t>
+      </w:r>
+    </w:p>
+    <w:p>
+      <w:r>
+        <w:t>- Key fields</w:t>
+      </w:r>
+    </w:p>
+    <w:p>
+      <w:r>
+        <w:t>- Relationships</w:t>
+      </w:r>
+    </w:p>
+    <w:p>
+      <w:r>
+        <w:pict w14:anchorId="6202A12B">
+          <v:rect id="_x0000_i1120" style="width:0;height:1.5pt" o:hralign="center" o:hrstd="t" o:hr="t" fillcolor="#a0a0a0" stroked="f"/>
+        </w:pict>
+      </w:r>
+    </w:p>
+    <w:p>
+      <w:pPr>
+        <w:rPr>
+          <w:b/>
+          <w:bCs/>
+        </w:rPr>
+      </w:pPr>
+      <w:r>
+        <w:rPr>
+          <w:rFonts w:ascii="Segoe UI Emoji" w:hAnsi="Segoe UI Emoji" w:cs="Segoe UI Emoji"/>
+          <w:b/>
+          <w:bCs/>
+        </w:rPr>
+        <w:t>🟦</w:t>
+      </w:r>
+      <w:r>
+        <w:rPr>
+          <w:b/>
+          <w:bCs/>
+        </w:rPr>
+        <w:t xml:space="preserve"> PHASE 3 – Security (RLS is CRITICAL)</w:t>
+      </w:r>
+    </w:p>
+    <w:p>
+      <w:pPr>
+        <w:rPr>
+          <w:b/>
+          <w:bCs/>
+        </w:rPr>
+      </w:pPr>
+      <w:r>
+        <w:rPr>
+          <w:rFonts w:ascii="Segoe UI Emoji" w:hAnsi="Segoe UI Emoji" w:cs="Segoe UI Emoji"/>
+          <w:b/>
+          <w:bCs/>
+        </w:rPr>
+        <w:t>✅</w:t>
+      </w:r>
+      <w:r>
+        <w:rPr>
+          <w:b/>
+          <w:bCs/>
+        </w:rPr>
+        <w:t xml:space="preserve"> Goals</w:t>
+      </w:r>
+    </w:p>
+    <w:p>
+      <w:pPr>
+        <w:numPr>
+          <w:ilvl w:val="0"/>
+          <w:numId w:val="12"/>
+        </w:numPr>
+      </w:pPr>
+      <w:r>
+        <w:t>A tenant can see ONLY their data</w:t>
+      </w:r>
+    </w:p>
+    <w:p>
+      <w:pPr>
+        <w:numPr>
+          <w:ilvl w:val="0"/>
+          <w:numId w:val="12"/>
+        </w:numPr>
+      </w:pPr>
+      <w:r>
+        <w:lastRenderedPageBreak/>
+        <w:t>No accidental leakage</w:t>
+      </w:r>
+    </w:p>
+    <w:p>
+      <w:pPr>
+        <w:rPr>
+          <w:b/>
+          <w:bCs/>
+        </w:rPr>
+      </w:pPr>
+      <w:r>
+        <w:rPr>
+          <w:rFonts w:ascii="Segoe UI Emoji" w:hAnsi="Segoe UI Emoji" w:cs="Segoe UI Emoji"/>
+          <w:b/>
+          <w:bCs/>
+        </w:rPr>
+        <w:t>🧠</w:t>
+      </w:r>
+      <w:r>
+        <w:rPr>
+          <w:b/>
+          <w:bCs/>
+        </w:rPr>
+        <w:t xml:space="preserve"> AI Prompt</w:t>
+      </w:r>
+    </w:p>
+    <w:p>
+      <w:r>
+        <w:t xml:space="preserve">Write </w:t>
+      </w:r>
+      <w:proofErr w:type="spellStart"/>
+      <w:r>
+        <w:t>Supabase</w:t>
+      </w:r>
+      <w:proofErr w:type="spellEnd"/>
+      <w:r>
+        <w:t xml:space="preserve"> Row Level Security (RLS) policies</w:t>
+      </w:r>
+    </w:p>
+    <w:p>
+      <w:r>
+        <w:t>for a multi-tenant application.</w:t>
+      </w:r>
+    </w:p>
+    <w:p/>
+    <w:p>
+      <w:r>
+        <w:t>Assumptions:</w:t>
+      </w:r>
+    </w:p>
+    <w:p>
+      <w:r>
+        <w:t xml:space="preserve">- auth.users.id = </w:t>
+      </w:r>
+      <w:proofErr w:type="spellStart"/>
+      <w:r>
+        <w:t>user_id</w:t>
+      </w:r>
+      <w:proofErr w:type="spellEnd"/>
+    </w:p>
+    <w:p>
+      <w:r>
+        <w:t xml:space="preserve">- users table has </w:t>
+      </w:r>
+      <w:proofErr w:type="spellStart"/>
+      <w:r>
+        <w:t>tenant_id</w:t>
+      </w:r>
+      <w:proofErr w:type="spellEnd"/>
+    </w:p>
+    <w:p>
+      <w:r>
+        <w:t xml:space="preserve">- data tables include </w:t>
+      </w:r>
+      <w:proofErr w:type="spellStart"/>
+      <w:r>
+        <w:t>tenant_id</w:t>
+      </w:r>
+      <w:proofErr w:type="spellEnd"/>
+    </w:p>
+    <w:p/>
+    <w:p>
+      <w:r>
+        <w:t>Output:</w:t>
+      </w:r>
+    </w:p>
+    <w:p>
+      <w:r>
+        <w:t>- RLS logic explanation</w:t>
+      </w:r>
+    </w:p>
+    <w:p>
+      <w:r>
+        <w:t>- Example policies</w:t>
+      </w:r>
+    </w:p>
+    <w:p>
+      <w:r>
+        <w:rPr>
+          <w:rFonts w:ascii="Segoe UI Emoji" w:hAnsi="Segoe UI Emoji" w:cs="Segoe UI Emoji"/>
+        </w:rPr>
+        <w:t>✅</w:t>
+      </w:r>
+      <w:r>
+        <w:t xml:space="preserve"> </w:t>
+      </w:r>
+      <w:r>
+        <w:rPr>
+          <w:b/>
+          <w:bCs/>
+        </w:rPr>
+        <w:t>Never skip this phase.</w:t>
+      </w:r>
+    </w:p>
+    <w:p>
+      <w:r>
+        <w:pict w14:anchorId="19EDEAEE">
+          <v:rect id="_x0000_i1121" style="width:0;height:1.5pt" o:hralign="center" o:hrstd="t" o:hr="t" fillcolor="#a0a0a0" stroked="f"/>
+        </w:pict>
+      </w:r>
+    </w:p>
+    <w:p>
+      <w:pPr>
+        <w:rPr>
+          <w:b/>
+          <w:bCs/>
+        </w:rPr>
+      </w:pPr>
+      <w:r>
+        <w:rPr>
+          <w:rFonts w:ascii="Segoe UI Emoji" w:hAnsi="Segoe UI Emoji" w:cs="Segoe UI Emoji"/>
+          <w:b/>
+          <w:bCs/>
+        </w:rPr>
+        <w:t>🟦</w:t>
+      </w:r>
+      <w:r>
+        <w:rPr>
+          <w:b/>
+          <w:bCs/>
+        </w:rPr>
+        <w:t xml:space="preserve"> PHASE 4 – Authentication &amp; Roles</w:t>
+      </w:r>
+    </w:p>
+    <w:p>
+      <w:pPr>
+        <w:rPr>
+          <w:b/>
+          <w:bCs/>
+        </w:rPr>
+      </w:pPr>
+      <w:r>
+        <w:rPr>
+          <w:rFonts w:ascii="Segoe UI Emoji" w:hAnsi="Segoe UI Emoji" w:cs="Segoe UI Emoji"/>
+          <w:b/>
+          <w:bCs/>
+        </w:rPr>
+        <w:t>✅</w:t>
+      </w:r>
+      <w:r>
+        <w:rPr>
+          <w:b/>
+          <w:bCs/>
+        </w:rPr>
+        <w:t xml:space="preserve"> Roles</w:t>
+      </w:r>
+    </w:p>
+    <w:p>
+      <w:pPr>
+        <w:numPr>
+          <w:ilvl w:val="0"/>
+          <w:numId w:val="13"/>
+        </w:numPr>
+      </w:pPr>
+      <w:r>
+        <w:t>Foreman Admin</w:t>
+      </w:r>
+    </w:p>
+    <w:p>
+      <w:pPr>
+        <w:numPr>
+          <w:ilvl w:val="0"/>
+          <w:numId w:val="13"/>
+        </w:numPr>
+      </w:pPr>
+      <w:r>
+        <w:t>Staff (optional later)</w:t>
+      </w:r>
+    </w:p>
+    <w:p>
+      <w:pPr>
+        <w:rPr>
+          <w:b/>
+          <w:bCs/>
+        </w:rPr>
+      </w:pPr>
+      <w:r>
+        <w:rPr>
+          <w:rFonts w:ascii="Segoe UI Emoji" w:hAnsi="Segoe UI Emoji" w:cs="Segoe UI Emoji"/>
+          <w:b/>
+          <w:bCs/>
+        </w:rPr>
+        <w:t>🧠</w:t>
+      </w:r>
+      <w:r>
+        <w:rPr>
+          <w:b/>
+          <w:bCs/>
+        </w:rPr>
+        <w:t xml:space="preserve"> AI Prompt</w:t>
+      </w:r>
+    </w:p>
+    <w:p>
+      <w:r>
+        <w:t>Design an authentication and role-based access system</w:t>
+      </w:r>
+    </w:p>
+    <w:p>
+      <w:r>
+        <w:t xml:space="preserve">using </w:t>
+      </w:r>
+      <w:proofErr w:type="spellStart"/>
+      <w:r>
+        <w:t>Supabase</w:t>
+      </w:r>
+      <w:proofErr w:type="spellEnd"/>
+      <w:r>
+        <w:t xml:space="preserve"> Auth for a foreman-based ERP.</w:t>
+      </w:r>
+    </w:p>
+    <w:p/>
+    <w:p>
+      <w:r>
+        <w:t>Requirements:</w:t>
+      </w:r>
+    </w:p>
+    <w:p>
+      <w:r>
+        <w:t>- Foreman admin login</w:t>
+      </w:r>
+    </w:p>
+    <w:p>
+      <w:r>
+        <w:t>- One admin per tenant</w:t>
+      </w:r>
+    </w:p>
+    <w:p>
+      <w:r>
+        <w:t>- Secure onboarding</w:t>
+      </w:r>
+    </w:p>
+    <w:p>
+      <w:r>
+        <w:t>- Password reset enforcement on first login</w:t>
+      </w:r>
+    </w:p>
+    <w:p>
+      <w:r>
+        <w:pict w14:anchorId="575A6D0C">
+          <v:rect id="_x0000_i1122" style="width:0;height:1.5pt" o:hralign="center" o:hrstd="t" o:hr="t" fillcolor="#a0a0a0" stroked="f"/>
+        </w:pict>
+      </w:r>
+    </w:p>
+    <w:p>
+      <w:pPr>
+        <w:rPr>
+          <w:b/>
+          <w:bCs/>
+        </w:rPr>
+      </w:pPr>
+      <w:r>
+        <w:rPr>
+          <w:rFonts w:ascii="Segoe UI Emoji" w:hAnsi="Segoe UI Emoji" w:cs="Segoe UI Emoji"/>
+          <w:b/>
+          <w:bCs/>
+        </w:rPr>
+        <w:t>🟦</w:t>
+      </w:r>
+      <w:r>
+        <w:rPr>
+          <w:b/>
+          <w:bCs/>
+        </w:rPr>
+        <w:t xml:space="preserve"> PHASE 5 – Backend Business Logic</w:t>
+      </w:r>
+    </w:p>
+    <w:p>
+      <w:pPr>
+        <w:rPr>
+          <w:b/>
+          <w:bCs/>
+        </w:rPr>
+      </w:pPr>
+      <w:r>
+        <w:rPr>
+          <w:rFonts w:ascii="Segoe UI Emoji" w:hAnsi="Segoe UI Emoji" w:cs="Segoe UI Emoji"/>
+          <w:b/>
+          <w:bCs/>
+        </w:rPr>
+        <w:lastRenderedPageBreak/>
+        <w:t>✅</w:t>
+      </w:r>
+      <w:r>
+        <w:rPr>
+          <w:b/>
+          <w:bCs/>
+        </w:rPr>
+        <w:t xml:space="preserve"> Core Calculations</w:t>
+      </w:r>
+    </w:p>
+    <w:p>
+      <w:pPr>
+        <w:numPr>
+          <w:ilvl w:val="0"/>
+          <w:numId w:val="14"/>
+        </w:numPr>
+      </w:pPr>
+      <w:r>
+        <w:t>Auction discount</w:t>
+      </w:r>
+    </w:p>
+    <w:p>
+      <w:pPr>
+        <w:numPr>
+          <w:ilvl w:val="0"/>
+          <w:numId w:val="14"/>
+        </w:numPr>
+      </w:pPr>
+      <w:r>
+        <w:t>Total discount pool</w:t>
+      </w:r>
+    </w:p>
+    <w:p>
+      <w:pPr>
+        <w:numPr>
+          <w:ilvl w:val="0"/>
+          <w:numId w:val="14"/>
+        </w:numPr>
+      </w:pPr>
+      <w:r>
+        <w:t>Dividend per member</w:t>
+      </w:r>
+    </w:p>
+    <w:p>
+      <w:pPr>
+        <w:numPr>
+          <w:ilvl w:val="0"/>
+          <w:numId w:val="14"/>
+        </w:numPr>
+      </w:pPr>
+      <w:r>
+        <w:t>Foreman commission</w:t>
+      </w:r>
+    </w:p>
+    <w:p>
+      <w:pPr>
+        <w:numPr>
+          <w:ilvl w:val="0"/>
+          <w:numId w:val="14"/>
+        </w:numPr>
+      </w:pPr>
+      <w:r>
+        <w:t>Net payout</w:t>
+      </w:r>
+    </w:p>
+    <w:p>
+      <w:pPr>
+        <w:rPr>
+          <w:b/>
+          <w:bCs/>
+        </w:rPr>
+      </w:pPr>
+      <w:r>
+        <w:rPr>
+          <w:rFonts w:ascii="Segoe UI Emoji" w:hAnsi="Segoe UI Emoji" w:cs="Segoe UI Emoji"/>
+          <w:b/>
+          <w:bCs/>
+        </w:rPr>
+        <w:t>🧠</w:t>
+      </w:r>
+      <w:r>
+        <w:rPr>
+          <w:b/>
+          <w:bCs/>
+        </w:rPr>
+        <w:t xml:space="preserve"> AI Prompt</w:t>
+      </w:r>
+    </w:p>
+    <w:p>
+      <w:r>
+        <w:t>Implement business logic for an auction chit system.</w:t>
+      </w:r>
+    </w:p>
+    <w:p/>
+    <w:p>
+      <w:r>
+        <w:t>Input:</w:t>
+      </w:r>
+    </w:p>
+    <w:p>
+      <w:r>
+        <w:t>- Chit value</w:t>
+      </w:r>
+    </w:p>
+    <w:p>
+      <w:r>
+        <w:t>- Number of members</w:t>
+      </w:r>
+    </w:p>
+    <w:p>
+      <w:r>
+        <w:t>- Monthly auction discount</w:t>
+      </w:r>
+    </w:p>
+    <w:p>
+      <w:r>
+        <w:t>- Foreman commission rule</w:t>
+      </w:r>
+    </w:p>
+    <w:p/>
+    <w:p>
+      <w:r>
+        <w:t>Output:</w:t>
+      </w:r>
+    </w:p>
+    <w:p>
+      <w:r>
+        <w:t>- Calculation steps</w:t>
+      </w:r>
+    </w:p>
+    <w:p>
+      <w:r>
+        <w:t>- Edge cases</w:t>
+      </w:r>
+    </w:p>
+    <w:p>
+      <w:r>
+        <w:t>- Validation rules</w:t>
+      </w:r>
+    </w:p>
+    <w:p>
+      <w:r>
+        <w:pict w14:anchorId="4316553A">
+          <v:rect id="_x0000_i1123" style="width:0;height:1.5pt" o:hralign="center" o:hrstd="t" o:hr="t" fillcolor="#a0a0a0" stroked="f"/>
+        </w:pict>
+      </w:r>
+    </w:p>
+    <w:p>
+      <w:pPr>
+        <w:rPr>
+          <w:b/>
+          <w:bCs/>
+        </w:rPr>
+      </w:pPr>
+      <w:r>
+        <w:rPr>
+          <w:rFonts w:ascii="Segoe UI Emoji" w:hAnsi="Segoe UI Emoji" w:cs="Segoe UI Emoji"/>
+          <w:b/>
+          <w:bCs/>
+        </w:rPr>
+        <w:t>🟦</w:t>
+      </w:r>
+      <w:r>
+        <w:rPr>
+          <w:b/>
+          <w:bCs/>
+        </w:rPr>
+        <w:t xml:space="preserve"> PHASE 6 – Frontend (Next.js + PWA)</w:t>
+      </w:r>
+    </w:p>
+    <w:p>
+      <w:pPr>
+        <w:rPr>
+          <w:b/>
+          <w:bCs/>
+        </w:rPr>
+      </w:pPr>
+      <w:r>
+        <w:rPr>
+          <w:rFonts w:ascii="Segoe UI Emoji" w:hAnsi="Segoe UI Emoji" w:cs="Segoe UI Emoji"/>
+          <w:b/>
+          <w:bCs/>
+        </w:rPr>
+        <w:t>✅</w:t>
+      </w:r>
+      <w:r>
+        <w:rPr>
+          <w:b/>
+          <w:bCs/>
+        </w:rPr>
+        <w:t xml:space="preserve"> Pages</w:t>
+      </w:r>
+    </w:p>
+    <w:p>
+      <w:pPr>
+        <w:numPr>
+          <w:ilvl w:val="0"/>
+          <w:numId w:val="15"/>
+        </w:numPr>
+      </w:pPr>
+      <w:r>
+        <w:t>Login</w:t>
+      </w:r>
+    </w:p>
+    <w:p>
+      <w:pPr>
+        <w:numPr>
+          <w:ilvl w:val="0"/>
+          <w:numId w:val="15"/>
+        </w:numPr>
+      </w:pPr>
+      <w:r>
+        <w:t>Dashboard</w:t>
+      </w:r>
+    </w:p>
+    <w:p>
+      <w:pPr>
+        <w:numPr>
+          <w:ilvl w:val="0"/>
+          <w:numId w:val="15"/>
+        </w:numPr>
+      </w:pPr>
+      <w:r>
+        <w:t>Chit Groups</w:t>
+      </w:r>
+    </w:p>
+    <w:p>
+      <w:pPr>
+        <w:numPr>
+          <w:ilvl w:val="0"/>
+          <w:numId w:val="15"/>
+        </w:numPr>
+      </w:pPr>
+      <w:r>
+        <w:t>Members</w:t>
+      </w:r>
+    </w:p>
+    <w:p>
+      <w:pPr>
+        <w:numPr>
+          <w:ilvl w:val="0"/>
+          <w:numId w:val="15"/>
+        </w:numPr>
+      </w:pPr>
+      <w:r>
+        <w:t>Auction Entry</w:t>
+      </w:r>
+    </w:p>
+    <w:p>
+      <w:pPr>
+        <w:numPr>
+          <w:ilvl w:val="0"/>
+          <w:numId w:val="15"/>
+        </w:numPr>
+      </w:pPr>
+      <w:r>
+        <w:t>Reports</w:t>
+      </w:r>
+    </w:p>
+    <w:p>
+      <w:pPr>
+        <w:rPr>
+          <w:b/>
+          <w:bCs/>
+        </w:rPr>
+      </w:pPr>
+      <w:r>
+        <w:rPr>
+          <w:rFonts w:ascii="Segoe UI Emoji" w:hAnsi="Segoe UI Emoji" w:cs="Segoe UI Emoji"/>
+          <w:b/>
+          <w:bCs/>
+        </w:rPr>
+        <w:t>🧠</w:t>
+      </w:r>
+      <w:r>
+        <w:rPr>
+          <w:b/>
+          <w:bCs/>
+        </w:rPr>
+        <w:t xml:space="preserve"> AI Prompt</w:t>
+      </w:r>
+    </w:p>
+    <w:p>
+      <w:r>
+        <w:t>Design a Next.js App Router structure</w:t>
+      </w:r>
+    </w:p>
+    <w:p>
+      <w:r>
+        <w:t>for an Auction / Chit Fund ERP.</w:t>
+      </w:r>
+    </w:p>
+    <w:p/>
+    <w:p>
+      <w:r>
+        <w:t>Include:</w:t>
+      </w:r>
+    </w:p>
+    <w:p>
+      <w:r>
+        <w:t>- Auth-protected routes</w:t>
+      </w:r>
+    </w:p>
+    <w:p>
+      <w:r>
+        <w:t>- Multi-tenant handling</w:t>
+      </w:r>
+    </w:p>
+    <w:p>
+      <w:r>
+        <w:t>- Simple, foreman-friendly UI</w:t>
+      </w:r>
+    </w:p>
+    <w:p>
+      <w:r>
+        <w:t>- PWA support</w:t>
+      </w:r>
+    </w:p>
+    <w:p>
+      <w:r>
+        <w:pict w14:anchorId="4AD0732D">
+          <v:rect id="_x0000_i1124" style="width:0;height:1.5pt" o:hralign="center" o:hrstd="t" o:hr="t" fillcolor="#a0a0a0" stroked="f"/>
+        </w:pict>
+      </w:r>
+    </w:p>
+    <w:p>
+      <w:pPr>
+        <w:rPr>
+          <w:b/>
+          <w:bCs/>
+        </w:rPr>
+      </w:pPr>
+      <w:r>
+        <w:rPr>
+          <w:rFonts w:ascii="Segoe UI Emoji" w:hAnsi="Segoe UI Emoji" w:cs="Segoe UI Emoji"/>
+          <w:b/>
+          <w:bCs/>
+        </w:rPr>
+        <w:t>🟦</w:t>
+      </w:r>
+      <w:r>
+        <w:rPr>
+          <w:b/>
+          <w:bCs/>
+        </w:rPr>
+        <w:t xml:space="preserve"> PHASE 7 – Reporting &amp; Audits</w:t>
+      </w:r>
+    </w:p>
+    <w:p>
+      <w:pPr>
+        <w:rPr>
+          <w:b/>
+          <w:bCs/>
+        </w:rPr>
+      </w:pPr>
+      <w:r>
+        <w:rPr>
+          <w:rFonts w:ascii="Segoe UI Emoji" w:hAnsi="Segoe UI Emoji" w:cs="Segoe UI Emoji"/>
+          <w:b/>
+          <w:bCs/>
+        </w:rPr>
+        <w:t>✅</w:t>
+      </w:r>
+      <w:r>
+        <w:rPr>
+          <w:b/>
+          <w:bCs/>
+        </w:rPr>
+        <w:t xml:space="preserve"> Reports</w:t>
+      </w:r>
+    </w:p>
+    <w:p>
+      <w:pPr>
+        <w:numPr>
+          <w:ilvl w:val="0"/>
+          <w:numId w:val="16"/>
+        </w:numPr>
+      </w:pPr>
+      <w:r>
+        <w:t>Monthly auction summary</w:t>
+      </w:r>
+    </w:p>
+    <w:p>
+      <w:pPr>
+        <w:numPr>
+          <w:ilvl w:val="0"/>
+          <w:numId w:val="16"/>
+        </w:numPr>
+      </w:pPr>
+      <w:r>
+        <w:t>Member ledger</w:t>
+      </w:r>
+    </w:p>
+    <w:p>
+      <w:pPr>
+        <w:numPr>
+          <w:ilvl w:val="0"/>
+          <w:numId w:val="16"/>
+        </w:numPr>
+      </w:pPr>
+      <w:r>
+        <w:t>Commission report</w:t>
+      </w:r>
+    </w:p>
+    <w:p>
+      <w:pPr>
+        <w:numPr>
+          <w:ilvl w:val="0"/>
+          <w:numId w:val="16"/>
+        </w:numPr>
+      </w:pPr>
+      <w:r>
+        <w:t>Export (Excel / PDF)</w:t>
+      </w:r>
+    </w:p>
+    <w:p>
+      <w:pPr>
+        <w:rPr>
+          <w:b/>
+          <w:bCs/>
+        </w:rPr>
+      </w:pPr>
+      <w:r>
+        <w:rPr>
+          <w:rFonts w:ascii="Segoe UI Emoji" w:hAnsi="Segoe UI Emoji" w:cs="Segoe UI Emoji"/>
+          <w:b/>
+          <w:bCs/>
+        </w:rPr>
+        <w:t>🧠</w:t>
+      </w:r>
+      <w:r>
+        <w:rPr>
+          <w:b/>
+          <w:bCs/>
+        </w:rPr>
+        <w:t xml:space="preserve"> AI Prompt</w:t>
+      </w:r>
+    </w:p>
+    <w:p>
+      <w:r>
+        <w:t>Design reporting requirements for a chit fund ERP</w:t>
+      </w:r>
+    </w:p>
+    <w:p>
+      <w:r>
+        <w:t>used in cash-based foreman firms.</w:t>
+      </w:r>
+    </w:p>
+    <w:p/>
+    <w:p>
+      <w:r>
+        <w:t>Focus on:</w:t>
+      </w:r>
+    </w:p>
+    <w:p>
+      <w:r>
+        <w:t>- Clarity</w:t>
+      </w:r>
+    </w:p>
+    <w:p>
+      <w:r>
+        <w:t>- Audit readiness</w:t>
+      </w:r>
+    </w:p>
+    <w:p>
+      <w:r>
+        <w:t>- Easy Excel export</w:t>
+      </w:r>
+    </w:p>
+    <w:p>
+      <w:r>
+        <w:pict w14:anchorId="39DF6EC6">
+          <v:rect id="_x0000_i1125" style="width:0;height:1.5pt" o:hralign="center" o:hrstd="t" o:hr="t" fillcolor="#a0a0a0" stroked="f"/>
+        </w:pict>
+      </w:r>
+    </w:p>
+    <w:p>
+      <w:pPr>
+        <w:rPr>
+          <w:b/>
+          <w:bCs/>
+        </w:rPr>
+      </w:pPr>
+      <w:r>
+        <w:rPr>
+          <w:rFonts w:ascii="Segoe UI Emoji" w:hAnsi="Segoe UI Emoji" w:cs="Segoe UI Emoji"/>
+          <w:b/>
+          <w:bCs/>
+        </w:rPr>
+        <w:t>🟦</w:t>
+      </w:r>
+      <w:r>
+        <w:rPr>
+          <w:b/>
+          <w:bCs/>
+        </w:rPr>
+        <w:t xml:space="preserve"> PHASE 8 – Deployment &amp; Hosting</w:t>
+      </w:r>
+    </w:p>
+    <w:p>
+      <w:pPr>
+        <w:rPr>
+          <w:b/>
+          <w:bCs/>
+        </w:rPr>
+      </w:pPr>
+      <w:r>
+        <w:rPr>
+          <w:rFonts w:ascii="Segoe UI Emoji" w:hAnsi="Segoe UI Emoji" w:cs="Segoe UI Emoji"/>
+          <w:b/>
+          <w:bCs/>
+        </w:rPr>
+        <w:t>✅</w:t>
+      </w:r>
+      <w:r>
+        <w:rPr>
+          <w:b/>
+          <w:bCs/>
+        </w:rPr>
+        <w:t xml:space="preserve"> Environment</w:t>
+      </w:r>
+    </w:p>
+    <w:p>
+      <w:pPr>
+        <w:numPr>
+          <w:ilvl w:val="0"/>
+          <w:numId w:val="17"/>
+        </w:numPr>
+      </w:pPr>
+      <w:proofErr w:type="spellStart"/>
+      <w:r>
+        <w:t>Hostinger</w:t>
+      </w:r>
+      <w:proofErr w:type="spellEnd"/>
+      <w:r>
+        <w:t xml:space="preserve"> Web Apps Hosting</w:t>
+      </w:r>
+    </w:p>
+    <w:p>
+      <w:pPr>
+        <w:numPr>
+          <w:ilvl w:val="0"/>
+          <w:numId w:val="17"/>
+        </w:numPr>
+      </w:pPr>
+      <w:proofErr w:type="spellStart"/>
+      <w:r>
+        <w:t>Supabase</w:t>
+      </w:r>
+      <w:proofErr w:type="spellEnd"/>
+      <w:r>
+        <w:t xml:space="preserve"> backend</w:t>
+      </w:r>
+    </w:p>
+    <w:p>
+      <w:pPr>
+        <w:rPr>
+          <w:b/>
+          <w:bCs/>
+        </w:rPr>
+      </w:pPr>
+      <w:r>
+        <w:rPr>
+          <w:rFonts w:ascii="Segoe UI Emoji" w:hAnsi="Segoe UI Emoji" w:cs="Segoe UI Emoji"/>
+          <w:b/>
+          <w:bCs/>
+        </w:rPr>
+        <w:t>🧠</w:t>
+      </w:r>
+      <w:r>
+        <w:rPr>
+          <w:b/>
+          <w:bCs/>
+        </w:rPr>
+        <w:t xml:space="preserve"> AI Prompt</w:t>
+      </w:r>
+    </w:p>
+    <w:p>
+      <w:r>
+        <w:t>Provide a deployment checklist for a Next.js PWA</w:t>
+      </w:r>
+    </w:p>
+    <w:p>
+      <w:r>
+        <w:t xml:space="preserve">hosted on </w:t>
+      </w:r>
+      <w:proofErr w:type="spellStart"/>
+      <w:r>
+        <w:t>Hostinger</w:t>
+      </w:r>
+      <w:proofErr w:type="spellEnd"/>
+      <w:r>
+        <w:t xml:space="preserve"> Web Apps Hosting</w:t>
+      </w:r>
+    </w:p>
+    <w:p>
+      <w:r>
+        <w:t xml:space="preserve">with </w:t>
+      </w:r>
+      <w:proofErr w:type="spellStart"/>
+      <w:r>
+        <w:t>Supabase</w:t>
+      </w:r>
+      <w:proofErr w:type="spellEnd"/>
+      <w:r>
+        <w:t xml:space="preserve"> as backend.</w:t>
+      </w:r>
+    </w:p>
+    <w:p/>
+    <w:p>
+      <w:r>
+        <w:t>Include:</w:t>
+      </w:r>
+    </w:p>
+    <w:p>
+      <w:r>
+        <w:t>- Environment variables</w:t>
+      </w:r>
+    </w:p>
+    <w:p>
+      <w:r>
+        <w:t>- Build steps</w:t>
+      </w:r>
+    </w:p>
+    <w:p>
+      <w:r>
+        <w:t>- Security checks</w:t>
+      </w:r>
+    </w:p>
+    <w:p>
+      <w:r>
+        <w:pict w14:anchorId="4BA96B36">
+          <v:rect id="_x0000_i1126" style="width:0;height:1.5pt" o:hralign="center" o:hrstd="t" o:hr="t" fillcolor="#a0a0a0" stroked="f"/>
+        </w:pict>
+      </w:r>
+    </w:p>
+    <w:p>
+      <w:pPr>
+        <w:rPr>
+          <w:b/>
+          <w:bCs/>
+        </w:rPr>
+      </w:pPr>
+      <w:r>
+        <w:rPr>
+          <w:rFonts w:ascii="Segoe UI Emoji" w:hAnsi="Segoe UI Emoji" w:cs="Segoe UI Emoji"/>
+          <w:b/>
+          <w:bCs/>
+        </w:rPr>
+        <w:t>🟦</w:t>
+      </w:r>
+      <w:r>
+        <w:rPr>
+          <w:b/>
+          <w:bCs/>
+        </w:rPr>
+        <w:t xml:space="preserve"> PHASE 9 – Client Onboarding Automation</w:t>
+      </w:r>
+    </w:p>
+    <w:p>
+      <w:pPr>
+        <w:rPr>
+          <w:b/>
+          <w:bCs/>
+        </w:rPr>
+      </w:pPr>
+      <w:r>
+        <w:rPr>
+          <w:rFonts w:ascii="Segoe UI Emoji" w:hAnsi="Segoe UI Emoji" w:cs="Segoe UI Emoji"/>
+          <w:b/>
+          <w:bCs/>
+        </w:rPr>
+        <w:t>✅</w:t>
+      </w:r>
+      <w:r>
+        <w:rPr>
+          <w:b/>
+          <w:bCs/>
+        </w:rPr>
+        <w:t xml:space="preserve"> Steps</w:t>
+      </w:r>
+    </w:p>
+    <w:p>
+      <w:pPr>
+        <w:numPr>
+          <w:ilvl w:val="0"/>
+          <w:numId w:val="18"/>
+        </w:numPr>
+      </w:pPr>
+      <w:r>
+        <w:t>Tenant creation</w:t>
+      </w:r>
+    </w:p>
+    <w:p>
+      <w:pPr>
+        <w:numPr>
+          <w:ilvl w:val="0"/>
+          <w:numId w:val="18"/>
+        </w:numPr>
+      </w:pPr>
+      <w:r>
+        <w:t>Admin user creation</w:t>
+      </w:r>
+    </w:p>
+    <w:p>
+      <w:pPr>
+        <w:numPr>
+          <w:ilvl w:val="0"/>
+          <w:numId w:val="18"/>
+        </w:numPr>
+      </w:pPr>
+      <w:r>
+        <w:t>First login reset</w:t>
+      </w:r>
+    </w:p>
+    <w:p>
+      <w:pPr>
+        <w:numPr>
+          <w:ilvl w:val="0"/>
+          <w:numId w:val="18"/>
+        </w:numPr>
+      </w:pPr>
+      <w:r>
+        <w:t>Sample data (optional)</w:t>
+      </w:r>
+    </w:p>
+    <w:p>
+      <w:pPr>
+        <w:rPr>
+          <w:b/>
+          <w:bCs/>
+        </w:rPr>
+      </w:pPr>
+      <w:r>
+        <w:rPr>
+          <w:rFonts w:ascii="Segoe UI Emoji" w:hAnsi="Segoe UI Emoji" w:cs="Segoe UI Emoji"/>
+          <w:b/>
+          <w:bCs/>
+        </w:rPr>
+        <w:t>🧠</w:t>
+      </w:r>
+      <w:r>
+        <w:rPr>
+          <w:b/>
+          <w:bCs/>
+        </w:rPr>
+        <w:t xml:space="preserve"> AI Prompt</w:t>
+      </w:r>
+    </w:p>
+    <w:p>
+      <w:r>
+        <w:t>Design an onboarding workflow for a new firm</w:t>
+      </w:r>
+    </w:p>
+    <w:p>
+      <w:r>
+        <w:t>joining a multi-tenant Auction ERP SaaS.</w:t>
+      </w:r>
+    </w:p>
+    <w:p/>
+    <w:p>
+      <w:r>
+        <w:t>Output:</w:t>
+      </w:r>
+    </w:p>
+    <w:p>
+      <w:r>
+        <w:t>- Step-by-step onboarding process</w:t>
+      </w:r>
+    </w:p>
+    <w:p>
+      <w:r>
+        <w:t>- Safety checks</w:t>
+      </w:r>
+    </w:p>
+    <w:p>
+      <w:r>
+        <w:t>- Post-onboarding actions</w:t>
+      </w:r>
+    </w:p>
+    <w:p>
+      <w:r>
+        <w:pict w14:anchorId="3D82C2D2">
+          <v:rect id="_x0000_i1127" style="width:0;height:1.5pt" o:hralign="center" o:hrstd="t" o:hr="t" fillcolor="#a0a0a0" stroked="f"/>
+        </w:pict>
+      </w:r>
+    </w:p>
+    <w:p>
+      <w:pPr>
+        <w:rPr>
+          <w:b/>
+          <w:bCs/>
+        </w:rPr>
+      </w:pPr>
+      <w:r>
+        <w:rPr>
+          <w:rFonts w:ascii="Segoe UI Emoji" w:hAnsi="Segoe UI Emoji" w:cs="Segoe UI Emoji"/>
+          <w:b/>
+          <w:bCs/>
+        </w:rPr>
+        <w:t>🟦</w:t>
+      </w:r>
+      <w:r>
+        <w:rPr>
+          <w:b/>
+          <w:bCs/>
+        </w:rPr>
+        <w:t xml:space="preserve"> PHASE 10 – AMC &amp; Support Workflow</w:t>
+      </w:r>
+    </w:p>
+    <w:p>
+      <w:pPr>
+        <w:rPr>
+          <w:b/>
+          <w:bCs/>
+        </w:rPr>
+      </w:pPr>
+      <w:r>
+        <w:rPr>
+          <w:rFonts w:ascii="Segoe UI Emoji" w:hAnsi="Segoe UI Emoji" w:cs="Segoe UI Emoji"/>
+          <w:b/>
+          <w:bCs/>
+        </w:rPr>
+        <w:t>✅</w:t>
+      </w:r>
+      <w:r>
+        <w:rPr>
+          <w:b/>
+          <w:bCs/>
+        </w:rPr>
+        <w:t xml:space="preserve"> AMC Covers</w:t>
+      </w:r>
+    </w:p>
+    <w:p>
+      <w:pPr>
+        <w:numPr>
+          <w:ilvl w:val="0"/>
+          <w:numId w:val="19"/>
+        </w:numPr>
+      </w:pPr>
+      <w:r>
+        <w:t>Bug fixes</w:t>
+      </w:r>
+    </w:p>
+    <w:p>
+      <w:pPr>
+        <w:numPr>
+          <w:ilvl w:val="0"/>
+          <w:numId w:val="19"/>
+        </w:numPr>
+      </w:pPr>
+      <w:r>
+        <w:t>Minor UI/report changes</w:t>
+      </w:r>
+    </w:p>
+    <w:p>
+      <w:pPr>
+        <w:numPr>
+          <w:ilvl w:val="0"/>
+          <w:numId w:val="19"/>
+        </w:numPr>
+      </w:pPr>
+      <w:r>
+        <w:t>Hosting help</w:t>
+      </w:r>
+    </w:p>
+    <w:p>
+      <w:pPr>
+        <w:numPr>
+          <w:ilvl w:val="0"/>
+          <w:numId w:val="19"/>
+        </w:numPr>
+      </w:pPr>
+      <w:r>
+        <w:t>No feature expansion</w:t>
+      </w:r>
+    </w:p>
+    <w:p>
+      <w:pPr>
+        <w:rPr>
+          <w:b/>
+          <w:bCs/>
+        </w:rPr>
+      </w:pPr>
+      <w:r>
+        <w:rPr>
+          <w:rFonts w:ascii="Segoe UI Emoji" w:hAnsi="Segoe UI Emoji" w:cs="Segoe UI Emoji"/>
+          <w:b/>
+          <w:bCs/>
+        </w:rPr>
+        <w:t>🧠</w:t>
+      </w:r>
+      <w:r>
+        <w:rPr>
+          <w:b/>
+          <w:bCs/>
+        </w:rPr>
+        <w:t xml:space="preserve"> AI Prompt</w:t>
+      </w:r>
+    </w:p>
+    <w:p>
+      <w:r>
+        <w:t>Design an AMC support model for a SaaS ERP system</w:t>
+      </w:r>
+    </w:p>
+    <w:p>
+      <w:r>
+        <w:t>used by small foreman firms.</w:t>
+      </w:r>
+    </w:p>
+    <w:p/>
+    <w:p>
+      <w:r>
+        <w:t>Include:</w:t>
+      </w:r>
+    </w:p>
+    <w:p>
+      <w:r>
+        <w:t>- What is included</w:t>
+      </w:r>
+    </w:p>
+    <w:p>
+      <w:r>
+        <w:t>- What is excluded</w:t>
+      </w:r>
+    </w:p>
+    <w:p>
+      <w:r>
+        <w:t>- Support boundaries</w:t>
+      </w:r>
+    </w:p>
+    <w:p>
+      <w:r>
+        <w:pict w14:anchorId="5C78C1B6">
+          <v:rect id="_x0000_i1128" style="width:0;height:1.5pt" o:hralign="center" o:hrstd="t" o:hr="t" fillcolor="#a0a0a0" stroked="f"/>
+        </w:pict>
+      </w:r>
+    </w:p>
+    <w:p>
+      <w:pPr>
+        <w:rPr>
+          <w:b/>
+          <w:bCs/>
+        </w:rPr>
+      </w:pPr>
+      <w:r>
+        <w:rPr>
+          <w:rFonts w:ascii="Segoe UI Emoji" w:hAnsi="Segoe UI Emoji" w:cs="Segoe UI Emoji"/>
+          <w:b/>
+          <w:bCs/>
+        </w:rPr>
+        <w:t>🟦</w:t>
+      </w:r>
+      <w:r>
+        <w:rPr>
+          <w:b/>
+          <w:bCs/>
+        </w:rPr>
+        <w:t xml:space="preserve"> PHASE 11 – Future</w:t>
+      </w:r>
+      <w:r>
+        <w:rPr>
+          <w:b/>
+          <w:bCs/>
+        </w:rPr>
+        <w:noBreakHyphen/>
+        <w:t>Ready (Optional)</w:t>
+      </w:r>
+    </w:p>
+    <w:p>
+      <w:pPr>
+        <w:rPr>
+          <w:b/>
+          <w:bCs/>
+        </w:rPr>
+      </w:pPr>
+      <w:r>
+        <w:rPr>
+          <w:rFonts w:ascii="Segoe UI Emoji" w:hAnsi="Segoe UI Emoji" w:cs="Segoe UI Emoji"/>
+          <w:b/>
+          <w:bCs/>
+        </w:rPr>
+        <w:t>🔮</w:t>
+      </w:r>
+      <w:r>
+        <w:rPr>
+          <w:b/>
+          <w:bCs/>
+        </w:rPr>
+        <w:t xml:space="preserve"> Optional Later</w:t>
+      </w:r>
+    </w:p>
+    <w:p>
+      <w:pPr>
+        <w:numPr>
+          <w:ilvl w:val="0"/>
+          <w:numId w:val="20"/>
+        </w:numPr>
+      </w:pPr>
+      <w:r>
+        <w:t>Tamil translation using i18n</w:t>
+      </w:r>
+    </w:p>
+    <w:p>
+      <w:pPr>
+        <w:numPr>
+          <w:ilvl w:val="0"/>
+          <w:numId w:val="20"/>
+        </w:numPr>
+      </w:pPr>
+      <w:r>
+        <w:t>Mobile app</w:t>
+      </w:r>
+    </w:p>
+    <w:p>
+      <w:pPr>
+        <w:numPr>
+          <w:ilvl w:val="0"/>
+          <w:numId w:val="20"/>
+        </w:numPr>
+      </w:pPr>
+      <w:r>
+        <w:t>SMS / WhatsApp</w:t>
+      </w:r>
+    </w:p>
+    <w:p>
+      <w:pPr>
+        <w:numPr>
+          <w:ilvl w:val="0"/>
+          <w:numId w:val="20"/>
+        </w:numPr>
+      </w:pPr>
+      <w:r>
+        <w:t>Online payments</w:t>
+      </w:r>
+    </w:p>
+    <w:p>
+      <w:pPr>
+        <w:numPr>
+          <w:ilvl w:val="0"/>
+          <w:numId w:val="20"/>
+        </w:numPr>
+      </w:pPr>
+      <w:r>
+        <w:t>VPS migration</w:t>
+      </w:r>
+    </w:p>
+    <w:p>
+      <w:pPr>
+        <w:rPr>
+          <w:b/>
+          <w:bCs/>
+        </w:rPr>
+      </w:pPr>
+      <w:r>
+        <w:rPr>
+          <w:rFonts w:ascii="Segoe UI Emoji" w:hAnsi="Segoe UI Emoji" w:cs="Segoe UI Emoji"/>
+          <w:b/>
+          <w:bCs/>
+        </w:rPr>
+        <w:t>🧠</w:t>
+      </w:r>
+      <w:r>
+        <w:rPr>
+          <w:b/>
+          <w:bCs/>
+        </w:rPr>
+        <w:t xml:space="preserve"> AI Prompt</w:t>
+      </w:r>
+    </w:p>
+    <w:p>
+      <w:r>
+        <w:t>Propose a future upgrade roadmap</w:t>
+      </w:r>
+    </w:p>
+    <w:p>
+      <w:r>
+        <w:t>for an Auction / Chit Fund ERP SaaS</w:t>
+      </w:r>
+    </w:p>
+    <w:p>
+      <w:r>
+        <w:t>without affecting existing tenants.</w:t>
+      </w:r>
+    </w:p>
+    <w:p>
+      <w:r>
+        <w:pict w14:anchorId="1FAC51A4">
+          <v:rect id="_x0000_i1129" style="width:0;height:1.5pt" o:hralign="center" o:hrstd="t" o:hr="t" fillcolor="#a0a0a0" stroked="f"/>
+        </w:pict>
+      </w:r>
+    </w:p>
+    <w:p>
+      <w:pPr>
+        <w:rPr>
+          <w:b/>
+          <w:bCs/>
+        </w:rPr>
+      </w:pPr>
+      <w:r>
+        <w:rPr>
+          <w:rFonts w:ascii="Segoe UI Emoji" w:hAnsi="Segoe UI Emoji" w:cs="Segoe UI Emoji"/>
+          <w:b/>
+          <w:bCs/>
+        </w:rPr>
+        <w:t>✅</w:t>
+      </w:r>
+      <w:r>
+        <w:rPr>
+          <w:b/>
+          <w:bCs/>
+        </w:rPr>
+        <w:t xml:space="preserve"> Final Summary (Why this plan works)</w:t>
+      </w:r>
+    </w:p>
+    <w:tbl>
+      <w:tblPr>
+        <w:tblW w:w="0" w:type="auto"/>
+        <w:tblCellSpacing w:w="15" w:type="dxa"/>
+        <w:tblCellMar>
+          <w:top w:w="15" w:type="dxa"/>
+          <w:left w:w="15" w:type="dxa"/>
+          <w:bottom w:w="15" w:type="dxa"/>
+          <w:right w:w="15" w:type="dxa"/>
+        </w:tblCellMar>
+        <w:tblLook w:val="04A0" w:firstRow="1" w:lastRow="0" w:firstColumn="1" w:lastColumn="0" w:noHBand="0" w:noVBand="1"/>
+      </w:tblPr>
+      <w:tblGrid>
+        <w:gridCol w:w="1860"/>
+        <w:gridCol w:w="3087"/>
+      </w:tblGrid>
+      <w:tr>
+        <w:trPr>
+          <w:tblHeader/>
+          <w:tblCellSpacing w:w="15" w:type="dxa"/>
+        </w:trPr>
+        <w:tc>
+          <w:tcPr>
+            <w:tcW w:w="0" w:type="auto"/>
+            <w:tcBorders>
+              <w:top w:val="single" w:sz="6" w:space="0" w:color="E6E6E6"/>
+              <w:left w:val="single" w:sz="6" w:space="0" w:color="E6E6E6"/>
+              <w:bottom w:val="single" w:sz="6" w:space="0" w:color="E6E6E6"/>
+              <w:right w:val="single" w:sz="6" w:space="0" w:color="E6E6E6"/>
+            </w:tcBorders>
+            <w:shd w:val="clear" w:color="auto" w:fill="F5F5F5"/>
+            <w:vAlign w:val="center"/>
+            <w:hideMark/>
+          </w:tcPr>
+          <w:p>
+            <w:pPr>
+              <w:rPr>
+                <w:b/>
+                <w:bCs/>
+              </w:rPr>
+            </w:pPr>
+            <w:r>
+              <w:rPr>
+                <w:b/>
+                <w:bCs/>
+              </w:rPr>
+              <w:t>Area</w:t>
+            </w:r>
+          </w:p>
+        </w:tc>
+        <w:tc>
+          <w:tcPr>
+            <w:tcW w:w="0" w:type="auto"/>
+            <w:tcBorders>
+              <w:top w:val="single" w:sz="6" w:space="0" w:color="E6E6E6"/>
+              <w:left w:val="single" w:sz="6" w:space="0" w:color="E6E6E6"/>
+              <w:bottom w:val="single" w:sz="6" w:space="0" w:color="E6E6E6"/>
+              <w:right w:val="single" w:sz="6" w:space="0" w:color="E6E6E6"/>
+            </w:tcBorders>
+            <w:shd w:val="clear" w:color="auto" w:fill="F5F5F5"/>
+            <w:vAlign w:val="center"/>
+            <w:hideMark/>
+          </w:tcPr>
+          <w:p>
+            <w:pPr>
+              <w:rPr>
+                <w:b/>
+                <w:bCs/>
+              </w:rPr>
+            </w:pPr>
+            <w:r>
+              <w:rPr>
+                <w:b/>
+                <w:bCs/>
+              </w:rPr>
+              <w:t>Benefit</w:t>
+            </w:r>
+          </w:p>
+        </w:tc>
+      </w:tr>
+      <w:tr>
+        <w:trPr>
+          <w:tblCellSpacing w:w="15" w:type="dxa"/>
+        </w:trPr>
+        <w:tc>
+          <w:tcPr>
+            <w:tcW w:w="0" w:type="auto"/>
+            <w:tcBorders>
+              <w:top w:val="single" w:sz="6" w:space="0" w:color="E6E6E6"/>
+              <w:left w:val="single" w:sz="6" w:space="0" w:color="E6E6E6"/>
+              <w:bottom w:val="single" w:sz="6" w:space="0" w:color="E6E6E6"/>
+              <w:right w:val="single" w:sz="6" w:space="0" w:color="E6E6E6"/>
+            </w:tcBorders>
+            <w:vAlign w:val="center"/>
+            <w:hideMark/>
+          </w:tcPr>
+          <w:p>
+            <w:r>
+              <w:t>Multi</w:t>
+            </w:r>
+            <w:r>
+              <w:noBreakHyphen/>
+              <w:t>tenant</w:t>
+            </w:r>
+          </w:p>
+        </w:tc>
+        <w:tc>
+          <w:tcPr>
+            <w:tcW w:w="0" w:type="auto"/>
+            <w:tcBorders>
+              <w:top w:val="single" w:sz="6" w:space="0" w:color="E6E6E6"/>
+              <w:left w:val="single" w:sz="6" w:space="0" w:color="E6E6E6"/>
+              <w:bottom w:val="single" w:sz="6" w:space="0" w:color="E6E6E6"/>
+              <w:right w:val="single" w:sz="6" w:space="0" w:color="E6E6E6"/>
+            </w:tcBorders>
+            <w:vAlign w:val="center"/>
+            <w:hideMark/>
+          </w:tcPr>
+          <w:p>
+            <w:r>
+              <w:t>Same product for many firms</w:t>
+            </w:r>
+          </w:p>
+        </w:tc>
+      </w:tr>
+      <w:tr>
+        <w:trPr>
+          <w:tblCellSpacing w:w="15" w:type="dxa"/>
+        </w:trPr>
+        <w:tc>
+          <w:tcPr>
+            <w:tcW w:w="0" w:type="auto"/>
+            <w:tcBorders>
+              <w:top w:val="single" w:sz="6" w:space="0" w:color="E6E6E6"/>
+              <w:left w:val="single" w:sz="6" w:space="0" w:color="E6E6E6"/>
+              <w:bottom w:val="single" w:sz="6" w:space="0" w:color="E6E6E6"/>
+              <w:right w:val="single" w:sz="6" w:space="0" w:color="E6E6E6"/>
+            </w:tcBorders>
+            <w:vAlign w:val="center"/>
+            <w:hideMark/>
+          </w:tcPr>
+          <w:p>
+            <w:proofErr w:type="spellStart"/>
+            <w:r>
+              <w:t>Supabase</w:t>
+            </w:r>
+            <w:proofErr w:type="spellEnd"/>
+            <w:r>
+              <w:t xml:space="preserve"> RLS</w:t>
+            </w:r>
+          </w:p>
+        </w:tc>
+        <w:tc>
+          <w:tcPr>
+            <w:tcW w:w="0" w:type="auto"/>
+            <w:tcBorders>
+              <w:top w:val="single" w:sz="6" w:space="0" w:color="E6E6E6"/>
+              <w:left w:val="single" w:sz="6" w:space="0" w:color="E6E6E6"/>
+              <w:bottom w:val="single" w:sz="6" w:space="0" w:color="E6E6E6"/>
+              <w:right w:val="single" w:sz="6" w:space="0" w:color="E6E6E6"/>
+            </w:tcBorders>
+            <w:vAlign w:val="center"/>
+            <w:hideMark/>
+          </w:tcPr>
+          <w:p>
+            <w:r>
+              <w:t>Strong data isolation</w:t>
+            </w:r>
+          </w:p>
+        </w:tc>
+      </w:tr>
+      <w:tr>
+        <w:trPr>
+          <w:tblCellSpacing w:w="15" w:type="dxa"/>
+        </w:trPr>
+        <w:tc>
+          <w:tcPr>
+            <w:tcW w:w="0" w:type="auto"/>
+            <w:tcBorders>
+              <w:top w:val="single" w:sz="6" w:space="0" w:color="E6E6E6"/>
+              <w:left w:val="single" w:sz="6" w:space="0" w:color="E6E6E6"/>
+              <w:bottom w:val="single" w:sz="6" w:space="0" w:color="E6E6E6"/>
+              <w:right w:val="single" w:sz="6" w:space="0" w:color="E6E6E6"/>
+            </w:tcBorders>
+            <w:vAlign w:val="center"/>
+            <w:hideMark/>
+          </w:tcPr>
+          <w:p>
+            <w:r>
+              <w:t>AMC model</w:t>
+            </w:r>
+          </w:p>
+        </w:tc>
+        <w:tc>
+          <w:tcPr>
+            <w:tcW w:w="0" w:type="auto"/>
+            <w:tcBorders>
+              <w:top w:val="single" w:sz="6" w:space="0" w:color="E6E6E6"/>
+              <w:left w:val="single" w:sz="6" w:space="0" w:color="E6E6E6"/>
+              <w:bottom w:val="single" w:sz="6" w:space="0" w:color="E6E6E6"/>
+              <w:right w:val="single" w:sz="6" w:space="0" w:color="E6E6E6"/>
+            </w:tcBorders>
+            <w:vAlign w:val="center"/>
+            <w:hideMark/>
+          </w:tcPr>
+          <w:p>
+            <w:r>
+              <w:t>Recurring revenue</w:t>
+            </w:r>
+          </w:p>
+        </w:tc>
+      </w:tr>
+      <w:tr>
+        <w:trPr>
+          <w:tblCellSpacing w:w="15" w:type="dxa"/>
+        </w:trPr>
+        <w:tc>
+          <w:tcPr>
+            <w:tcW w:w="0" w:type="auto"/>
+            <w:tcBorders>
+              <w:top w:val="single" w:sz="6" w:space="0" w:color="E6E6E6"/>
+              <w:left w:val="single" w:sz="6" w:space="0" w:color="E6E6E6"/>
+              <w:bottom w:val="single" w:sz="6" w:space="0" w:color="E6E6E6"/>
+              <w:right w:val="single" w:sz="6" w:space="0" w:color="E6E6E6"/>
+            </w:tcBorders>
+            <w:vAlign w:val="center"/>
+            <w:hideMark/>
+          </w:tcPr>
+          <w:p>
+            <w:r>
+              <w:t>No SMS/payments</w:t>
+            </w:r>
+          </w:p>
+        </w:tc>
+        <w:tc>
+          <w:tcPr>
+            <w:tcW w:w="0" w:type="auto"/>
+            <w:tcBorders>
+              <w:top w:val="single" w:sz="6" w:space="0" w:color="E6E6E6"/>
+              <w:left w:val="single" w:sz="6" w:space="0" w:color="E6E6E6"/>
+              <w:bottom w:val="single" w:sz="6" w:space="0" w:color="E6E6E6"/>
+              <w:right w:val="single" w:sz="6" w:space="0" w:color="E6E6E6"/>
+            </w:tcBorders>
+            <w:vAlign w:val="center"/>
+            <w:hideMark/>
+          </w:tcPr>
+          <w:p>
+            <w:r>
+              <w:t>Simple, low risk</w:t>
+            </w:r>
+          </w:p>
+        </w:tc>
+      </w:tr>
+      <w:tr>
+        <w:trPr>
+          <w:tblCellSpacing w:w="15" w:type="dxa"/>
+        </w:trPr>
+        <w:tc>
+          <w:tcPr>
+            <w:tcW w:w="0" w:type="auto"/>
+            <w:tcBorders>
+              <w:top w:val="single" w:sz="6" w:space="0" w:color="E6E6E6"/>
+              <w:left w:val="single" w:sz="6" w:space="0" w:color="E6E6E6"/>
+              <w:bottom w:val="single" w:sz="6" w:space="0" w:color="E6E6E6"/>
+              <w:right w:val="single" w:sz="6" w:space="0" w:color="E6E6E6"/>
+            </w:tcBorders>
+            <w:vAlign w:val="center"/>
+            <w:hideMark/>
+          </w:tcPr>
+          <w:p>
+            <w:r>
+              <w:t>AI prompts</w:t>
+            </w:r>
+          </w:p>
+        </w:tc>
+        <w:tc>
+          <w:tcPr>
+            <w:tcW w:w="0" w:type="auto"/>
+            <w:tcBorders>
+              <w:top w:val="single" w:sz="6" w:space="0" w:color="E6E6E6"/>
+              <w:left w:val="single" w:sz="6" w:space="0" w:color="E6E6E6"/>
+              <w:bottom w:val="single" w:sz="6" w:space="0" w:color="E6E6E6"/>
+              <w:right w:val="single" w:sz="6" w:space="0" w:color="E6E6E6"/>
+            </w:tcBorders>
+            <w:vAlign w:val="center"/>
+            <w:hideMark/>
+          </w:tcPr>
+          <w:p>
+            <w:r>
+              <w:t>Faster, consistent development</w:t>
+            </w:r>
+          </w:p>
+        </w:tc>
+      </w:tr>
+    </w:tbl>
+    <w:p>
+      <w:r>
+        <w:pict w14:anchorId="30C4B0FC">
+          <v:rect id="_x0000_i1130" style="width:0;height:1.5pt" o:hralign="center" o:hrstd="t" o:hr="t" fillcolor="#a0a0a0" stroked="f"/>
+        </w:pict>
+      </w:r>
+    </w:p>
+    <w:p>
+      <w:pPr>
+        <w:rPr>
+          <w:b/>
+          <w:bCs/>
+        </w:rPr>
+      </w:pPr>
+      <w:r>
+        <w:rPr>
+          <w:rFonts w:ascii="Segoe UI Emoji" w:hAnsi="Segoe UI Emoji" w:cs="Segoe UI Emoji"/>
+          <w:b/>
+          <w:bCs/>
+        </w:rPr>
+        <w:t>✅</w:t>
+      </w:r>
+      <w:r>
+        <w:rPr>
+          <w:b/>
+          <w:bCs/>
+        </w:rPr>
+        <w:t xml:space="preserve"> Next things I can do for you</w:t>
+      </w:r>
+    </w:p>
+    <w:p>
+      <w:pPr>
+        <w:numPr>
+          <w:ilvl w:val="0"/>
+          <w:numId w:val="21"/>
+        </w:numPr>
+      </w:pPr>
+      <w:r>
+        <w:t xml:space="preserve">Turn this into a </w:t>
+      </w:r>
+      <w:r>
+        <w:rPr>
+          <w:b/>
+          <w:bCs/>
+        </w:rPr>
+        <w:t>printable DEV checklist</w:t>
+      </w:r>
+    </w:p>
+    <w:p>
+      <w:pPr>
+        <w:numPr>
+          <w:ilvl w:val="0"/>
+          <w:numId w:val="21"/>
+        </w:numPr>
+      </w:pPr>
+      <w:r>
+        <w:t xml:space="preserve">Create </w:t>
+      </w:r>
+      <w:r>
+        <w:rPr>
+          <w:b/>
+          <w:bCs/>
+        </w:rPr>
+        <w:t>ready</w:t>
+      </w:r>
+      <w:r>
+        <w:rPr>
+          <w:b/>
+          <w:bCs/>
+        </w:rPr>
+        <w:noBreakHyphen/>
+        <w:t>to</w:t>
+      </w:r>
+      <w:r>
+        <w:rPr>
+          <w:b/>
+          <w:bCs/>
+        </w:rPr>
+        <w:noBreakHyphen/>
+        <w:t>use AI prompt pack (copy</w:t>
+      </w:r>
+      <w:r>
+        <w:rPr>
+          <w:b/>
+          <w:bCs/>
+        </w:rPr>
+        <w:noBreakHyphen/>
+        <w:t>paste)</w:t>
+      </w:r>
+    </w:p>
+    <w:p>
+      <w:pPr>
+        <w:numPr>
+          <w:ilvl w:val="0"/>
+          <w:numId w:val="21"/>
+        </w:numPr>
+      </w:pPr>
+      <w:r>
+        <w:lastRenderedPageBreak/>
+        <w:t xml:space="preserve">Provide </w:t>
+      </w:r>
+      <w:proofErr w:type="spellStart"/>
+      <w:r>
+        <w:rPr>
+          <w:b/>
+          <w:bCs/>
+        </w:rPr>
+        <w:t>Supabase</w:t>
+      </w:r>
+      <w:proofErr w:type="spellEnd"/>
+      <w:r>
+        <w:rPr>
+          <w:b/>
+          <w:bCs/>
+        </w:rPr>
+        <w:t xml:space="preserve"> SQL + RLS templates</w:t>
+      </w:r>
+    </w:p>
+    <w:p>
+      <w:pPr>
+        <w:numPr>
+          <w:ilvl w:val="0"/>
+          <w:numId w:val="21"/>
+        </w:numPr>
+      </w:pPr>
+      <w:r>
+        <w:t xml:space="preserve">Create </w:t>
+      </w:r>
+      <w:r>
+        <w:rPr>
+          <w:b/>
+          <w:bCs/>
+        </w:rPr>
+        <w:t>folder structure for repo</w:t>
+      </w:r>
+    </w:p>
+    <w:p>
+      <w:pPr>
+        <w:numPr>
+          <w:ilvl w:val="0"/>
+          <w:numId w:val="21"/>
+        </w:numPr>
+      </w:pPr>
+      <w:r>
+        <w:t xml:space="preserve">Draft a </w:t>
+      </w:r>
+      <w:r>
+        <w:rPr>
+          <w:b/>
+          <w:bCs/>
+        </w:rPr>
+        <w:t>non</w:t>
+      </w:r>
+      <w:r>
+        <w:rPr>
+          <w:b/>
+          <w:bCs/>
+        </w:rPr>
+        <w:noBreakHyphen/>
+        <w:t>technical explanation for clients</w:t>
+      </w:r>
+    </w:p>
+    <w:p>
+      <w:r>
+        <w:t xml:space="preserve">Just tell me what you want next </w:t>
+      </w:r>
+      <w:r>
+        <w:rPr>
+          <w:rFonts w:ascii="Segoe UI Emoji" w:hAnsi="Segoe UI Emoji" w:cs="Segoe UI Emoji"/>
+        </w:rPr>
+        <w:t>👍</w:t>
+      </w:r>
+    </w:p>
+    <w:p/>
+    <w:p/>
+    <w:p/>
+    <w:p/>
+    <w:p/>
+    <w:p/>
+    <w:p/>
+    <w:p>
+      <w:pPr>
+        <w:pBdr>
+          <w:bottom w:val="double" w:sz="6" w:space="1" w:color="auto"/>
+        </w:pBdr>
+      </w:pPr>
+    </w:p>
+    <w:p/>
+    <w:p/>
+    <w:p>
+      <w:r>
+        <w:t>I have successfully implemented the </w:t>
+      </w:r>
+      <w:proofErr w:type="spellStart"/>
+      <w:r>
+        <w:rPr>
+          <w:b/>
+          <w:bCs/>
+        </w:rPr>
+        <w:t>Superadmin</w:t>
+      </w:r>
+      <w:proofErr w:type="spellEnd"/>
+      <w:r>
+        <w:rPr>
+          <w:b/>
+          <w:bCs/>
+        </w:rPr>
+        <w:t xml:space="preserve"> Onboarding Workflow</w:t>
+      </w:r>
+      <w:r>
+        <w:t>. This provides you with an industrial-grade "Control Plane" to onboard new firms while setting their passwords manually.</w:t>
+      </w:r>
+    </w:p>
+    <w:p>
+      <w:r>
+        <w:rPr>
+          <w:rFonts w:ascii="Segoe UI Emoji" w:hAnsi="Segoe UI Emoji" w:cs="Segoe UI Emoji"/>
+          <w:b/>
+          <w:bCs/>
+        </w:rPr>
+        <w:t>🛡️</w:t>
+      </w:r>
+      <w:r>
+        <w:rPr>
+          <w:b/>
+          <w:bCs/>
+        </w:rPr>
+        <w:t xml:space="preserve"> Security &amp; Infrastructure Updates</w:t>
+      </w:r>
+    </w:p>
+    <w:p>
+      <w:pPr>
+        <w:numPr>
+          <w:ilvl w:val="0"/>
+          <w:numId w:val="22"/>
+        </w:numPr>
+      </w:pPr>
+      <w:r>
+        <w:rPr>
+          <w:b/>
+          <w:bCs/>
+        </w:rPr>
+        <w:t>Admin Client</w:t>
+      </w:r>
+      <w:r>
+        <w:t>: Added </w:t>
+      </w:r>
+      <w:proofErr w:type="spellStart"/>
+      <w:r>
+        <w:t>createAdminClient</w:t>
+      </w:r>
+      <w:proofErr w:type="spellEnd"/>
+      <w:r>
+        <w:t> which uses your Service Role Key to perform high-privilege actions (like creating users with passwords) safely from the server.</w:t>
+      </w:r>
+    </w:p>
+    <w:p>
+      <w:pPr>
+        <w:numPr>
+          <w:ilvl w:val="0"/>
+          <w:numId w:val="22"/>
+        </w:numPr>
+      </w:pPr>
+      <w:r>
+        <w:rPr>
+          <w:b/>
+          <w:bCs/>
+        </w:rPr>
+        <w:t>Middleware Guard</w:t>
+      </w:r>
+      <w:r>
+        <w:t>: Locked down the /</w:t>
+      </w:r>
+      <w:proofErr w:type="spellStart"/>
+      <w:r>
+        <w:t>superadmin</w:t>
+      </w:r>
+      <w:proofErr w:type="spellEnd"/>
+      <w:r>
+        <w:t> route. Only users with the </w:t>
+      </w:r>
+      <w:proofErr w:type="spellStart"/>
+      <w:r>
+        <w:t>superadmin</w:t>
+      </w:r>
+      <w:proofErr w:type="spellEnd"/>
+      <w:r>
+        <w:t> role (like yours) can access it.</w:t>
+      </w:r>
+    </w:p>
+    <w:p>
+      <w:pPr>
+        <w:numPr>
+          <w:ilvl w:val="0"/>
+          <w:numId w:val="22"/>
+        </w:numPr>
+      </w:pPr>
+      <w:r>
+        <w:rPr>
+          <w:b/>
+          <w:bCs/>
+        </w:rPr>
+        <w:t>Direct Login</w:t>
+      </w:r>
+      <w:r>
+        <w:t xml:space="preserve">: I updated the login logic so that when you log in as a </w:t>
+      </w:r>
+      <w:proofErr w:type="spellStart"/>
+      <w:r>
+        <w:t>Superadmin</w:t>
+      </w:r>
+      <w:proofErr w:type="spellEnd"/>
+      <w:r>
+        <w:t>, you are automatically redirected straight to the Onboarding dashboard.</w:t>
+      </w:r>
+    </w:p>
+    <w:p>
+      <w:r>
+        <w:rPr>
+          <w:rFonts w:ascii="Segoe UI Emoji" w:hAnsi="Segoe UI Emoji" w:cs="Segoe UI Emoji"/>
+          <w:b/>
+          <w:bCs/>
+        </w:rPr>
+        <w:t>🚀</w:t>
+      </w:r>
+      <w:r>
+        <w:rPr>
+          <w:b/>
+          <w:bCs/>
+        </w:rPr>
+        <w:t xml:space="preserve"> The Onboarding Workflow</w:t>
+      </w:r>
+    </w:p>
+    <w:p>
+      <w:r>
+        <w:t>The new dashboard is located at: </w:t>
+      </w:r>
+      <w:r>
+        <w:rPr>
+          <w:b/>
+          <w:bCs/>
+        </w:rPr>
+        <w:t>/</w:t>
+      </w:r>
+      <w:proofErr w:type="spellStart"/>
+      <w:r>
+        <w:rPr>
+          <w:b/>
+          <w:bCs/>
+        </w:rPr>
+        <w:t>superadmin</w:t>
+      </w:r>
+      <w:proofErr w:type="spellEnd"/>
+      <w:r>
+        <w:rPr>
+          <w:b/>
+          <w:bCs/>
+        </w:rPr>
+        <w:t>/onboard</w:t>
+      </w:r>
+    </w:p>
+    <w:p>
+      <w:r>
+        <w:rPr>
+          <w:b/>
+          <w:bCs/>
+        </w:rPr>
+        <w:t xml:space="preserve">Step-by-Step for </w:t>
+      </w:r>
+      <w:proofErr w:type="spellStart"/>
+      <w:r>
+        <w:rPr>
+          <w:b/>
+          <w:bCs/>
+        </w:rPr>
+        <w:t>Superadmin</w:t>
+      </w:r>
+      <w:proofErr w:type="spellEnd"/>
+      <w:r>
+        <w:rPr>
+          <w:b/>
+          <w:bCs/>
+        </w:rPr>
+        <w:t>:</w:t>
+      </w:r>
+    </w:p>
+    <w:p>
+      <w:pPr>
+        <w:numPr>
+          <w:ilvl w:val="0"/>
+          <w:numId w:val="23"/>
+        </w:numPr>
+      </w:pPr>
+      <w:r>
+        <w:rPr>
+          <w:b/>
+          <w:bCs/>
+        </w:rPr>
+        <w:t>Org Details</w:t>
+      </w:r>
+      <w:r>
+        <w:t>: Enter the Firm Name and a unique Slug (e.g., </w:t>
+      </w:r>
+      <w:proofErr w:type="spellStart"/>
+      <w:r>
+        <w:t>jupiter</w:t>
+      </w:r>
+      <w:proofErr w:type="spellEnd"/>
+      <w:r>
+        <w:t>-chits).</w:t>
+      </w:r>
+    </w:p>
+    <w:p>
+      <w:pPr>
+        <w:numPr>
+          <w:ilvl w:val="0"/>
+          <w:numId w:val="23"/>
+        </w:numPr>
+      </w:pPr>
+      <w:r>
+        <w:rPr>
+          <w:b/>
+          <w:bCs/>
+        </w:rPr>
+        <w:t>Account Authority</w:t>
+      </w:r>
+      <w:r>
+        <w:t>: Enter the Owner's Name, Email, and </w:t>
+      </w:r>
+      <w:r>
+        <w:rPr>
+          <w:b/>
+          <w:bCs/>
+        </w:rPr>
+        <w:t>Initial Password</w:t>
+      </w:r>
+      <w:r>
+        <w:t>.</w:t>
+      </w:r>
+    </w:p>
+    <w:p>
+      <w:pPr>
+        <w:numPr>
+          <w:ilvl w:val="0"/>
+          <w:numId w:val="23"/>
+        </w:numPr>
+      </w:pPr>
+      <w:r>
+        <w:rPr>
+          <w:b/>
+          <w:bCs/>
+        </w:rPr>
+        <w:t>Authorize</w:t>
+      </w:r>
+      <w:r>
+        <w:t>: Click "Authorize Organization".</w:t>
+      </w:r>
+    </w:p>
+    <w:p>
+      <w:pPr>
+        <w:numPr>
+          <w:ilvl w:val="0"/>
+          <w:numId w:val="23"/>
+        </w:numPr>
+      </w:pPr>
+      <w:r>
+        <w:rPr>
+          <w:b/>
+          <w:bCs/>
+        </w:rPr>
+        <w:t>Result</w:t>
+      </w:r>
+      <w:r>
+        <w:t>:</w:t>
+      </w:r>
+    </w:p>
+    <w:p>
+      <w:pPr>
+        <w:numPr>
+          <w:ilvl w:val="1"/>
+          <w:numId w:val="23"/>
+        </w:numPr>
+      </w:pPr>
+      <w:r>
+        <w:t>The Firm record is created.</w:t>
+      </w:r>
+    </w:p>
+    <w:p>
+      <w:pPr>
+        <w:numPr>
+          <w:ilvl w:val="1"/>
+          <w:numId w:val="23"/>
+        </w:numPr>
+      </w:pPr>
+      <w:r>
+        <w:lastRenderedPageBreak/>
+        <w:t>The Auth User is created and pre-confirmed (no email verification required).</w:t>
+      </w:r>
+    </w:p>
+    <w:p>
+      <w:pPr>
+        <w:numPr>
+          <w:ilvl w:val="1"/>
+          <w:numId w:val="23"/>
+        </w:numPr>
+      </w:pPr>
+      <w:r>
+        <w:t>The Profile is linked.</w:t>
+      </w:r>
+    </w:p>
+    <w:p>
+      <w:pPr>
+        <w:numPr>
+          <w:ilvl w:val="1"/>
+          <w:numId w:val="23"/>
+        </w:numPr>
+      </w:pPr>
+      <w:r>
+        <w:rPr>
+          <w:b/>
+          <w:bCs/>
+        </w:rPr>
+        <w:t>The Owner can log in immediately with the password you set.</w:t>
+      </w:r>
+    </w:p>
+    <w:p>
+      <w:r>
+        <w:rPr>
+          <w:rFonts w:ascii="Segoe UI Emoji" w:hAnsi="Segoe UI Emoji" w:cs="Segoe UI Emoji"/>
+          <w:b/>
+          <w:bCs/>
+        </w:rPr>
+        <w:t>🧪</w:t>
+      </w:r>
+      <w:r>
+        <w:rPr>
+          <w:b/>
+          <w:bCs/>
+        </w:rPr>
+        <w:t xml:space="preserve"> Managed Rollbacks</w:t>
+      </w:r>
+    </w:p>
+    <w:p>
+      <w:r>
+        <w:t>I implemented </w:t>
+      </w:r>
+      <w:r>
+        <w:rPr>
+          <w:b/>
+          <w:bCs/>
+        </w:rPr>
+        <w:t>Rollback Protection</w:t>
+      </w:r>
+      <w:r>
+        <w:t>. If any step of the onboarding fails (e.g., the slug is already taken), the system automatically deletes any partially created user or firm to prevent "Ghost Data" in your database.</w:t>
+      </w:r>
+    </w:p>
+    <w:p>
+      <w:r>
+        <w:rPr>
+          <w:b/>
+          <w:bCs/>
+        </w:rPr>
+        <w:t>You are now ready to onboard your first production firm!</w:t>
+      </w:r>
+    </w:p>
+    <w:p/>
+    <w:p/>
+    <w:p/>
+    <w:p/>
     <w:p/>
     <w:sectPr>
       <w:pgSz w:w="11906" w:h="16838"/>
@@ -1167,6 +4466,1311 @@
     </w:lvl>
   </w:abstractNum>
   <w:abstractNum w:abstractNumId="1" w15:restartNumberingAfterBreak="0">
+    <w:nsid w:val="229A3344"/>
+    <w:multiLevelType w:val="multilevel"/>
+    <w:tmpl w:val="10469414"/>
+    <w:lvl w:ilvl="0">
+      <w:start w:val="1"/>
+      <w:numFmt w:val="bullet"/>
+      <w:lvlText w:val=""/>
+      <w:lvlJc w:val="left"/>
+      <w:pPr>
+        <w:tabs>
+          <w:tab w:val="num" w:pos="720"/>
+        </w:tabs>
+        <w:ind w:left="720" w:hanging="360"/>
+      </w:pPr>
+      <w:rPr>
+        <w:rFonts w:ascii="Symbol" w:hAnsi="Symbol" w:hint="default"/>
+        <w:sz w:val="20"/>
+      </w:rPr>
+    </w:lvl>
+    <w:lvl w:ilvl="1" w:tentative="1">
+      <w:start w:val="1"/>
+      <w:numFmt w:val="bullet"/>
+      <w:lvlText w:val="o"/>
+      <w:lvlJc w:val="left"/>
+      <w:pPr>
+        <w:tabs>
+          <w:tab w:val="num" w:pos="1440"/>
+        </w:tabs>
+        <w:ind w:left="1440" w:hanging="360"/>
+      </w:pPr>
+      <w:rPr>
+        <w:rFonts w:ascii="Courier New" w:hAnsi="Courier New" w:hint="default"/>
+        <w:sz w:val="20"/>
+      </w:rPr>
+    </w:lvl>
+    <w:lvl w:ilvl="2" w:tentative="1">
+      <w:start w:val="1"/>
+      <w:numFmt w:val="bullet"/>
+      <w:lvlText w:val=""/>
+      <w:lvlJc w:val="left"/>
+      <w:pPr>
+        <w:tabs>
+          <w:tab w:val="num" w:pos="2160"/>
+        </w:tabs>
+        <w:ind w:left="2160" w:hanging="360"/>
+      </w:pPr>
+      <w:rPr>
+        <w:rFonts w:ascii="Wingdings" w:hAnsi="Wingdings" w:hint="default"/>
+        <w:sz w:val="20"/>
+      </w:rPr>
+    </w:lvl>
+    <w:lvl w:ilvl="3" w:tentative="1">
+      <w:start w:val="1"/>
+      <w:numFmt w:val="bullet"/>
+      <w:lvlText w:val=""/>
+      <w:lvlJc w:val="left"/>
+      <w:pPr>
+        <w:tabs>
+          <w:tab w:val="num" w:pos="2880"/>
+        </w:tabs>
+        <w:ind w:left="2880" w:hanging="360"/>
+      </w:pPr>
+      <w:rPr>
+        <w:rFonts w:ascii="Wingdings" w:hAnsi="Wingdings" w:hint="default"/>
+        <w:sz w:val="20"/>
+      </w:rPr>
+    </w:lvl>
+    <w:lvl w:ilvl="4" w:tentative="1">
+      <w:start w:val="1"/>
+      <w:numFmt w:val="bullet"/>
+      <w:lvlText w:val=""/>
+      <w:lvlJc w:val="left"/>
+      <w:pPr>
+        <w:tabs>
+          <w:tab w:val="num" w:pos="3600"/>
+        </w:tabs>
+        <w:ind w:left="3600" w:hanging="360"/>
+      </w:pPr>
+      <w:rPr>
+        <w:rFonts w:ascii="Wingdings" w:hAnsi="Wingdings" w:hint="default"/>
+        <w:sz w:val="20"/>
+      </w:rPr>
+    </w:lvl>
+    <w:lvl w:ilvl="5" w:tentative="1">
+      <w:start w:val="1"/>
+      <w:numFmt w:val="bullet"/>
+      <w:lvlText w:val=""/>
+      <w:lvlJc w:val="left"/>
+      <w:pPr>
+        <w:tabs>
+          <w:tab w:val="num" w:pos="4320"/>
+        </w:tabs>
+        <w:ind w:left="4320" w:hanging="360"/>
+      </w:pPr>
+      <w:rPr>
+        <w:rFonts w:ascii="Wingdings" w:hAnsi="Wingdings" w:hint="default"/>
+        <w:sz w:val="20"/>
+      </w:rPr>
+    </w:lvl>
+    <w:lvl w:ilvl="6" w:tentative="1">
+      <w:start w:val="1"/>
+      <w:numFmt w:val="bullet"/>
+      <w:lvlText w:val=""/>
+      <w:lvlJc w:val="left"/>
+      <w:pPr>
+        <w:tabs>
+          <w:tab w:val="num" w:pos="5040"/>
+        </w:tabs>
+        <w:ind w:left="5040" w:hanging="360"/>
+      </w:pPr>
+      <w:rPr>
+        <w:rFonts w:ascii="Wingdings" w:hAnsi="Wingdings" w:hint="default"/>
+        <w:sz w:val="20"/>
+      </w:rPr>
+    </w:lvl>
+    <w:lvl w:ilvl="7" w:tentative="1">
+      <w:start w:val="1"/>
+      <w:numFmt w:val="bullet"/>
+      <w:lvlText w:val=""/>
+      <w:lvlJc w:val="left"/>
+      <w:pPr>
+        <w:tabs>
+          <w:tab w:val="num" w:pos="5760"/>
+        </w:tabs>
+        <w:ind w:left="5760" w:hanging="360"/>
+      </w:pPr>
+      <w:rPr>
+        <w:rFonts w:ascii="Wingdings" w:hAnsi="Wingdings" w:hint="default"/>
+        <w:sz w:val="20"/>
+      </w:rPr>
+    </w:lvl>
+    <w:lvl w:ilvl="8" w:tentative="1">
+      <w:start w:val="1"/>
+      <w:numFmt w:val="bullet"/>
+      <w:lvlText w:val=""/>
+      <w:lvlJc w:val="left"/>
+      <w:pPr>
+        <w:tabs>
+          <w:tab w:val="num" w:pos="6480"/>
+        </w:tabs>
+        <w:ind w:left="6480" w:hanging="360"/>
+      </w:pPr>
+      <w:rPr>
+        <w:rFonts w:ascii="Wingdings" w:hAnsi="Wingdings" w:hint="default"/>
+        <w:sz w:val="20"/>
+      </w:rPr>
+    </w:lvl>
+  </w:abstractNum>
+  <w:abstractNum w:abstractNumId="2" w15:restartNumberingAfterBreak="0">
+    <w:nsid w:val="22E67D80"/>
+    <w:multiLevelType w:val="multilevel"/>
+    <w:tmpl w:val="B3BEFC3C"/>
+    <w:lvl w:ilvl="0">
+      <w:start w:val="1"/>
+      <w:numFmt w:val="bullet"/>
+      <w:lvlText w:val=""/>
+      <w:lvlJc w:val="left"/>
+      <w:pPr>
+        <w:tabs>
+          <w:tab w:val="num" w:pos="720"/>
+        </w:tabs>
+        <w:ind w:left="720" w:hanging="360"/>
+      </w:pPr>
+      <w:rPr>
+        <w:rFonts w:ascii="Symbol" w:hAnsi="Symbol" w:hint="default"/>
+        <w:sz w:val="20"/>
+      </w:rPr>
+    </w:lvl>
+    <w:lvl w:ilvl="1" w:tentative="1">
+      <w:start w:val="1"/>
+      <w:numFmt w:val="bullet"/>
+      <w:lvlText w:val="o"/>
+      <w:lvlJc w:val="left"/>
+      <w:pPr>
+        <w:tabs>
+          <w:tab w:val="num" w:pos="1440"/>
+        </w:tabs>
+        <w:ind w:left="1440" w:hanging="360"/>
+      </w:pPr>
+      <w:rPr>
+        <w:rFonts w:ascii="Courier New" w:hAnsi="Courier New" w:hint="default"/>
+        <w:sz w:val="20"/>
+      </w:rPr>
+    </w:lvl>
+    <w:lvl w:ilvl="2" w:tentative="1">
+      <w:start w:val="1"/>
+      <w:numFmt w:val="bullet"/>
+      <w:lvlText w:val=""/>
+      <w:lvlJc w:val="left"/>
+      <w:pPr>
+        <w:tabs>
+          <w:tab w:val="num" w:pos="2160"/>
+        </w:tabs>
+        <w:ind w:left="2160" w:hanging="360"/>
+      </w:pPr>
+      <w:rPr>
+        <w:rFonts w:ascii="Wingdings" w:hAnsi="Wingdings" w:hint="default"/>
+        <w:sz w:val="20"/>
+      </w:rPr>
+    </w:lvl>
+    <w:lvl w:ilvl="3" w:tentative="1">
+      <w:start w:val="1"/>
+      <w:numFmt w:val="bullet"/>
+      <w:lvlText w:val=""/>
+      <w:lvlJc w:val="left"/>
+      <w:pPr>
+        <w:tabs>
+          <w:tab w:val="num" w:pos="2880"/>
+        </w:tabs>
+        <w:ind w:left="2880" w:hanging="360"/>
+      </w:pPr>
+      <w:rPr>
+        <w:rFonts w:ascii="Wingdings" w:hAnsi="Wingdings" w:hint="default"/>
+        <w:sz w:val="20"/>
+      </w:rPr>
+    </w:lvl>
+    <w:lvl w:ilvl="4" w:tentative="1">
+      <w:start w:val="1"/>
+      <w:numFmt w:val="bullet"/>
+      <w:lvlText w:val=""/>
+      <w:lvlJc w:val="left"/>
+      <w:pPr>
+        <w:tabs>
+          <w:tab w:val="num" w:pos="3600"/>
+        </w:tabs>
+        <w:ind w:left="3600" w:hanging="360"/>
+      </w:pPr>
+      <w:rPr>
+        <w:rFonts w:ascii="Wingdings" w:hAnsi="Wingdings" w:hint="default"/>
+        <w:sz w:val="20"/>
+      </w:rPr>
+    </w:lvl>
+    <w:lvl w:ilvl="5" w:tentative="1">
+      <w:start w:val="1"/>
+      <w:numFmt w:val="bullet"/>
+      <w:lvlText w:val=""/>
+      <w:lvlJc w:val="left"/>
+      <w:pPr>
+        <w:tabs>
+          <w:tab w:val="num" w:pos="4320"/>
+        </w:tabs>
+        <w:ind w:left="4320" w:hanging="360"/>
+      </w:pPr>
+      <w:rPr>
+        <w:rFonts w:ascii="Wingdings" w:hAnsi="Wingdings" w:hint="default"/>
+        <w:sz w:val="20"/>
+      </w:rPr>
+    </w:lvl>
+    <w:lvl w:ilvl="6" w:tentative="1">
+      <w:start w:val="1"/>
+      <w:numFmt w:val="bullet"/>
+      <w:lvlText w:val=""/>
+      <w:lvlJc w:val="left"/>
+      <w:pPr>
+        <w:tabs>
+          <w:tab w:val="num" w:pos="5040"/>
+        </w:tabs>
+        <w:ind w:left="5040" w:hanging="360"/>
+      </w:pPr>
+      <w:rPr>
+        <w:rFonts w:ascii="Wingdings" w:hAnsi="Wingdings" w:hint="default"/>
+        <w:sz w:val="20"/>
+      </w:rPr>
+    </w:lvl>
+    <w:lvl w:ilvl="7" w:tentative="1">
+      <w:start w:val="1"/>
+      <w:numFmt w:val="bullet"/>
+      <w:lvlText w:val=""/>
+      <w:lvlJc w:val="left"/>
+      <w:pPr>
+        <w:tabs>
+          <w:tab w:val="num" w:pos="5760"/>
+        </w:tabs>
+        <w:ind w:left="5760" w:hanging="360"/>
+      </w:pPr>
+      <w:rPr>
+        <w:rFonts w:ascii="Wingdings" w:hAnsi="Wingdings" w:hint="default"/>
+        <w:sz w:val="20"/>
+      </w:rPr>
+    </w:lvl>
+    <w:lvl w:ilvl="8" w:tentative="1">
+      <w:start w:val="1"/>
+      <w:numFmt w:val="bullet"/>
+      <w:lvlText w:val=""/>
+      <w:lvlJc w:val="left"/>
+      <w:pPr>
+        <w:tabs>
+          <w:tab w:val="num" w:pos="6480"/>
+        </w:tabs>
+        <w:ind w:left="6480" w:hanging="360"/>
+      </w:pPr>
+      <w:rPr>
+        <w:rFonts w:ascii="Wingdings" w:hAnsi="Wingdings" w:hint="default"/>
+        <w:sz w:val="20"/>
+      </w:rPr>
+    </w:lvl>
+  </w:abstractNum>
+  <w:abstractNum w:abstractNumId="3" w15:restartNumberingAfterBreak="0">
+    <w:nsid w:val="399A16F6"/>
+    <w:multiLevelType w:val="multilevel"/>
+    <w:tmpl w:val="0AF81EE4"/>
+    <w:lvl w:ilvl="0">
+      <w:start w:val="1"/>
+      <w:numFmt w:val="bullet"/>
+      <w:lvlText w:val=""/>
+      <w:lvlJc w:val="left"/>
+      <w:pPr>
+        <w:tabs>
+          <w:tab w:val="num" w:pos="720"/>
+        </w:tabs>
+        <w:ind w:left="720" w:hanging="360"/>
+      </w:pPr>
+      <w:rPr>
+        <w:rFonts w:ascii="Symbol" w:hAnsi="Symbol" w:hint="default"/>
+        <w:sz w:val="20"/>
+      </w:rPr>
+    </w:lvl>
+    <w:lvl w:ilvl="1" w:tentative="1">
+      <w:start w:val="1"/>
+      <w:numFmt w:val="bullet"/>
+      <w:lvlText w:val="o"/>
+      <w:lvlJc w:val="left"/>
+      <w:pPr>
+        <w:tabs>
+          <w:tab w:val="num" w:pos="1440"/>
+        </w:tabs>
+        <w:ind w:left="1440" w:hanging="360"/>
+      </w:pPr>
+      <w:rPr>
+        <w:rFonts w:ascii="Courier New" w:hAnsi="Courier New" w:hint="default"/>
+        <w:sz w:val="20"/>
+      </w:rPr>
+    </w:lvl>
+    <w:lvl w:ilvl="2" w:tentative="1">
+      <w:start w:val="1"/>
+      <w:numFmt w:val="bullet"/>
+      <w:lvlText w:val=""/>
+      <w:lvlJc w:val="left"/>
+      <w:pPr>
+        <w:tabs>
+          <w:tab w:val="num" w:pos="2160"/>
+        </w:tabs>
+        <w:ind w:left="2160" w:hanging="360"/>
+      </w:pPr>
+      <w:rPr>
+        <w:rFonts w:ascii="Wingdings" w:hAnsi="Wingdings" w:hint="default"/>
+        <w:sz w:val="20"/>
+      </w:rPr>
+    </w:lvl>
+    <w:lvl w:ilvl="3" w:tentative="1">
+      <w:start w:val="1"/>
+      <w:numFmt w:val="bullet"/>
+      <w:lvlText w:val=""/>
+      <w:lvlJc w:val="left"/>
+      <w:pPr>
+        <w:tabs>
+          <w:tab w:val="num" w:pos="2880"/>
+        </w:tabs>
+        <w:ind w:left="2880" w:hanging="360"/>
+      </w:pPr>
+      <w:rPr>
+        <w:rFonts w:ascii="Wingdings" w:hAnsi="Wingdings" w:hint="default"/>
+        <w:sz w:val="20"/>
+      </w:rPr>
+    </w:lvl>
+    <w:lvl w:ilvl="4" w:tentative="1">
+      <w:start w:val="1"/>
+      <w:numFmt w:val="bullet"/>
+      <w:lvlText w:val=""/>
+      <w:lvlJc w:val="left"/>
+      <w:pPr>
+        <w:tabs>
+          <w:tab w:val="num" w:pos="3600"/>
+        </w:tabs>
+        <w:ind w:left="3600" w:hanging="360"/>
+      </w:pPr>
+      <w:rPr>
+        <w:rFonts w:ascii="Wingdings" w:hAnsi="Wingdings" w:hint="default"/>
+        <w:sz w:val="20"/>
+      </w:rPr>
+    </w:lvl>
+    <w:lvl w:ilvl="5" w:tentative="1">
+      <w:start w:val="1"/>
+      <w:numFmt w:val="bullet"/>
+      <w:lvlText w:val=""/>
+      <w:lvlJc w:val="left"/>
+      <w:pPr>
+        <w:tabs>
+          <w:tab w:val="num" w:pos="4320"/>
+        </w:tabs>
+        <w:ind w:left="4320" w:hanging="360"/>
+      </w:pPr>
+      <w:rPr>
+        <w:rFonts w:ascii="Wingdings" w:hAnsi="Wingdings" w:hint="default"/>
+        <w:sz w:val="20"/>
+      </w:rPr>
+    </w:lvl>
+    <w:lvl w:ilvl="6" w:tentative="1">
+      <w:start w:val="1"/>
+      <w:numFmt w:val="bullet"/>
+      <w:lvlText w:val=""/>
+      <w:lvlJc w:val="left"/>
+      <w:pPr>
+        <w:tabs>
+          <w:tab w:val="num" w:pos="5040"/>
+        </w:tabs>
+        <w:ind w:left="5040" w:hanging="360"/>
+      </w:pPr>
+      <w:rPr>
+        <w:rFonts w:ascii="Wingdings" w:hAnsi="Wingdings" w:hint="default"/>
+        <w:sz w:val="20"/>
+      </w:rPr>
+    </w:lvl>
+    <w:lvl w:ilvl="7" w:tentative="1">
+      <w:start w:val="1"/>
+      <w:numFmt w:val="bullet"/>
+      <w:lvlText w:val=""/>
+      <w:lvlJc w:val="left"/>
+      <w:pPr>
+        <w:tabs>
+          <w:tab w:val="num" w:pos="5760"/>
+        </w:tabs>
+        <w:ind w:left="5760" w:hanging="360"/>
+      </w:pPr>
+      <w:rPr>
+        <w:rFonts w:ascii="Wingdings" w:hAnsi="Wingdings" w:hint="default"/>
+        <w:sz w:val="20"/>
+      </w:rPr>
+    </w:lvl>
+    <w:lvl w:ilvl="8" w:tentative="1">
+      <w:start w:val="1"/>
+      <w:numFmt w:val="bullet"/>
+      <w:lvlText w:val=""/>
+      <w:lvlJc w:val="left"/>
+      <w:pPr>
+        <w:tabs>
+          <w:tab w:val="num" w:pos="6480"/>
+        </w:tabs>
+        <w:ind w:left="6480" w:hanging="360"/>
+      </w:pPr>
+      <w:rPr>
+        <w:rFonts w:ascii="Wingdings" w:hAnsi="Wingdings" w:hint="default"/>
+        <w:sz w:val="20"/>
+      </w:rPr>
+    </w:lvl>
+  </w:abstractNum>
+  <w:abstractNum w:abstractNumId="4" w15:restartNumberingAfterBreak="0">
+    <w:nsid w:val="3A4F18E2"/>
+    <w:multiLevelType w:val="multilevel"/>
+    <w:tmpl w:val="BC800C98"/>
+    <w:lvl w:ilvl="0">
+      <w:start w:val="1"/>
+      <w:numFmt w:val="bullet"/>
+      <w:lvlText w:val=""/>
+      <w:lvlJc w:val="left"/>
+      <w:pPr>
+        <w:tabs>
+          <w:tab w:val="num" w:pos="720"/>
+        </w:tabs>
+        <w:ind w:left="720" w:hanging="360"/>
+      </w:pPr>
+      <w:rPr>
+        <w:rFonts w:ascii="Symbol" w:hAnsi="Symbol" w:hint="default"/>
+        <w:sz w:val="20"/>
+      </w:rPr>
+    </w:lvl>
+    <w:lvl w:ilvl="1" w:tentative="1">
+      <w:start w:val="1"/>
+      <w:numFmt w:val="bullet"/>
+      <w:lvlText w:val="o"/>
+      <w:lvlJc w:val="left"/>
+      <w:pPr>
+        <w:tabs>
+          <w:tab w:val="num" w:pos="1440"/>
+        </w:tabs>
+        <w:ind w:left="1440" w:hanging="360"/>
+      </w:pPr>
+      <w:rPr>
+        <w:rFonts w:ascii="Courier New" w:hAnsi="Courier New" w:hint="default"/>
+        <w:sz w:val="20"/>
+      </w:rPr>
+    </w:lvl>
+    <w:lvl w:ilvl="2" w:tentative="1">
+      <w:start w:val="1"/>
+      <w:numFmt w:val="bullet"/>
+      <w:lvlText w:val=""/>
+      <w:lvlJc w:val="left"/>
+      <w:pPr>
+        <w:tabs>
+          <w:tab w:val="num" w:pos="2160"/>
+        </w:tabs>
+        <w:ind w:left="2160" w:hanging="360"/>
+      </w:pPr>
+      <w:rPr>
+        <w:rFonts w:ascii="Wingdings" w:hAnsi="Wingdings" w:hint="default"/>
+        <w:sz w:val="20"/>
+      </w:rPr>
+    </w:lvl>
+    <w:lvl w:ilvl="3" w:tentative="1">
+      <w:start w:val="1"/>
+      <w:numFmt w:val="bullet"/>
+      <w:lvlText w:val=""/>
+      <w:lvlJc w:val="left"/>
+      <w:pPr>
+        <w:tabs>
+          <w:tab w:val="num" w:pos="2880"/>
+        </w:tabs>
+        <w:ind w:left="2880" w:hanging="360"/>
+      </w:pPr>
+      <w:rPr>
+        <w:rFonts w:ascii="Wingdings" w:hAnsi="Wingdings" w:hint="default"/>
+        <w:sz w:val="20"/>
+      </w:rPr>
+    </w:lvl>
+    <w:lvl w:ilvl="4" w:tentative="1">
+      <w:start w:val="1"/>
+      <w:numFmt w:val="bullet"/>
+      <w:lvlText w:val=""/>
+      <w:lvlJc w:val="left"/>
+      <w:pPr>
+        <w:tabs>
+          <w:tab w:val="num" w:pos="3600"/>
+        </w:tabs>
+        <w:ind w:left="3600" w:hanging="360"/>
+      </w:pPr>
+      <w:rPr>
+        <w:rFonts w:ascii="Wingdings" w:hAnsi="Wingdings" w:hint="default"/>
+        <w:sz w:val="20"/>
+      </w:rPr>
+    </w:lvl>
+    <w:lvl w:ilvl="5" w:tentative="1">
+      <w:start w:val="1"/>
+      <w:numFmt w:val="bullet"/>
+      <w:lvlText w:val=""/>
+      <w:lvlJc w:val="left"/>
+      <w:pPr>
+        <w:tabs>
+          <w:tab w:val="num" w:pos="4320"/>
+        </w:tabs>
+        <w:ind w:left="4320" w:hanging="360"/>
+      </w:pPr>
+      <w:rPr>
+        <w:rFonts w:ascii="Wingdings" w:hAnsi="Wingdings" w:hint="default"/>
+        <w:sz w:val="20"/>
+      </w:rPr>
+    </w:lvl>
+    <w:lvl w:ilvl="6" w:tentative="1">
+      <w:start w:val="1"/>
+      <w:numFmt w:val="bullet"/>
+      <w:lvlText w:val=""/>
+      <w:lvlJc w:val="left"/>
+      <w:pPr>
+        <w:tabs>
+          <w:tab w:val="num" w:pos="5040"/>
+        </w:tabs>
+        <w:ind w:left="5040" w:hanging="360"/>
+      </w:pPr>
+      <w:rPr>
+        <w:rFonts w:ascii="Wingdings" w:hAnsi="Wingdings" w:hint="default"/>
+        <w:sz w:val="20"/>
+      </w:rPr>
+    </w:lvl>
+    <w:lvl w:ilvl="7" w:tentative="1">
+      <w:start w:val="1"/>
+      <w:numFmt w:val="bullet"/>
+      <w:lvlText w:val=""/>
+      <w:lvlJc w:val="left"/>
+      <w:pPr>
+        <w:tabs>
+          <w:tab w:val="num" w:pos="5760"/>
+        </w:tabs>
+        <w:ind w:left="5760" w:hanging="360"/>
+      </w:pPr>
+      <w:rPr>
+        <w:rFonts w:ascii="Wingdings" w:hAnsi="Wingdings" w:hint="default"/>
+        <w:sz w:val="20"/>
+      </w:rPr>
+    </w:lvl>
+    <w:lvl w:ilvl="8" w:tentative="1">
+      <w:start w:val="1"/>
+      <w:numFmt w:val="bullet"/>
+      <w:lvlText w:val=""/>
+      <w:lvlJc w:val="left"/>
+      <w:pPr>
+        <w:tabs>
+          <w:tab w:val="num" w:pos="6480"/>
+        </w:tabs>
+        <w:ind w:left="6480" w:hanging="360"/>
+      </w:pPr>
+      <w:rPr>
+        <w:rFonts w:ascii="Wingdings" w:hAnsi="Wingdings" w:hint="default"/>
+        <w:sz w:val="20"/>
+      </w:rPr>
+    </w:lvl>
+  </w:abstractNum>
+  <w:abstractNum w:abstractNumId="5" w15:restartNumberingAfterBreak="0">
+    <w:nsid w:val="3C070A32"/>
+    <w:multiLevelType w:val="multilevel"/>
+    <w:tmpl w:val="B84A736A"/>
+    <w:lvl w:ilvl="0">
+      <w:start w:val="1"/>
+      <w:numFmt w:val="bullet"/>
+      <w:lvlText w:val=""/>
+      <w:lvlJc w:val="left"/>
+      <w:pPr>
+        <w:tabs>
+          <w:tab w:val="num" w:pos="720"/>
+        </w:tabs>
+        <w:ind w:left="720" w:hanging="360"/>
+      </w:pPr>
+      <w:rPr>
+        <w:rFonts w:ascii="Symbol" w:hAnsi="Symbol" w:hint="default"/>
+        <w:sz w:val="20"/>
+      </w:rPr>
+    </w:lvl>
+    <w:lvl w:ilvl="1" w:tentative="1">
+      <w:start w:val="1"/>
+      <w:numFmt w:val="bullet"/>
+      <w:lvlText w:val="o"/>
+      <w:lvlJc w:val="left"/>
+      <w:pPr>
+        <w:tabs>
+          <w:tab w:val="num" w:pos="1440"/>
+        </w:tabs>
+        <w:ind w:left="1440" w:hanging="360"/>
+      </w:pPr>
+      <w:rPr>
+        <w:rFonts w:ascii="Courier New" w:hAnsi="Courier New" w:hint="default"/>
+        <w:sz w:val="20"/>
+      </w:rPr>
+    </w:lvl>
+    <w:lvl w:ilvl="2" w:tentative="1">
+      <w:start w:val="1"/>
+      <w:numFmt w:val="bullet"/>
+      <w:lvlText w:val=""/>
+      <w:lvlJc w:val="left"/>
+      <w:pPr>
+        <w:tabs>
+          <w:tab w:val="num" w:pos="2160"/>
+        </w:tabs>
+        <w:ind w:left="2160" w:hanging="360"/>
+      </w:pPr>
+      <w:rPr>
+        <w:rFonts w:ascii="Wingdings" w:hAnsi="Wingdings" w:hint="default"/>
+        <w:sz w:val="20"/>
+      </w:rPr>
+    </w:lvl>
+    <w:lvl w:ilvl="3" w:tentative="1">
+      <w:start w:val="1"/>
+      <w:numFmt w:val="bullet"/>
+      <w:lvlText w:val=""/>
+      <w:lvlJc w:val="left"/>
+      <w:pPr>
+        <w:tabs>
+          <w:tab w:val="num" w:pos="2880"/>
+        </w:tabs>
+        <w:ind w:left="2880" w:hanging="360"/>
+      </w:pPr>
+      <w:rPr>
+        <w:rFonts w:ascii="Wingdings" w:hAnsi="Wingdings" w:hint="default"/>
+        <w:sz w:val="20"/>
+      </w:rPr>
+    </w:lvl>
+    <w:lvl w:ilvl="4" w:tentative="1">
+      <w:start w:val="1"/>
+      <w:numFmt w:val="bullet"/>
+      <w:lvlText w:val=""/>
+      <w:lvlJc w:val="left"/>
+      <w:pPr>
+        <w:tabs>
+          <w:tab w:val="num" w:pos="3600"/>
+        </w:tabs>
+        <w:ind w:left="3600" w:hanging="360"/>
+      </w:pPr>
+      <w:rPr>
+        <w:rFonts w:ascii="Wingdings" w:hAnsi="Wingdings" w:hint="default"/>
+        <w:sz w:val="20"/>
+      </w:rPr>
+    </w:lvl>
+    <w:lvl w:ilvl="5" w:tentative="1">
+      <w:start w:val="1"/>
+      <w:numFmt w:val="bullet"/>
+      <w:lvlText w:val=""/>
+      <w:lvlJc w:val="left"/>
+      <w:pPr>
+        <w:tabs>
+          <w:tab w:val="num" w:pos="4320"/>
+        </w:tabs>
+        <w:ind w:left="4320" w:hanging="360"/>
+      </w:pPr>
+      <w:rPr>
+        <w:rFonts w:ascii="Wingdings" w:hAnsi="Wingdings" w:hint="default"/>
+        <w:sz w:val="20"/>
+      </w:rPr>
+    </w:lvl>
+    <w:lvl w:ilvl="6" w:tentative="1">
+      <w:start w:val="1"/>
+      <w:numFmt w:val="bullet"/>
+      <w:lvlText w:val=""/>
+      <w:lvlJc w:val="left"/>
+      <w:pPr>
+        <w:tabs>
+          <w:tab w:val="num" w:pos="5040"/>
+        </w:tabs>
+        <w:ind w:left="5040" w:hanging="360"/>
+      </w:pPr>
+      <w:rPr>
+        <w:rFonts w:ascii="Wingdings" w:hAnsi="Wingdings" w:hint="default"/>
+        <w:sz w:val="20"/>
+      </w:rPr>
+    </w:lvl>
+    <w:lvl w:ilvl="7" w:tentative="1">
+      <w:start w:val="1"/>
+      <w:numFmt w:val="bullet"/>
+      <w:lvlText w:val=""/>
+      <w:lvlJc w:val="left"/>
+      <w:pPr>
+        <w:tabs>
+          <w:tab w:val="num" w:pos="5760"/>
+        </w:tabs>
+        <w:ind w:left="5760" w:hanging="360"/>
+      </w:pPr>
+      <w:rPr>
+        <w:rFonts w:ascii="Wingdings" w:hAnsi="Wingdings" w:hint="default"/>
+        <w:sz w:val="20"/>
+      </w:rPr>
+    </w:lvl>
+    <w:lvl w:ilvl="8" w:tentative="1">
+      <w:start w:val="1"/>
+      <w:numFmt w:val="bullet"/>
+      <w:lvlText w:val=""/>
+      <w:lvlJc w:val="left"/>
+      <w:pPr>
+        <w:tabs>
+          <w:tab w:val="num" w:pos="6480"/>
+        </w:tabs>
+        <w:ind w:left="6480" w:hanging="360"/>
+      </w:pPr>
+      <w:rPr>
+        <w:rFonts w:ascii="Wingdings" w:hAnsi="Wingdings" w:hint="default"/>
+        <w:sz w:val="20"/>
+      </w:rPr>
+    </w:lvl>
+  </w:abstractNum>
+  <w:abstractNum w:abstractNumId="6" w15:restartNumberingAfterBreak="0">
+    <w:nsid w:val="45FB61F5"/>
+    <w:multiLevelType w:val="multilevel"/>
+    <w:tmpl w:val="8100817A"/>
+    <w:lvl w:ilvl="0">
+      <w:start w:val="1"/>
+      <w:numFmt w:val="bullet"/>
+      <w:lvlText w:val=""/>
+      <w:lvlJc w:val="left"/>
+      <w:pPr>
+        <w:tabs>
+          <w:tab w:val="num" w:pos="720"/>
+        </w:tabs>
+        <w:ind w:left="720" w:hanging="360"/>
+      </w:pPr>
+      <w:rPr>
+        <w:rFonts w:ascii="Symbol" w:hAnsi="Symbol" w:hint="default"/>
+        <w:sz w:val="20"/>
+      </w:rPr>
+    </w:lvl>
+    <w:lvl w:ilvl="1" w:tentative="1">
+      <w:start w:val="1"/>
+      <w:numFmt w:val="bullet"/>
+      <w:lvlText w:val="o"/>
+      <w:lvlJc w:val="left"/>
+      <w:pPr>
+        <w:tabs>
+          <w:tab w:val="num" w:pos="1440"/>
+        </w:tabs>
+        <w:ind w:left="1440" w:hanging="360"/>
+      </w:pPr>
+      <w:rPr>
+        <w:rFonts w:ascii="Courier New" w:hAnsi="Courier New" w:hint="default"/>
+        <w:sz w:val="20"/>
+      </w:rPr>
+    </w:lvl>
+    <w:lvl w:ilvl="2" w:tentative="1">
+      <w:start w:val="1"/>
+      <w:numFmt w:val="bullet"/>
+      <w:lvlText w:val=""/>
+      <w:lvlJc w:val="left"/>
+      <w:pPr>
+        <w:tabs>
+          <w:tab w:val="num" w:pos="2160"/>
+        </w:tabs>
+        <w:ind w:left="2160" w:hanging="360"/>
+      </w:pPr>
+      <w:rPr>
+        <w:rFonts w:ascii="Wingdings" w:hAnsi="Wingdings" w:hint="default"/>
+        <w:sz w:val="20"/>
+      </w:rPr>
+    </w:lvl>
+    <w:lvl w:ilvl="3" w:tentative="1">
+      <w:start w:val="1"/>
+      <w:numFmt w:val="bullet"/>
+      <w:lvlText w:val=""/>
+      <w:lvlJc w:val="left"/>
+      <w:pPr>
+        <w:tabs>
+          <w:tab w:val="num" w:pos="2880"/>
+        </w:tabs>
+        <w:ind w:left="2880" w:hanging="360"/>
+      </w:pPr>
+      <w:rPr>
+        <w:rFonts w:ascii="Wingdings" w:hAnsi="Wingdings" w:hint="default"/>
+        <w:sz w:val="20"/>
+      </w:rPr>
+    </w:lvl>
+    <w:lvl w:ilvl="4" w:tentative="1">
+      <w:start w:val="1"/>
+      <w:numFmt w:val="bullet"/>
+      <w:lvlText w:val=""/>
+      <w:lvlJc w:val="left"/>
+      <w:pPr>
+        <w:tabs>
+          <w:tab w:val="num" w:pos="3600"/>
+        </w:tabs>
+        <w:ind w:left="3600" w:hanging="360"/>
+      </w:pPr>
+      <w:rPr>
+        <w:rFonts w:ascii="Wingdings" w:hAnsi="Wingdings" w:hint="default"/>
+        <w:sz w:val="20"/>
+      </w:rPr>
+    </w:lvl>
+    <w:lvl w:ilvl="5" w:tentative="1">
+      <w:start w:val="1"/>
+      <w:numFmt w:val="bullet"/>
+      <w:lvlText w:val=""/>
+      <w:lvlJc w:val="left"/>
+      <w:pPr>
+        <w:tabs>
+          <w:tab w:val="num" w:pos="4320"/>
+        </w:tabs>
+        <w:ind w:left="4320" w:hanging="360"/>
+      </w:pPr>
+      <w:rPr>
+        <w:rFonts w:ascii="Wingdings" w:hAnsi="Wingdings" w:hint="default"/>
+        <w:sz w:val="20"/>
+      </w:rPr>
+    </w:lvl>
+    <w:lvl w:ilvl="6" w:tentative="1">
+      <w:start w:val="1"/>
+      <w:numFmt w:val="bullet"/>
+      <w:lvlText w:val=""/>
+      <w:lvlJc w:val="left"/>
+      <w:pPr>
+        <w:tabs>
+          <w:tab w:val="num" w:pos="5040"/>
+        </w:tabs>
+        <w:ind w:left="5040" w:hanging="360"/>
+      </w:pPr>
+      <w:rPr>
+        <w:rFonts w:ascii="Wingdings" w:hAnsi="Wingdings" w:hint="default"/>
+        <w:sz w:val="20"/>
+      </w:rPr>
+    </w:lvl>
+    <w:lvl w:ilvl="7" w:tentative="1">
+      <w:start w:val="1"/>
+      <w:numFmt w:val="bullet"/>
+      <w:lvlText w:val=""/>
+      <w:lvlJc w:val="left"/>
+      <w:pPr>
+        <w:tabs>
+          <w:tab w:val="num" w:pos="5760"/>
+        </w:tabs>
+        <w:ind w:left="5760" w:hanging="360"/>
+      </w:pPr>
+      <w:rPr>
+        <w:rFonts w:ascii="Wingdings" w:hAnsi="Wingdings" w:hint="default"/>
+        <w:sz w:val="20"/>
+      </w:rPr>
+    </w:lvl>
+    <w:lvl w:ilvl="8" w:tentative="1">
+      <w:start w:val="1"/>
+      <w:numFmt w:val="bullet"/>
+      <w:lvlText w:val=""/>
+      <w:lvlJc w:val="left"/>
+      <w:pPr>
+        <w:tabs>
+          <w:tab w:val="num" w:pos="6480"/>
+        </w:tabs>
+        <w:ind w:left="6480" w:hanging="360"/>
+      </w:pPr>
+      <w:rPr>
+        <w:rFonts w:ascii="Wingdings" w:hAnsi="Wingdings" w:hint="default"/>
+        <w:sz w:val="20"/>
+      </w:rPr>
+    </w:lvl>
+  </w:abstractNum>
+  <w:abstractNum w:abstractNumId="7" w15:restartNumberingAfterBreak="0">
+    <w:nsid w:val="47316A98"/>
+    <w:multiLevelType w:val="multilevel"/>
+    <w:tmpl w:val="1ED2C412"/>
+    <w:lvl w:ilvl="0">
+      <w:start w:val="1"/>
+      <w:numFmt w:val="bullet"/>
+      <w:lvlText w:val=""/>
+      <w:lvlJc w:val="left"/>
+      <w:pPr>
+        <w:tabs>
+          <w:tab w:val="num" w:pos="720"/>
+        </w:tabs>
+        <w:ind w:left="720" w:hanging="360"/>
+      </w:pPr>
+      <w:rPr>
+        <w:rFonts w:ascii="Symbol" w:hAnsi="Symbol" w:hint="default"/>
+        <w:sz w:val="20"/>
+      </w:rPr>
+    </w:lvl>
+    <w:lvl w:ilvl="1" w:tentative="1">
+      <w:start w:val="1"/>
+      <w:numFmt w:val="bullet"/>
+      <w:lvlText w:val="o"/>
+      <w:lvlJc w:val="left"/>
+      <w:pPr>
+        <w:tabs>
+          <w:tab w:val="num" w:pos="1440"/>
+        </w:tabs>
+        <w:ind w:left="1440" w:hanging="360"/>
+      </w:pPr>
+      <w:rPr>
+        <w:rFonts w:ascii="Courier New" w:hAnsi="Courier New" w:hint="default"/>
+        <w:sz w:val="20"/>
+      </w:rPr>
+    </w:lvl>
+    <w:lvl w:ilvl="2" w:tentative="1">
+      <w:start w:val="1"/>
+      <w:numFmt w:val="bullet"/>
+      <w:lvlText w:val=""/>
+      <w:lvlJc w:val="left"/>
+      <w:pPr>
+        <w:tabs>
+          <w:tab w:val="num" w:pos="2160"/>
+        </w:tabs>
+        <w:ind w:left="2160" w:hanging="360"/>
+      </w:pPr>
+      <w:rPr>
+        <w:rFonts w:ascii="Wingdings" w:hAnsi="Wingdings" w:hint="default"/>
+        <w:sz w:val="20"/>
+      </w:rPr>
+    </w:lvl>
+    <w:lvl w:ilvl="3" w:tentative="1">
+      <w:start w:val="1"/>
+      <w:numFmt w:val="bullet"/>
+      <w:lvlText w:val=""/>
+      <w:lvlJc w:val="left"/>
+      <w:pPr>
+        <w:tabs>
+          <w:tab w:val="num" w:pos="2880"/>
+        </w:tabs>
+        <w:ind w:left="2880" w:hanging="360"/>
+      </w:pPr>
+      <w:rPr>
+        <w:rFonts w:ascii="Wingdings" w:hAnsi="Wingdings" w:hint="default"/>
+        <w:sz w:val="20"/>
+      </w:rPr>
+    </w:lvl>
+    <w:lvl w:ilvl="4" w:tentative="1">
+      <w:start w:val="1"/>
+      <w:numFmt w:val="bullet"/>
+      <w:lvlText w:val=""/>
+      <w:lvlJc w:val="left"/>
+      <w:pPr>
+        <w:tabs>
+          <w:tab w:val="num" w:pos="3600"/>
+        </w:tabs>
+        <w:ind w:left="3600" w:hanging="360"/>
+      </w:pPr>
+      <w:rPr>
+        <w:rFonts w:ascii="Wingdings" w:hAnsi="Wingdings" w:hint="default"/>
+        <w:sz w:val="20"/>
+      </w:rPr>
+    </w:lvl>
+    <w:lvl w:ilvl="5" w:tentative="1">
+      <w:start w:val="1"/>
+      <w:numFmt w:val="bullet"/>
+      <w:lvlText w:val=""/>
+      <w:lvlJc w:val="left"/>
+      <w:pPr>
+        <w:tabs>
+          <w:tab w:val="num" w:pos="4320"/>
+        </w:tabs>
+        <w:ind w:left="4320" w:hanging="360"/>
+      </w:pPr>
+      <w:rPr>
+        <w:rFonts w:ascii="Wingdings" w:hAnsi="Wingdings" w:hint="default"/>
+        <w:sz w:val="20"/>
+      </w:rPr>
+    </w:lvl>
+    <w:lvl w:ilvl="6" w:tentative="1">
+      <w:start w:val="1"/>
+      <w:numFmt w:val="bullet"/>
+      <w:lvlText w:val=""/>
+      <w:lvlJc w:val="left"/>
+      <w:pPr>
+        <w:tabs>
+          <w:tab w:val="num" w:pos="5040"/>
+        </w:tabs>
+        <w:ind w:left="5040" w:hanging="360"/>
+      </w:pPr>
+      <w:rPr>
+        <w:rFonts w:ascii="Wingdings" w:hAnsi="Wingdings" w:hint="default"/>
+        <w:sz w:val="20"/>
+      </w:rPr>
+    </w:lvl>
+    <w:lvl w:ilvl="7" w:tentative="1">
+      <w:start w:val="1"/>
+      <w:numFmt w:val="bullet"/>
+      <w:lvlText w:val=""/>
+      <w:lvlJc w:val="left"/>
+      <w:pPr>
+        <w:tabs>
+          <w:tab w:val="num" w:pos="5760"/>
+        </w:tabs>
+        <w:ind w:left="5760" w:hanging="360"/>
+      </w:pPr>
+      <w:rPr>
+        <w:rFonts w:ascii="Wingdings" w:hAnsi="Wingdings" w:hint="default"/>
+        <w:sz w:val="20"/>
+      </w:rPr>
+    </w:lvl>
+    <w:lvl w:ilvl="8" w:tentative="1">
+      <w:start w:val="1"/>
+      <w:numFmt w:val="bullet"/>
+      <w:lvlText w:val=""/>
+      <w:lvlJc w:val="left"/>
+      <w:pPr>
+        <w:tabs>
+          <w:tab w:val="num" w:pos="6480"/>
+        </w:tabs>
+        <w:ind w:left="6480" w:hanging="360"/>
+      </w:pPr>
+      <w:rPr>
+        <w:rFonts w:ascii="Wingdings" w:hAnsi="Wingdings" w:hint="default"/>
+        <w:sz w:val="20"/>
+      </w:rPr>
+    </w:lvl>
+  </w:abstractNum>
+  <w:abstractNum w:abstractNumId="8" w15:restartNumberingAfterBreak="0">
+    <w:nsid w:val="4859373B"/>
+    <w:multiLevelType w:val="multilevel"/>
+    <w:tmpl w:val="17B27A7C"/>
+    <w:lvl w:ilvl="0">
+      <w:start w:val="1"/>
+      <w:numFmt w:val="decimal"/>
+      <w:lvlText w:val="%1."/>
+      <w:lvlJc w:val="left"/>
+      <w:pPr>
+        <w:tabs>
+          <w:tab w:val="num" w:pos="720"/>
+        </w:tabs>
+        <w:ind w:left="720" w:hanging="360"/>
+      </w:pPr>
+    </w:lvl>
+    <w:lvl w:ilvl="1" w:tentative="1">
+      <w:start w:val="1"/>
+      <w:numFmt w:val="decimal"/>
+      <w:lvlText w:val="%2."/>
+      <w:lvlJc w:val="left"/>
+      <w:pPr>
+        <w:tabs>
+          <w:tab w:val="num" w:pos="1440"/>
+        </w:tabs>
+        <w:ind w:left="1440" w:hanging="360"/>
+      </w:pPr>
+    </w:lvl>
+    <w:lvl w:ilvl="2" w:tentative="1">
+      <w:start w:val="1"/>
+      <w:numFmt w:val="decimal"/>
+      <w:lvlText w:val="%3."/>
+      <w:lvlJc w:val="left"/>
+      <w:pPr>
+        <w:tabs>
+          <w:tab w:val="num" w:pos="2160"/>
+        </w:tabs>
+        <w:ind w:left="2160" w:hanging="360"/>
+      </w:pPr>
+    </w:lvl>
+    <w:lvl w:ilvl="3" w:tentative="1">
+      <w:start w:val="1"/>
+      <w:numFmt w:val="decimal"/>
+      <w:lvlText w:val="%4."/>
+      <w:lvlJc w:val="left"/>
+      <w:pPr>
+        <w:tabs>
+          <w:tab w:val="num" w:pos="2880"/>
+        </w:tabs>
+        <w:ind w:left="2880" w:hanging="360"/>
+      </w:pPr>
+    </w:lvl>
+    <w:lvl w:ilvl="4" w:tentative="1">
+      <w:start w:val="1"/>
+      <w:numFmt w:val="decimal"/>
+      <w:lvlText w:val="%5."/>
+      <w:lvlJc w:val="left"/>
+      <w:pPr>
+        <w:tabs>
+          <w:tab w:val="num" w:pos="3600"/>
+        </w:tabs>
+        <w:ind w:left="3600" w:hanging="360"/>
+      </w:pPr>
+    </w:lvl>
+    <w:lvl w:ilvl="5" w:tentative="1">
+      <w:start w:val="1"/>
+      <w:numFmt w:val="decimal"/>
+      <w:lvlText w:val="%6."/>
+      <w:lvlJc w:val="left"/>
+      <w:pPr>
+        <w:tabs>
+          <w:tab w:val="num" w:pos="4320"/>
+        </w:tabs>
+        <w:ind w:left="4320" w:hanging="360"/>
+      </w:pPr>
+    </w:lvl>
+    <w:lvl w:ilvl="6" w:tentative="1">
+      <w:start w:val="1"/>
+      <w:numFmt w:val="decimal"/>
+      <w:lvlText w:val="%7."/>
+      <w:lvlJc w:val="left"/>
+      <w:pPr>
+        <w:tabs>
+          <w:tab w:val="num" w:pos="5040"/>
+        </w:tabs>
+        <w:ind w:left="5040" w:hanging="360"/>
+      </w:pPr>
+    </w:lvl>
+    <w:lvl w:ilvl="7" w:tentative="1">
+      <w:start w:val="1"/>
+      <w:numFmt w:val="decimal"/>
+      <w:lvlText w:val="%8."/>
+      <w:lvlJc w:val="left"/>
+      <w:pPr>
+        <w:tabs>
+          <w:tab w:val="num" w:pos="5760"/>
+        </w:tabs>
+        <w:ind w:left="5760" w:hanging="360"/>
+      </w:pPr>
+    </w:lvl>
+    <w:lvl w:ilvl="8" w:tentative="1">
+      <w:start w:val="1"/>
+      <w:numFmt w:val="decimal"/>
+      <w:lvlText w:val="%9."/>
+      <w:lvlJc w:val="left"/>
+      <w:pPr>
+        <w:tabs>
+          <w:tab w:val="num" w:pos="6480"/>
+        </w:tabs>
+        <w:ind w:left="6480" w:hanging="360"/>
+      </w:pPr>
+    </w:lvl>
+  </w:abstractNum>
+  <w:abstractNum w:abstractNumId="9" w15:restartNumberingAfterBreak="0">
+    <w:nsid w:val="4C86630D"/>
+    <w:multiLevelType w:val="multilevel"/>
+    <w:tmpl w:val="7AA69878"/>
+    <w:lvl w:ilvl="0">
+      <w:start w:val="1"/>
+      <w:numFmt w:val="bullet"/>
+      <w:lvlText w:val=""/>
+      <w:lvlJc w:val="left"/>
+      <w:pPr>
+        <w:tabs>
+          <w:tab w:val="num" w:pos="720"/>
+        </w:tabs>
+        <w:ind w:left="720" w:hanging="360"/>
+      </w:pPr>
+      <w:rPr>
+        <w:rFonts w:ascii="Symbol" w:hAnsi="Symbol" w:hint="default"/>
+        <w:sz w:val="20"/>
+      </w:rPr>
+    </w:lvl>
+    <w:lvl w:ilvl="1" w:tentative="1">
+      <w:start w:val="1"/>
+      <w:numFmt w:val="bullet"/>
+      <w:lvlText w:val="o"/>
+      <w:lvlJc w:val="left"/>
+      <w:pPr>
+        <w:tabs>
+          <w:tab w:val="num" w:pos="1440"/>
+        </w:tabs>
+        <w:ind w:left="1440" w:hanging="360"/>
+      </w:pPr>
+      <w:rPr>
+        <w:rFonts w:ascii="Courier New" w:hAnsi="Courier New" w:hint="default"/>
+        <w:sz w:val="20"/>
+      </w:rPr>
+    </w:lvl>
+    <w:lvl w:ilvl="2" w:tentative="1">
+      <w:start w:val="1"/>
+      <w:numFmt w:val="bullet"/>
+      <w:lvlText w:val=""/>
+      <w:lvlJc w:val="left"/>
+      <w:pPr>
+        <w:tabs>
+          <w:tab w:val="num" w:pos="2160"/>
+        </w:tabs>
+        <w:ind w:left="2160" w:hanging="360"/>
+      </w:pPr>
+      <w:rPr>
+        <w:rFonts w:ascii="Wingdings" w:hAnsi="Wingdings" w:hint="default"/>
+        <w:sz w:val="20"/>
+      </w:rPr>
+    </w:lvl>
+    <w:lvl w:ilvl="3" w:tentative="1">
+      <w:start w:val="1"/>
+      <w:numFmt w:val="bullet"/>
+      <w:lvlText w:val=""/>
+      <w:lvlJc w:val="left"/>
+      <w:pPr>
+        <w:tabs>
+          <w:tab w:val="num" w:pos="2880"/>
+        </w:tabs>
+        <w:ind w:left="2880" w:hanging="360"/>
+      </w:pPr>
+      <w:rPr>
+        <w:rFonts w:ascii="Wingdings" w:hAnsi="Wingdings" w:hint="default"/>
+        <w:sz w:val="20"/>
+      </w:rPr>
+    </w:lvl>
+    <w:lvl w:ilvl="4" w:tentative="1">
+      <w:start w:val="1"/>
+      <w:numFmt w:val="bullet"/>
+      <w:lvlText w:val=""/>
+      <w:lvlJc w:val="left"/>
+      <w:pPr>
+        <w:tabs>
+          <w:tab w:val="num" w:pos="3600"/>
+        </w:tabs>
+        <w:ind w:left="3600" w:hanging="360"/>
+      </w:pPr>
+      <w:rPr>
+        <w:rFonts w:ascii="Wingdings" w:hAnsi="Wingdings" w:hint="default"/>
+        <w:sz w:val="20"/>
+      </w:rPr>
+    </w:lvl>
+    <w:lvl w:ilvl="5" w:tentative="1">
+      <w:start w:val="1"/>
+      <w:numFmt w:val="bullet"/>
+      <w:lvlText w:val=""/>
+      <w:lvlJc w:val="left"/>
+      <w:pPr>
+        <w:tabs>
+          <w:tab w:val="num" w:pos="4320"/>
+        </w:tabs>
+        <w:ind w:left="4320" w:hanging="360"/>
+      </w:pPr>
+      <w:rPr>
+        <w:rFonts w:ascii="Wingdings" w:hAnsi="Wingdings" w:hint="default"/>
+        <w:sz w:val="20"/>
+      </w:rPr>
+    </w:lvl>
+    <w:lvl w:ilvl="6" w:tentative="1">
+      <w:start w:val="1"/>
+      <w:numFmt w:val="bullet"/>
+      <w:lvlText w:val=""/>
+      <w:lvlJc w:val="left"/>
+      <w:pPr>
+        <w:tabs>
+          <w:tab w:val="num" w:pos="5040"/>
+        </w:tabs>
+        <w:ind w:left="5040" w:hanging="360"/>
+      </w:pPr>
+      <w:rPr>
+        <w:rFonts w:ascii="Wingdings" w:hAnsi="Wingdings" w:hint="default"/>
+        <w:sz w:val="20"/>
+      </w:rPr>
+    </w:lvl>
+    <w:lvl w:ilvl="7" w:tentative="1">
+      <w:start w:val="1"/>
+      <w:numFmt w:val="bullet"/>
+      <w:lvlText w:val=""/>
+      <w:lvlJc w:val="left"/>
+      <w:pPr>
+        <w:tabs>
+          <w:tab w:val="num" w:pos="5760"/>
+        </w:tabs>
+        <w:ind w:left="5760" w:hanging="360"/>
+      </w:pPr>
+      <w:rPr>
+        <w:rFonts w:ascii="Wingdings" w:hAnsi="Wingdings" w:hint="default"/>
+        <w:sz w:val="20"/>
+      </w:rPr>
+    </w:lvl>
+    <w:lvl w:ilvl="8" w:tentative="1">
+      <w:start w:val="1"/>
+      <w:numFmt w:val="bullet"/>
+      <w:lvlText w:val=""/>
+      <w:lvlJc w:val="left"/>
+      <w:pPr>
+        <w:tabs>
+          <w:tab w:val="num" w:pos="6480"/>
+        </w:tabs>
+        <w:ind w:left="6480" w:hanging="360"/>
+      </w:pPr>
+      <w:rPr>
+        <w:rFonts w:ascii="Wingdings" w:hAnsi="Wingdings" w:hint="default"/>
+        <w:sz w:val="20"/>
+      </w:rPr>
+    </w:lvl>
+  </w:abstractNum>
+  <w:abstractNum w:abstractNumId="10" w15:restartNumberingAfterBreak="0">
     <w:nsid w:val="4E456C0A"/>
     <w:multiLevelType w:val="multilevel"/>
     <w:tmpl w:val="FFF8932A"/>
@@ -1279,7 +5883,7 @@
       </w:pPr>
     </w:lvl>
   </w:abstractNum>
-  <w:abstractNum w:abstractNumId="2" w15:restartNumberingAfterBreak="0">
+  <w:abstractNum w:abstractNumId="11" w15:restartNumberingAfterBreak="0">
     <w:nsid w:val="4E677B44"/>
     <w:multiLevelType w:val="multilevel"/>
     <w:tmpl w:val="47F87288"/>
@@ -1396,7 +6000,1167 @@
       </w:pPr>
     </w:lvl>
   </w:abstractNum>
-  <w:abstractNum w:abstractNumId="3" w15:restartNumberingAfterBreak="0">
+  <w:abstractNum w:abstractNumId="12" w15:restartNumberingAfterBreak="0">
+    <w:nsid w:val="4EBB1974"/>
+    <w:multiLevelType w:val="multilevel"/>
+    <w:tmpl w:val="7F2C485E"/>
+    <w:lvl w:ilvl="0">
+      <w:start w:val="1"/>
+      <w:numFmt w:val="bullet"/>
+      <w:lvlText w:val=""/>
+      <w:lvlJc w:val="left"/>
+      <w:pPr>
+        <w:tabs>
+          <w:tab w:val="num" w:pos="720"/>
+        </w:tabs>
+        <w:ind w:left="720" w:hanging="360"/>
+      </w:pPr>
+      <w:rPr>
+        <w:rFonts w:ascii="Symbol" w:hAnsi="Symbol" w:hint="default"/>
+        <w:sz w:val="20"/>
+      </w:rPr>
+    </w:lvl>
+    <w:lvl w:ilvl="1" w:tentative="1">
+      <w:start w:val="1"/>
+      <w:numFmt w:val="bullet"/>
+      <w:lvlText w:val="o"/>
+      <w:lvlJc w:val="left"/>
+      <w:pPr>
+        <w:tabs>
+          <w:tab w:val="num" w:pos="1440"/>
+        </w:tabs>
+        <w:ind w:left="1440" w:hanging="360"/>
+      </w:pPr>
+      <w:rPr>
+        <w:rFonts w:ascii="Courier New" w:hAnsi="Courier New" w:hint="default"/>
+        <w:sz w:val="20"/>
+      </w:rPr>
+    </w:lvl>
+    <w:lvl w:ilvl="2" w:tentative="1">
+      <w:start w:val="1"/>
+      <w:numFmt w:val="bullet"/>
+      <w:lvlText w:val=""/>
+      <w:lvlJc w:val="left"/>
+      <w:pPr>
+        <w:tabs>
+          <w:tab w:val="num" w:pos="2160"/>
+        </w:tabs>
+        <w:ind w:left="2160" w:hanging="360"/>
+      </w:pPr>
+      <w:rPr>
+        <w:rFonts w:ascii="Wingdings" w:hAnsi="Wingdings" w:hint="default"/>
+        <w:sz w:val="20"/>
+      </w:rPr>
+    </w:lvl>
+    <w:lvl w:ilvl="3" w:tentative="1">
+      <w:start w:val="1"/>
+      <w:numFmt w:val="bullet"/>
+      <w:lvlText w:val=""/>
+      <w:lvlJc w:val="left"/>
+      <w:pPr>
+        <w:tabs>
+          <w:tab w:val="num" w:pos="2880"/>
+        </w:tabs>
+        <w:ind w:left="2880" w:hanging="360"/>
+      </w:pPr>
+      <w:rPr>
+        <w:rFonts w:ascii="Wingdings" w:hAnsi="Wingdings" w:hint="default"/>
+        <w:sz w:val="20"/>
+      </w:rPr>
+    </w:lvl>
+    <w:lvl w:ilvl="4" w:tentative="1">
+      <w:start w:val="1"/>
+      <w:numFmt w:val="bullet"/>
+      <w:lvlText w:val=""/>
+      <w:lvlJc w:val="left"/>
+      <w:pPr>
+        <w:tabs>
+          <w:tab w:val="num" w:pos="3600"/>
+        </w:tabs>
+        <w:ind w:left="3600" w:hanging="360"/>
+      </w:pPr>
+      <w:rPr>
+        <w:rFonts w:ascii="Wingdings" w:hAnsi="Wingdings" w:hint="default"/>
+        <w:sz w:val="20"/>
+      </w:rPr>
+    </w:lvl>
+    <w:lvl w:ilvl="5" w:tentative="1">
+      <w:start w:val="1"/>
+      <w:numFmt w:val="bullet"/>
+      <w:lvlText w:val=""/>
+      <w:lvlJc w:val="left"/>
+      <w:pPr>
+        <w:tabs>
+          <w:tab w:val="num" w:pos="4320"/>
+        </w:tabs>
+        <w:ind w:left="4320" w:hanging="360"/>
+      </w:pPr>
+      <w:rPr>
+        <w:rFonts w:ascii="Wingdings" w:hAnsi="Wingdings" w:hint="default"/>
+        <w:sz w:val="20"/>
+      </w:rPr>
+    </w:lvl>
+    <w:lvl w:ilvl="6" w:tentative="1">
+      <w:start w:val="1"/>
+      <w:numFmt w:val="bullet"/>
+      <w:lvlText w:val=""/>
+      <w:lvlJc w:val="left"/>
+      <w:pPr>
+        <w:tabs>
+          <w:tab w:val="num" w:pos="5040"/>
+        </w:tabs>
+        <w:ind w:left="5040" w:hanging="360"/>
+      </w:pPr>
+      <w:rPr>
+        <w:rFonts w:ascii="Wingdings" w:hAnsi="Wingdings" w:hint="default"/>
+        <w:sz w:val="20"/>
+      </w:rPr>
+    </w:lvl>
+    <w:lvl w:ilvl="7" w:tentative="1">
+      <w:start w:val="1"/>
+      <w:numFmt w:val="bullet"/>
+      <w:lvlText w:val=""/>
+      <w:lvlJc w:val="left"/>
+      <w:pPr>
+        <w:tabs>
+          <w:tab w:val="num" w:pos="5760"/>
+        </w:tabs>
+        <w:ind w:left="5760" w:hanging="360"/>
+      </w:pPr>
+      <w:rPr>
+        <w:rFonts w:ascii="Wingdings" w:hAnsi="Wingdings" w:hint="default"/>
+        <w:sz w:val="20"/>
+      </w:rPr>
+    </w:lvl>
+    <w:lvl w:ilvl="8" w:tentative="1">
+      <w:start w:val="1"/>
+      <w:numFmt w:val="bullet"/>
+      <w:lvlText w:val=""/>
+      <w:lvlJc w:val="left"/>
+      <w:pPr>
+        <w:tabs>
+          <w:tab w:val="num" w:pos="6480"/>
+        </w:tabs>
+        <w:ind w:left="6480" w:hanging="360"/>
+      </w:pPr>
+      <w:rPr>
+        <w:rFonts w:ascii="Wingdings" w:hAnsi="Wingdings" w:hint="default"/>
+        <w:sz w:val="20"/>
+      </w:rPr>
+    </w:lvl>
+  </w:abstractNum>
+  <w:abstractNum w:abstractNumId="13" w15:restartNumberingAfterBreak="0">
+    <w:nsid w:val="507D23EA"/>
+    <w:multiLevelType w:val="multilevel"/>
+    <w:tmpl w:val="EB7A36BA"/>
+    <w:lvl w:ilvl="0">
+      <w:start w:val="1"/>
+      <w:numFmt w:val="bullet"/>
+      <w:lvlText w:val=""/>
+      <w:lvlJc w:val="left"/>
+      <w:pPr>
+        <w:tabs>
+          <w:tab w:val="num" w:pos="720"/>
+        </w:tabs>
+        <w:ind w:left="720" w:hanging="360"/>
+      </w:pPr>
+      <w:rPr>
+        <w:rFonts w:ascii="Symbol" w:hAnsi="Symbol" w:hint="default"/>
+        <w:sz w:val="20"/>
+      </w:rPr>
+    </w:lvl>
+    <w:lvl w:ilvl="1" w:tentative="1">
+      <w:start w:val="1"/>
+      <w:numFmt w:val="bullet"/>
+      <w:lvlText w:val="o"/>
+      <w:lvlJc w:val="left"/>
+      <w:pPr>
+        <w:tabs>
+          <w:tab w:val="num" w:pos="1440"/>
+        </w:tabs>
+        <w:ind w:left="1440" w:hanging="360"/>
+      </w:pPr>
+      <w:rPr>
+        <w:rFonts w:ascii="Courier New" w:hAnsi="Courier New" w:hint="default"/>
+        <w:sz w:val="20"/>
+      </w:rPr>
+    </w:lvl>
+    <w:lvl w:ilvl="2" w:tentative="1">
+      <w:start w:val="1"/>
+      <w:numFmt w:val="bullet"/>
+      <w:lvlText w:val=""/>
+      <w:lvlJc w:val="left"/>
+      <w:pPr>
+        <w:tabs>
+          <w:tab w:val="num" w:pos="2160"/>
+        </w:tabs>
+        <w:ind w:left="2160" w:hanging="360"/>
+      </w:pPr>
+      <w:rPr>
+        <w:rFonts w:ascii="Wingdings" w:hAnsi="Wingdings" w:hint="default"/>
+        <w:sz w:val="20"/>
+      </w:rPr>
+    </w:lvl>
+    <w:lvl w:ilvl="3" w:tentative="1">
+      <w:start w:val="1"/>
+      <w:numFmt w:val="bullet"/>
+      <w:lvlText w:val=""/>
+      <w:lvlJc w:val="left"/>
+      <w:pPr>
+        <w:tabs>
+          <w:tab w:val="num" w:pos="2880"/>
+        </w:tabs>
+        <w:ind w:left="2880" w:hanging="360"/>
+      </w:pPr>
+      <w:rPr>
+        <w:rFonts w:ascii="Wingdings" w:hAnsi="Wingdings" w:hint="default"/>
+        <w:sz w:val="20"/>
+      </w:rPr>
+    </w:lvl>
+    <w:lvl w:ilvl="4" w:tentative="1">
+      <w:start w:val="1"/>
+      <w:numFmt w:val="bullet"/>
+      <w:lvlText w:val=""/>
+      <w:lvlJc w:val="left"/>
+      <w:pPr>
+        <w:tabs>
+          <w:tab w:val="num" w:pos="3600"/>
+        </w:tabs>
+        <w:ind w:left="3600" w:hanging="360"/>
+      </w:pPr>
+      <w:rPr>
+        <w:rFonts w:ascii="Wingdings" w:hAnsi="Wingdings" w:hint="default"/>
+        <w:sz w:val="20"/>
+      </w:rPr>
+    </w:lvl>
+    <w:lvl w:ilvl="5" w:tentative="1">
+      <w:start w:val="1"/>
+      <w:numFmt w:val="bullet"/>
+      <w:lvlText w:val=""/>
+      <w:lvlJc w:val="left"/>
+      <w:pPr>
+        <w:tabs>
+          <w:tab w:val="num" w:pos="4320"/>
+        </w:tabs>
+        <w:ind w:left="4320" w:hanging="360"/>
+      </w:pPr>
+      <w:rPr>
+        <w:rFonts w:ascii="Wingdings" w:hAnsi="Wingdings" w:hint="default"/>
+        <w:sz w:val="20"/>
+      </w:rPr>
+    </w:lvl>
+    <w:lvl w:ilvl="6" w:tentative="1">
+      <w:start w:val="1"/>
+      <w:numFmt w:val="bullet"/>
+      <w:lvlText w:val=""/>
+      <w:lvlJc w:val="left"/>
+      <w:pPr>
+        <w:tabs>
+          <w:tab w:val="num" w:pos="5040"/>
+        </w:tabs>
+        <w:ind w:left="5040" w:hanging="360"/>
+      </w:pPr>
+      <w:rPr>
+        <w:rFonts w:ascii="Wingdings" w:hAnsi="Wingdings" w:hint="default"/>
+        <w:sz w:val="20"/>
+      </w:rPr>
+    </w:lvl>
+    <w:lvl w:ilvl="7" w:tentative="1">
+      <w:start w:val="1"/>
+      <w:numFmt w:val="bullet"/>
+      <w:lvlText w:val=""/>
+      <w:lvlJc w:val="left"/>
+      <w:pPr>
+        <w:tabs>
+          <w:tab w:val="num" w:pos="5760"/>
+        </w:tabs>
+        <w:ind w:left="5760" w:hanging="360"/>
+      </w:pPr>
+      <w:rPr>
+        <w:rFonts w:ascii="Wingdings" w:hAnsi="Wingdings" w:hint="default"/>
+        <w:sz w:val="20"/>
+      </w:rPr>
+    </w:lvl>
+    <w:lvl w:ilvl="8" w:tentative="1">
+      <w:start w:val="1"/>
+      <w:numFmt w:val="bullet"/>
+      <w:lvlText w:val=""/>
+      <w:lvlJc w:val="left"/>
+      <w:pPr>
+        <w:tabs>
+          <w:tab w:val="num" w:pos="6480"/>
+        </w:tabs>
+        <w:ind w:left="6480" w:hanging="360"/>
+      </w:pPr>
+      <w:rPr>
+        <w:rFonts w:ascii="Wingdings" w:hAnsi="Wingdings" w:hint="default"/>
+        <w:sz w:val="20"/>
+      </w:rPr>
+    </w:lvl>
+  </w:abstractNum>
+  <w:abstractNum w:abstractNumId="14" w15:restartNumberingAfterBreak="0">
+    <w:nsid w:val="62E37392"/>
+    <w:multiLevelType w:val="multilevel"/>
+    <w:tmpl w:val="E592CC70"/>
+    <w:lvl w:ilvl="0">
+      <w:start w:val="1"/>
+      <w:numFmt w:val="bullet"/>
+      <w:lvlText w:val=""/>
+      <w:lvlJc w:val="left"/>
+      <w:pPr>
+        <w:tabs>
+          <w:tab w:val="num" w:pos="720"/>
+        </w:tabs>
+        <w:ind w:left="720" w:hanging="360"/>
+      </w:pPr>
+      <w:rPr>
+        <w:rFonts w:ascii="Symbol" w:hAnsi="Symbol" w:hint="default"/>
+        <w:sz w:val="20"/>
+      </w:rPr>
+    </w:lvl>
+    <w:lvl w:ilvl="1" w:tentative="1">
+      <w:start w:val="1"/>
+      <w:numFmt w:val="bullet"/>
+      <w:lvlText w:val="o"/>
+      <w:lvlJc w:val="left"/>
+      <w:pPr>
+        <w:tabs>
+          <w:tab w:val="num" w:pos="1440"/>
+        </w:tabs>
+        <w:ind w:left="1440" w:hanging="360"/>
+      </w:pPr>
+      <w:rPr>
+        <w:rFonts w:ascii="Courier New" w:hAnsi="Courier New" w:hint="default"/>
+        <w:sz w:val="20"/>
+      </w:rPr>
+    </w:lvl>
+    <w:lvl w:ilvl="2" w:tentative="1">
+      <w:start w:val="1"/>
+      <w:numFmt w:val="bullet"/>
+      <w:lvlText w:val=""/>
+      <w:lvlJc w:val="left"/>
+      <w:pPr>
+        <w:tabs>
+          <w:tab w:val="num" w:pos="2160"/>
+        </w:tabs>
+        <w:ind w:left="2160" w:hanging="360"/>
+      </w:pPr>
+      <w:rPr>
+        <w:rFonts w:ascii="Wingdings" w:hAnsi="Wingdings" w:hint="default"/>
+        <w:sz w:val="20"/>
+      </w:rPr>
+    </w:lvl>
+    <w:lvl w:ilvl="3" w:tentative="1">
+      <w:start w:val="1"/>
+      <w:numFmt w:val="bullet"/>
+      <w:lvlText w:val=""/>
+      <w:lvlJc w:val="left"/>
+      <w:pPr>
+        <w:tabs>
+          <w:tab w:val="num" w:pos="2880"/>
+        </w:tabs>
+        <w:ind w:left="2880" w:hanging="360"/>
+      </w:pPr>
+      <w:rPr>
+        <w:rFonts w:ascii="Wingdings" w:hAnsi="Wingdings" w:hint="default"/>
+        <w:sz w:val="20"/>
+      </w:rPr>
+    </w:lvl>
+    <w:lvl w:ilvl="4" w:tentative="1">
+      <w:start w:val="1"/>
+      <w:numFmt w:val="bullet"/>
+      <w:lvlText w:val=""/>
+      <w:lvlJc w:val="left"/>
+      <w:pPr>
+        <w:tabs>
+          <w:tab w:val="num" w:pos="3600"/>
+        </w:tabs>
+        <w:ind w:left="3600" w:hanging="360"/>
+      </w:pPr>
+      <w:rPr>
+        <w:rFonts w:ascii="Wingdings" w:hAnsi="Wingdings" w:hint="default"/>
+        <w:sz w:val="20"/>
+      </w:rPr>
+    </w:lvl>
+    <w:lvl w:ilvl="5" w:tentative="1">
+      <w:start w:val="1"/>
+      <w:numFmt w:val="bullet"/>
+      <w:lvlText w:val=""/>
+      <w:lvlJc w:val="left"/>
+      <w:pPr>
+        <w:tabs>
+          <w:tab w:val="num" w:pos="4320"/>
+        </w:tabs>
+        <w:ind w:left="4320" w:hanging="360"/>
+      </w:pPr>
+      <w:rPr>
+        <w:rFonts w:ascii="Wingdings" w:hAnsi="Wingdings" w:hint="default"/>
+        <w:sz w:val="20"/>
+      </w:rPr>
+    </w:lvl>
+    <w:lvl w:ilvl="6" w:tentative="1">
+      <w:start w:val="1"/>
+      <w:numFmt w:val="bullet"/>
+      <w:lvlText w:val=""/>
+      <w:lvlJc w:val="left"/>
+      <w:pPr>
+        <w:tabs>
+          <w:tab w:val="num" w:pos="5040"/>
+        </w:tabs>
+        <w:ind w:left="5040" w:hanging="360"/>
+      </w:pPr>
+      <w:rPr>
+        <w:rFonts w:ascii="Wingdings" w:hAnsi="Wingdings" w:hint="default"/>
+        <w:sz w:val="20"/>
+      </w:rPr>
+    </w:lvl>
+    <w:lvl w:ilvl="7" w:tentative="1">
+      <w:start w:val="1"/>
+      <w:numFmt w:val="bullet"/>
+      <w:lvlText w:val=""/>
+      <w:lvlJc w:val="left"/>
+      <w:pPr>
+        <w:tabs>
+          <w:tab w:val="num" w:pos="5760"/>
+        </w:tabs>
+        <w:ind w:left="5760" w:hanging="360"/>
+      </w:pPr>
+      <w:rPr>
+        <w:rFonts w:ascii="Wingdings" w:hAnsi="Wingdings" w:hint="default"/>
+        <w:sz w:val="20"/>
+      </w:rPr>
+    </w:lvl>
+    <w:lvl w:ilvl="8" w:tentative="1">
+      <w:start w:val="1"/>
+      <w:numFmt w:val="bullet"/>
+      <w:lvlText w:val=""/>
+      <w:lvlJc w:val="left"/>
+      <w:pPr>
+        <w:tabs>
+          <w:tab w:val="num" w:pos="6480"/>
+        </w:tabs>
+        <w:ind w:left="6480" w:hanging="360"/>
+      </w:pPr>
+      <w:rPr>
+        <w:rFonts w:ascii="Wingdings" w:hAnsi="Wingdings" w:hint="default"/>
+        <w:sz w:val="20"/>
+      </w:rPr>
+    </w:lvl>
+  </w:abstractNum>
+  <w:abstractNum w:abstractNumId="15" w15:restartNumberingAfterBreak="0">
+    <w:nsid w:val="664B251B"/>
+    <w:multiLevelType w:val="multilevel"/>
+    <w:tmpl w:val="8014FA82"/>
+    <w:lvl w:ilvl="0">
+      <w:start w:val="1"/>
+      <w:numFmt w:val="bullet"/>
+      <w:lvlText w:val=""/>
+      <w:lvlJc w:val="left"/>
+      <w:pPr>
+        <w:tabs>
+          <w:tab w:val="num" w:pos="720"/>
+        </w:tabs>
+        <w:ind w:left="720" w:hanging="360"/>
+      </w:pPr>
+      <w:rPr>
+        <w:rFonts w:ascii="Symbol" w:hAnsi="Symbol" w:hint="default"/>
+        <w:sz w:val="20"/>
+      </w:rPr>
+    </w:lvl>
+    <w:lvl w:ilvl="1" w:tentative="1">
+      <w:start w:val="1"/>
+      <w:numFmt w:val="bullet"/>
+      <w:lvlText w:val="o"/>
+      <w:lvlJc w:val="left"/>
+      <w:pPr>
+        <w:tabs>
+          <w:tab w:val="num" w:pos="1440"/>
+        </w:tabs>
+        <w:ind w:left="1440" w:hanging="360"/>
+      </w:pPr>
+      <w:rPr>
+        <w:rFonts w:ascii="Courier New" w:hAnsi="Courier New" w:hint="default"/>
+        <w:sz w:val="20"/>
+      </w:rPr>
+    </w:lvl>
+    <w:lvl w:ilvl="2" w:tentative="1">
+      <w:start w:val="1"/>
+      <w:numFmt w:val="bullet"/>
+      <w:lvlText w:val=""/>
+      <w:lvlJc w:val="left"/>
+      <w:pPr>
+        <w:tabs>
+          <w:tab w:val="num" w:pos="2160"/>
+        </w:tabs>
+        <w:ind w:left="2160" w:hanging="360"/>
+      </w:pPr>
+      <w:rPr>
+        <w:rFonts w:ascii="Wingdings" w:hAnsi="Wingdings" w:hint="default"/>
+        <w:sz w:val="20"/>
+      </w:rPr>
+    </w:lvl>
+    <w:lvl w:ilvl="3" w:tentative="1">
+      <w:start w:val="1"/>
+      <w:numFmt w:val="bullet"/>
+      <w:lvlText w:val=""/>
+      <w:lvlJc w:val="left"/>
+      <w:pPr>
+        <w:tabs>
+          <w:tab w:val="num" w:pos="2880"/>
+        </w:tabs>
+        <w:ind w:left="2880" w:hanging="360"/>
+      </w:pPr>
+      <w:rPr>
+        <w:rFonts w:ascii="Wingdings" w:hAnsi="Wingdings" w:hint="default"/>
+        <w:sz w:val="20"/>
+      </w:rPr>
+    </w:lvl>
+    <w:lvl w:ilvl="4" w:tentative="1">
+      <w:start w:val="1"/>
+      <w:numFmt w:val="bullet"/>
+      <w:lvlText w:val=""/>
+      <w:lvlJc w:val="left"/>
+      <w:pPr>
+        <w:tabs>
+          <w:tab w:val="num" w:pos="3600"/>
+        </w:tabs>
+        <w:ind w:left="3600" w:hanging="360"/>
+      </w:pPr>
+      <w:rPr>
+        <w:rFonts w:ascii="Wingdings" w:hAnsi="Wingdings" w:hint="default"/>
+        <w:sz w:val="20"/>
+      </w:rPr>
+    </w:lvl>
+    <w:lvl w:ilvl="5" w:tentative="1">
+      <w:start w:val="1"/>
+      <w:numFmt w:val="bullet"/>
+      <w:lvlText w:val=""/>
+      <w:lvlJc w:val="left"/>
+      <w:pPr>
+        <w:tabs>
+          <w:tab w:val="num" w:pos="4320"/>
+        </w:tabs>
+        <w:ind w:left="4320" w:hanging="360"/>
+      </w:pPr>
+      <w:rPr>
+        <w:rFonts w:ascii="Wingdings" w:hAnsi="Wingdings" w:hint="default"/>
+        <w:sz w:val="20"/>
+      </w:rPr>
+    </w:lvl>
+    <w:lvl w:ilvl="6" w:tentative="1">
+      <w:start w:val="1"/>
+      <w:numFmt w:val="bullet"/>
+      <w:lvlText w:val=""/>
+      <w:lvlJc w:val="left"/>
+      <w:pPr>
+        <w:tabs>
+          <w:tab w:val="num" w:pos="5040"/>
+        </w:tabs>
+        <w:ind w:left="5040" w:hanging="360"/>
+      </w:pPr>
+      <w:rPr>
+        <w:rFonts w:ascii="Wingdings" w:hAnsi="Wingdings" w:hint="default"/>
+        <w:sz w:val="20"/>
+      </w:rPr>
+    </w:lvl>
+    <w:lvl w:ilvl="7" w:tentative="1">
+      <w:start w:val="1"/>
+      <w:numFmt w:val="bullet"/>
+      <w:lvlText w:val=""/>
+      <w:lvlJc w:val="left"/>
+      <w:pPr>
+        <w:tabs>
+          <w:tab w:val="num" w:pos="5760"/>
+        </w:tabs>
+        <w:ind w:left="5760" w:hanging="360"/>
+      </w:pPr>
+      <w:rPr>
+        <w:rFonts w:ascii="Wingdings" w:hAnsi="Wingdings" w:hint="default"/>
+        <w:sz w:val="20"/>
+      </w:rPr>
+    </w:lvl>
+    <w:lvl w:ilvl="8" w:tentative="1">
+      <w:start w:val="1"/>
+      <w:numFmt w:val="bullet"/>
+      <w:lvlText w:val=""/>
+      <w:lvlJc w:val="left"/>
+      <w:pPr>
+        <w:tabs>
+          <w:tab w:val="num" w:pos="6480"/>
+        </w:tabs>
+        <w:ind w:left="6480" w:hanging="360"/>
+      </w:pPr>
+      <w:rPr>
+        <w:rFonts w:ascii="Wingdings" w:hAnsi="Wingdings" w:hint="default"/>
+        <w:sz w:val="20"/>
+      </w:rPr>
+    </w:lvl>
+  </w:abstractNum>
+  <w:abstractNum w:abstractNumId="16" w15:restartNumberingAfterBreak="0">
+    <w:nsid w:val="6A1860D1"/>
+    <w:multiLevelType w:val="multilevel"/>
+    <w:tmpl w:val="033A09C8"/>
+    <w:lvl w:ilvl="0">
+      <w:start w:val="1"/>
+      <w:numFmt w:val="bullet"/>
+      <w:lvlText w:val=""/>
+      <w:lvlJc w:val="left"/>
+      <w:pPr>
+        <w:tabs>
+          <w:tab w:val="num" w:pos="720"/>
+        </w:tabs>
+        <w:ind w:left="720" w:hanging="360"/>
+      </w:pPr>
+      <w:rPr>
+        <w:rFonts w:ascii="Symbol" w:hAnsi="Symbol" w:hint="default"/>
+        <w:sz w:val="20"/>
+      </w:rPr>
+    </w:lvl>
+    <w:lvl w:ilvl="1" w:tentative="1">
+      <w:start w:val="1"/>
+      <w:numFmt w:val="bullet"/>
+      <w:lvlText w:val="o"/>
+      <w:lvlJc w:val="left"/>
+      <w:pPr>
+        <w:tabs>
+          <w:tab w:val="num" w:pos="1440"/>
+        </w:tabs>
+        <w:ind w:left="1440" w:hanging="360"/>
+      </w:pPr>
+      <w:rPr>
+        <w:rFonts w:ascii="Courier New" w:hAnsi="Courier New" w:hint="default"/>
+        <w:sz w:val="20"/>
+      </w:rPr>
+    </w:lvl>
+    <w:lvl w:ilvl="2" w:tentative="1">
+      <w:start w:val="1"/>
+      <w:numFmt w:val="bullet"/>
+      <w:lvlText w:val=""/>
+      <w:lvlJc w:val="left"/>
+      <w:pPr>
+        <w:tabs>
+          <w:tab w:val="num" w:pos="2160"/>
+        </w:tabs>
+        <w:ind w:left="2160" w:hanging="360"/>
+      </w:pPr>
+      <w:rPr>
+        <w:rFonts w:ascii="Wingdings" w:hAnsi="Wingdings" w:hint="default"/>
+        <w:sz w:val="20"/>
+      </w:rPr>
+    </w:lvl>
+    <w:lvl w:ilvl="3" w:tentative="1">
+      <w:start w:val="1"/>
+      <w:numFmt w:val="bullet"/>
+      <w:lvlText w:val=""/>
+      <w:lvlJc w:val="left"/>
+      <w:pPr>
+        <w:tabs>
+          <w:tab w:val="num" w:pos="2880"/>
+        </w:tabs>
+        <w:ind w:left="2880" w:hanging="360"/>
+      </w:pPr>
+      <w:rPr>
+        <w:rFonts w:ascii="Wingdings" w:hAnsi="Wingdings" w:hint="default"/>
+        <w:sz w:val="20"/>
+      </w:rPr>
+    </w:lvl>
+    <w:lvl w:ilvl="4" w:tentative="1">
+      <w:start w:val="1"/>
+      <w:numFmt w:val="bullet"/>
+      <w:lvlText w:val=""/>
+      <w:lvlJc w:val="left"/>
+      <w:pPr>
+        <w:tabs>
+          <w:tab w:val="num" w:pos="3600"/>
+        </w:tabs>
+        <w:ind w:left="3600" w:hanging="360"/>
+      </w:pPr>
+      <w:rPr>
+        <w:rFonts w:ascii="Wingdings" w:hAnsi="Wingdings" w:hint="default"/>
+        <w:sz w:val="20"/>
+      </w:rPr>
+    </w:lvl>
+    <w:lvl w:ilvl="5" w:tentative="1">
+      <w:start w:val="1"/>
+      <w:numFmt w:val="bullet"/>
+      <w:lvlText w:val=""/>
+      <w:lvlJc w:val="left"/>
+      <w:pPr>
+        <w:tabs>
+          <w:tab w:val="num" w:pos="4320"/>
+        </w:tabs>
+        <w:ind w:left="4320" w:hanging="360"/>
+      </w:pPr>
+      <w:rPr>
+        <w:rFonts w:ascii="Wingdings" w:hAnsi="Wingdings" w:hint="default"/>
+        <w:sz w:val="20"/>
+      </w:rPr>
+    </w:lvl>
+    <w:lvl w:ilvl="6" w:tentative="1">
+      <w:start w:val="1"/>
+      <w:numFmt w:val="bullet"/>
+      <w:lvlText w:val=""/>
+      <w:lvlJc w:val="left"/>
+      <w:pPr>
+        <w:tabs>
+          <w:tab w:val="num" w:pos="5040"/>
+        </w:tabs>
+        <w:ind w:left="5040" w:hanging="360"/>
+      </w:pPr>
+      <w:rPr>
+        <w:rFonts w:ascii="Wingdings" w:hAnsi="Wingdings" w:hint="default"/>
+        <w:sz w:val="20"/>
+      </w:rPr>
+    </w:lvl>
+    <w:lvl w:ilvl="7" w:tentative="1">
+      <w:start w:val="1"/>
+      <w:numFmt w:val="bullet"/>
+      <w:lvlText w:val=""/>
+      <w:lvlJc w:val="left"/>
+      <w:pPr>
+        <w:tabs>
+          <w:tab w:val="num" w:pos="5760"/>
+        </w:tabs>
+        <w:ind w:left="5760" w:hanging="360"/>
+      </w:pPr>
+      <w:rPr>
+        <w:rFonts w:ascii="Wingdings" w:hAnsi="Wingdings" w:hint="default"/>
+        <w:sz w:val="20"/>
+      </w:rPr>
+    </w:lvl>
+    <w:lvl w:ilvl="8" w:tentative="1">
+      <w:start w:val="1"/>
+      <w:numFmt w:val="bullet"/>
+      <w:lvlText w:val=""/>
+      <w:lvlJc w:val="left"/>
+      <w:pPr>
+        <w:tabs>
+          <w:tab w:val="num" w:pos="6480"/>
+        </w:tabs>
+        <w:ind w:left="6480" w:hanging="360"/>
+      </w:pPr>
+      <w:rPr>
+        <w:rFonts w:ascii="Wingdings" w:hAnsi="Wingdings" w:hint="default"/>
+        <w:sz w:val="20"/>
+      </w:rPr>
+    </w:lvl>
+  </w:abstractNum>
+  <w:abstractNum w:abstractNumId="17" w15:restartNumberingAfterBreak="0">
+    <w:nsid w:val="6C9C6E78"/>
+    <w:multiLevelType w:val="multilevel"/>
+    <w:tmpl w:val="7EF05358"/>
+    <w:lvl w:ilvl="0">
+      <w:start w:val="1"/>
+      <w:numFmt w:val="bullet"/>
+      <w:lvlText w:val=""/>
+      <w:lvlJc w:val="left"/>
+      <w:pPr>
+        <w:tabs>
+          <w:tab w:val="num" w:pos="720"/>
+        </w:tabs>
+        <w:ind w:left="720" w:hanging="360"/>
+      </w:pPr>
+      <w:rPr>
+        <w:rFonts w:ascii="Symbol" w:hAnsi="Symbol" w:hint="default"/>
+        <w:sz w:val="20"/>
+      </w:rPr>
+    </w:lvl>
+    <w:lvl w:ilvl="1" w:tentative="1">
+      <w:start w:val="1"/>
+      <w:numFmt w:val="bullet"/>
+      <w:lvlText w:val="o"/>
+      <w:lvlJc w:val="left"/>
+      <w:pPr>
+        <w:tabs>
+          <w:tab w:val="num" w:pos="1440"/>
+        </w:tabs>
+        <w:ind w:left="1440" w:hanging="360"/>
+      </w:pPr>
+      <w:rPr>
+        <w:rFonts w:ascii="Courier New" w:hAnsi="Courier New" w:hint="default"/>
+        <w:sz w:val="20"/>
+      </w:rPr>
+    </w:lvl>
+    <w:lvl w:ilvl="2" w:tentative="1">
+      <w:start w:val="1"/>
+      <w:numFmt w:val="bullet"/>
+      <w:lvlText w:val=""/>
+      <w:lvlJc w:val="left"/>
+      <w:pPr>
+        <w:tabs>
+          <w:tab w:val="num" w:pos="2160"/>
+        </w:tabs>
+        <w:ind w:left="2160" w:hanging="360"/>
+      </w:pPr>
+      <w:rPr>
+        <w:rFonts w:ascii="Wingdings" w:hAnsi="Wingdings" w:hint="default"/>
+        <w:sz w:val="20"/>
+      </w:rPr>
+    </w:lvl>
+    <w:lvl w:ilvl="3" w:tentative="1">
+      <w:start w:val="1"/>
+      <w:numFmt w:val="bullet"/>
+      <w:lvlText w:val=""/>
+      <w:lvlJc w:val="left"/>
+      <w:pPr>
+        <w:tabs>
+          <w:tab w:val="num" w:pos="2880"/>
+        </w:tabs>
+        <w:ind w:left="2880" w:hanging="360"/>
+      </w:pPr>
+      <w:rPr>
+        <w:rFonts w:ascii="Wingdings" w:hAnsi="Wingdings" w:hint="default"/>
+        <w:sz w:val="20"/>
+      </w:rPr>
+    </w:lvl>
+    <w:lvl w:ilvl="4" w:tentative="1">
+      <w:start w:val="1"/>
+      <w:numFmt w:val="bullet"/>
+      <w:lvlText w:val=""/>
+      <w:lvlJc w:val="left"/>
+      <w:pPr>
+        <w:tabs>
+          <w:tab w:val="num" w:pos="3600"/>
+        </w:tabs>
+        <w:ind w:left="3600" w:hanging="360"/>
+      </w:pPr>
+      <w:rPr>
+        <w:rFonts w:ascii="Wingdings" w:hAnsi="Wingdings" w:hint="default"/>
+        <w:sz w:val="20"/>
+      </w:rPr>
+    </w:lvl>
+    <w:lvl w:ilvl="5" w:tentative="1">
+      <w:start w:val="1"/>
+      <w:numFmt w:val="bullet"/>
+      <w:lvlText w:val=""/>
+      <w:lvlJc w:val="left"/>
+      <w:pPr>
+        <w:tabs>
+          <w:tab w:val="num" w:pos="4320"/>
+        </w:tabs>
+        <w:ind w:left="4320" w:hanging="360"/>
+      </w:pPr>
+      <w:rPr>
+        <w:rFonts w:ascii="Wingdings" w:hAnsi="Wingdings" w:hint="default"/>
+        <w:sz w:val="20"/>
+      </w:rPr>
+    </w:lvl>
+    <w:lvl w:ilvl="6" w:tentative="1">
+      <w:start w:val="1"/>
+      <w:numFmt w:val="bullet"/>
+      <w:lvlText w:val=""/>
+      <w:lvlJc w:val="left"/>
+      <w:pPr>
+        <w:tabs>
+          <w:tab w:val="num" w:pos="5040"/>
+        </w:tabs>
+        <w:ind w:left="5040" w:hanging="360"/>
+      </w:pPr>
+      <w:rPr>
+        <w:rFonts w:ascii="Wingdings" w:hAnsi="Wingdings" w:hint="default"/>
+        <w:sz w:val="20"/>
+      </w:rPr>
+    </w:lvl>
+    <w:lvl w:ilvl="7" w:tentative="1">
+      <w:start w:val="1"/>
+      <w:numFmt w:val="bullet"/>
+      <w:lvlText w:val=""/>
+      <w:lvlJc w:val="left"/>
+      <w:pPr>
+        <w:tabs>
+          <w:tab w:val="num" w:pos="5760"/>
+        </w:tabs>
+        <w:ind w:left="5760" w:hanging="360"/>
+      </w:pPr>
+      <w:rPr>
+        <w:rFonts w:ascii="Wingdings" w:hAnsi="Wingdings" w:hint="default"/>
+        <w:sz w:val="20"/>
+      </w:rPr>
+    </w:lvl>
+    <w:lvl w:ilvl="8" w:tentative="1">
+      <w:start w:val="1"/>
+      <w:numFmt w:val="bullet"/>
+      <w:lvlText w:val=""/>
+      <w:lvlJc w:val="left"/>
+      <w:pPr>
+        <w:tabs>
+          <w:tab w:val="num" w:pos="6480"/>
+        </w:tabs>
+        <w:ind w:left="6480" w:hanging="360"/>
+      </w:pPr>
+      <w:rPr>
+        <w:rFonts w:ascii="Wingdings" w:hAnsi="Wingdings" w:hint="default"/>
+        <w:sz w:val="20"/>
+      </w:rPr>
+    </w:lvl>
+  </w:abstractNum>
+  <w:abstractNum w:abstractNumId="18" w15:restartNumberingAfterBreak="0">
+    <w:nsid w:val="71E10BE3"/>
+    <w:multiLevelType w:val="multilevel"/>
+    <w:tmpl w:val="5436F4AE"/>
+    <w:lvl w:ilvl="0">
+      <w:start w:val="1"/>
+      <w:numFmt w:val="bullet"/>
+      <w:lvlText w:val=""/>
+      <w:lvlJc w:val="left"/>
+      <w:pPr>
+        <w:tabs>
+          <w:tab w:val="num" w:pos="720"/>
+        </w:tabs>
+        <w:ind w:left="720" w:hanging="360"/>
+      </w:pPr>
+      <w:rPr>
+        <w:rFonts w:ascii="Symbol" w:hAnsi="Symbol" w:hint="default"/>
+        <w:sz w:val="20"/>
+      </w:rPr>
+    </w:lvl>
+    <w:lvl w:ilvl="1" w:tentative="1">
+      <w:start w:val="1"/>
+      <w:numFmt w:val="bullet"/>
+      <w:lvlText w:val="o"/>
+      <w:lvlJc w:val="left"/>
+      <w:pPr>
+        <w:tabs>
+          <w:tab w:val="num" w:pos="1440"/>
+        </w:tabs>
+        <w:ind w:left="1440" w:hanging="360"/>
+      </w:pPr>
+      <w:rPr>
+        <w:rFonts w:ascii="Courier New" w:hAnsi="Courier New" w:hint="default"/>
+        <w:sz w:val="20"/>
+      </w:rPr>
+    </w:lvl>
+    <w:lvl w:ilvl="2" w:tentative="1">
+      <w:start w:val="1"/>
+      <w:numFmt w:val="bullet"/>
+      <w:lvlText w:val=""/>
+      <w:lvlJc w:val="left"/>
+      <w:pPr>
+        <w:tabs>
+          <w:tab w:val="num" w:pos="2160"/>
+        </w:tabs>
+        <w:ind w:left="2160" w:hanging="360"/>
+      </w:pPr>
+      <w:rPr>
+        <w:rFonts w:ascii="Wingdings" w:hAnsi="Wingdings" w:hint="default"/>
+        <w:sz w:val="20"/>
+      </w:rPr>
+    </w:lvl>
+    <w:lvl w:ilvl="3" w:tentative="1">
+      <w:start w:val="1"/>
+      <w:numFmt w:val="bullet"/>
+      <w:lvlText w:val=""/>
+      <w:lvlJc w:val="left"/>
+      <w:pPr>
+        <w:tabs>
+          <w:tab w:val="num" w:pos="2880"/>
+        </w:tabs>
+        <w:ind w:left="2880" w:hanging="360"/>
+      </w:pPr>
+      <w:rPr>
+        <w:rFonts w:ascii="Wingdings" w:hAnsi="Wingdings" w:hint="default"/>
+        <w:sz w:val="20"/>
+      </w:rPr>
+    </w:lvl>
+    <w:lvl w:ilvl="4" w:tentative="1">
+      <w:start w:val="1"/>
+      <w:numFmt w:val="bullet"/>
+      <w:lvlText w:val=""/>
+      <w:lvlJc w:val="left"/>
+      <w:pPr>
+        <w:tabs>
+          <w:tab w:val="num" w:pos="3600"/>
+        </w:tabs>
+        <w:ind w:left="3600" w:hanging="360"/>
+      </w:pPr>
+      <w:rPr>
+        <w:rFonts w:ascii="Wingdings" w:hAnsi="Wingdings" w:hint="default"/>
+        <w:sz w:val="20"/>
+      </w:rPr>
+    </w:lvl>
+    <w:lvl w:ilvl="5" w:tentative="1">
+      <w:start w:val="1"/>
+      <w:numFmt w:val="bullet"/>
+      <w:lvlText w:val=""/>
+      <w:lvlJc w:val="left"/>
+      <w:pPr>
+        <w:tabs>
+          <w:tab w:val="num" w:pos="4320"/>
+        </w:tabs>
+        <w:ind w:left="4320" w:hanging="360"/>
+      </w:pPr>
+      <w:rPr>
+        <w:rFonts w:ascii="Wingdings" w:hAnsi="Wingdings" w:hint="default"/>
+        <w:sz w:val="20"/>
+      </w:rPr>
+    </w:lvl>
+    <w:lvl w:ilvl="6" w:tentative="1">
+      <w:start w:val="1"/>
+      <w:numFmt w:val="bullet"/>
+      <w:lvlText w:val=""/>
+      <w:lvlJc w:val="left"/>
+      <w:pPr>
+        <w:tabs>
+          <w:tab w:val="num" w:pos="5040"/>
+        </w:tabs>
+        <w:ind w:left="5040" w:hanging="360"/>
+      </w:pPr>
+      <w:rPr>
+        <w:rFonts w:ascii="Wingdings" w:hAnsi="Wingdings" w:hint="default"/>
+        <w:sz w:val="20"/>
+      </w:rPr>
+    </w:lvl>
+    <w:lvl w:ilvl="7" w:tentative="1">
+      <w:start w:val="1"/>
+      <w:numFmt w:val="bullet"/>
+      <w:lvlText w:val=""/>
+      <w:lvlJc w:val="left"/>
+      <w:pPr>
+        <w:tabs>
+          <w:tab w:val="num" w:pos="5760"/>
+        </w:tabs>
+        <w:ind w:left="5760" w:hanging="360"/>
+      </w:pPr>
+      <w:rPr>
+        <w:rFonts w:ascii="Wingdings" w:hAnsi="Wingdings" w:hint="default"/>
+        <w:sz w:val="20"/>
+      </w:rPr>
+    </w:lvl>
+    <w:lvl w:ilvl="8" w:tentative="1">
+      <w:start w:val="1"/>
+      <w:numFmt w:val="bullet"/>
+      <w:lvlText w:val=""/>
+      <w:lvlJc w:val="left"/>
+      <w:pPr>
+        <w:tabs>
+          <w:tab w:val="num" w:pos="6480"/>
+        </w:tabs>
+        <w:ind w:left="6480" w:hanging="360"/>
+      </w:pPr>
+      <w:rPr>
+        <w:rFonts w:ascii="Wingdings" w:hAnsi="Wingdings" w:hint="default"/>
+        <w:sz w:val="20"/>
+      </w:rPr>
+    </w:lvl>
+  </w:abstractNum>
+  <w:abstractNum w:abstractNumId="19" w15:restartNumberingAfterBreak="0">
+    <w:nsid w:val="7243567C"/>
+    <w:multiLevelType w:val="multilevel"/>
+    <w:tmpl w:val="1C0C3CD4"/>
+    <w:lvl w:ilvl="0">
+      <w:start w:val="1"/>
+      <w:numFmt w:val="decimal"/>
+      <w:lvlText w:val="%1."/>
+      <w:lvlJc w:val="left"/>
+      <w:pPr>
+        <w:tabs>
+          <w:tab w:val="num" w:pos="720"/>
+        </w:tabs>
+        <w:ind w:left="720" w:hanging="360"/>
+      </w:pPr>
+    </w:lvl>
+    <w:lvl w:ilvl="1">
+      <w:start w:val="1"/>
+      <w:numFmt w:val="bullet"/>
+      <w:lvlText w:val=""/>
+      <w:lvlJc w:val="left"/>
+      <w:pPr>
+        <w:tabs>
+          <w:tab w:val="num" w:pos="1440"/>
+        </w:tabs>
+        <w:ind w:left="1440" w:hanging="360"/>
+      </w:pPr>
+      <w:rPr>
+        <w:rFonts w:ascii="Symbol" w:hAnsi="Symbol" w:hint="default"/>
+        <w:sz w:val="20"/>
+      </w:rPr>
+    </w:lvl>
+    <w:lvl w:ilvl="2" w:tentative="1">
+      <w:start w:val="1"/>
+      <w:numFmt w:val="decimal"/>
+      <w:lvlText w:val="%3."/>
+      <w:lvlJc w:val="left"/>
+      <w:pPr>
+        <w:tabs>
+          <w:tab w:val="num" w:pos="2160"/>
+        </w:tabs>
+        <w:ind w:left="2160" w:hanging="360"/>
+      </w:pPr>
+    </w:lvl>
+    <w:lvl w:ilvl="3" w:tentative="1">
+      <w:start w:val="1"/>
+      <w:numFmt w:val="decimal"/>
+      <w:lvlText w:val="%4."/>
+      <w:lvlJc w:val="left"/>
+      <w:pPr>
+        <w:tabs>
+          <w:tab w:val="num" w:pos="2880"/>
+        </w:tabs>
+        <w:ind w:left="2880" w:hanging="360"/>
+      </w:pPr>
+    </w:lvl>
+    <w:lvl w:ilvl="4" w:tentative="1">
+      <w:start w:val="1"/>
+      <w:numFmt w:val="decimal"/>
+      <w:lvlText w:val="%5."/>
+      <w:lvlJc w:val="left"/>
+      <w:pPr>
+        <w:tabs>
+          <w:tab w:val="num" w:pos="3600"/>
+        </w:tabs>
+        <w:ind w:left="3600" w:hanging="360"/>
+      </w:pPr>
+    </w:lvl>
+    <w:lvl w:ilvl="5" w:tentative="1">
+      <w:start w:val="1"/>
+      <w:numFmt w:val="decimal"/>
+      <w:lvlText w:val="%6."/>
+      <w:lvlJc w:val="left"/>
+      <w:pPr>
+        <w:tabs>
+          <w:tab w:val="num" w:pos="4320"/>
+        </w:tabs>
+        <w:ind w:left="4320" w:hanging="360"/>
+      </w:pPr>
+    </w:lvl>
+    <w:lvl w:ilvl="6" w:tentative="1">
+      <w:start w:val="1"/>
+      <w:numFmt w:val="decimal"/>
+      <w:lvlText w:val="%7."/>
+      <w:lvlJc w:val="left"/>
+      <w:pPr>
+        <w:tabs>
+          <w:tab w:val="num" w:pos="5040"/>
+        </w:tabs>
+        <w:ind w:left="5040" w:hanging="360"/>
+      </w:pPr>
+    </w:lvl>
+    <w:lvl w:ilvl="7" w:tentative="1">
+      <w:start w:val="1"/>
+      <w:numFmt w:val="decimal"/>
+      <w:lvlText w:val="%8."/>
+      <w:lvlJc w:val="left"/>
+      <w:pPr>
+        <w:tabs>
+          <w:tab w:val="num" w:pos="5760"/>
+        </w:tabs>
+        <w:ind w:left="5760" w:hanging="360"/>
+      </w:pPr>
+    </w:lvl>
+    <w:lvl w:ilvl="8" w:tentative="1">
+      <w:start w:val="1"/>
+      <w:numFmt w:val="decimal"/>
+      <w:lvlText w:val="%9."/>
+      <w:lvlJc w:val="left"/>
+      <w:pPr>
+        <w:tabs>
+          <w:tab w:val="num" w:pos="6480"/>
+        </w:tabs>
+        <w:ind w:left="6480" w:hanging="360"/>
+      </w:pPr>
+    </w:lvl>
+  </w:abstractNum>
+  <w:abstractNum w:abstractNumId="20" w15:restartNumberingAfterBreak="0">
     <w:nsid w:val="796619FC"/>
     <w:multiLevelType w:val="multilevel"/>
     <w:tmpl w:val="2494988C"/>
@@ -1509,7 +7273,156 @@
       </w:pPr>
     </w:lvl>
   </w:abstractNum>
-  <w:abstractNum w:abstractNumId="4" w15:restartNumberingAfterBreak="0">
+  <w:abstractNum w:abstractNumId="21" w15:restartNumberingAfterBreak="0">
+    <w:nsid w:val="7CDA1BAB"/>
+    <w:multiLevelType w:val="multilevel"/>
+    <w:tmpl w:val="3FEA7C94"/>
+    <w:lvl w:ilvl="0">
+      <w:start w:val="1"/>
+      <w:numFmt w:val="bullet"/>
+      <w:lvlText w:val=""/>
+      <w:lvlJc w:val="left"/>
+      <w:pPr>
+        <w:tabs>
+          <w:tab w:val="num" w:pos="720"/>
+        </w:tabs>
+        <w:ind w:left="720" w:hanging="360"/>
+      </w:pPr>
+      <w:rPr>
+        <w:rFonts w:ascii="Symbol" w:hAnsi="Symbol" w:hint="default"/>
+        <w:sz w:val="20"/>
+      </w:rPr>
+    </w:lvl>
+    <w:lvl w:ilvl="1" w:tentative="1">
+      <w:start w:val="1"/>
+      <w:numFmt w:val="bullet"/>
+      <w:lvlText w:val="o"/>
+      <w:lvlJc w:val="left"/>
+      <w:pPr>
+        <w:tabs>
+          <w:tab w:val="num" w:pos="1440"/>
+        </w:tabs>
+        <w:ind w:left="1440" w:hanging="360"/>
+      </w:pPr>
+      <w:rPr>
+        <w:rFonts w:ascii="Courier New" w:hAnsi="Courier New" w:hint="default"/>
+        <w:sz w:val="20"/>
+      </w:rPr>
+    </w:lvl>
+    <w:lvl w:ilvl="2" w:tentative="1">
+      <w:start w:val="1"/>
+      <w:numFmt w:val="bullet"/>
+      <w:lvlText w:val=""/>
+      <w:lvlJc w:val="left"/>
+      <w:pPr>
+        <w:tabs>
+          <w:tab w:val="num" w:pos="2160"/>
+        </w:tabs>
+        <w:ind w:left="2160" w:hanging="360"/>
+      </w:pPr>
+      <w:rPr>
+        <w:rFonts w:ascii="Wingdings" w:hAnsi="Wingdings" w:hint="default"/>
+        <w:sz w:val="20"/>
+      </w:rPr>
+    </w:lvl>
+    <w:lvl w:ilvl="3" w:tentative="1">
+      <w:start w:val="1"/>
+      <w:numFmt w:val="bullet"/>
+      <w:lvlText w:val=""/>
+      <w:lvlJc w:val="left"/>
+      <w:pPr>
+        <w:tabs>
+          <w:tab w:val="num" w:pos="2880"/>
+        </w:tabs>
+        <w:ind w:left="2880" w:hanging="360"/>
+      </w:pPr>
+      <w:rPr>
+        <w:rFonts w:ascii="Wingdings" w:hAnsi="Wingdings" w:hint="default"/>
+        <w:sz w:val="20"/>
+      </w:rPr>
+    </w:lvl>
+    <w:lvl w:ilvl="4" w:tentative="1">
+      <w:start w:val="1"/>
+      <w:numFmt w:val="bullet"/>
+      <w:lvlText w:val=""/>
+      <w:lvlJc w:val="left"/>
+      <w:pPr>
+        <w:tabs>
+          <w:tab w:val="num" w:pos="3600"/>
+        </w:tabs>
+        <w:ind w:left="3600" w:hanging="360"/>
+      </w:pPr>
+      <w:rPr>
+        <w:rFonts w:ascii="Wingdings" w:hAnsi="Wingdings" w:hint="default"/>
+        <w:sz w:val="20"/>
+      </w:rPr>
+    </w:lvl>
+    <w:lvl w:ilvl="5" w:tentative="1">
+      <w:start w:val="1"/>
+      <w:numFmt w:val="bullet"/>
+      <w:lvlText w:val=""/>
+      <w:lvlJc w:val="left"/>
+      <w:pPr>
+        <w:tabs>
+          <w:tab w:val="num" w:pos="4320"/>
+        </w:tabs>
+        <w:ind w:left="4320" w:hanging="360"/>
+      </w:pPr>
+      <w:rPr>
+        <w:rFonts w:ascii="Wingdings" w:hAnsi="Wingdings" w:hint="default"/>
+        <w:sz w:val="20"/>
+      </w:rPr>
+    </w:lvl>
+    <w:lvl w:ilvl="6" w:tentative="1">
+      <w:start w:val="1"/>
+      <w:numFmt w:val="bullet"/>
+      <w:lvlText w:val=""/>
+      <w:lvlJc w:val="left"/>
+      <w:pPr>
+        <w:tabs>
+          <w:tab w:val="num" w:pos="5040"/>
+        </w:tabs>
+        <w:ind w:left="5040" w:hanging="360"/>
+      </w:pPr>
+      <w:rPr>
+        <w:rFonts w:ascii="Wingdings" w:hAnsi="Wingdings" w:hint="default"/>
+        <w:sz w:val="20"/>
+      </w:rPr>
+    </w:lvl>
+    <w:lvl w:ilvl="7" w:tentative="1">
+      <w:start w:val="1"/>
+      <w:numFmt w:val="bullet"/>
+      <w:lvlText w:val=""/>
+      <w:lvlJc w:val="left"/>
+      <w:pPr>
+        <w:tabs>
+          <w:tab w:val="num" w:pos="5760"/>
+        </w:tabs>
+        <w:ind w:left="5760" w:hanging="360"/>
+      </w:pPr>
+      <w:rPr>
+        <w:rFonts w:ascii="Wingdings" w:hAnsi="Wingdings" w:hint="default"/>
+        <w:sz w:val="20"/>
+      </w:rPr>
+    </w:lvl>
+    <w:lvl w:ilvl="8" w:tentative="1">
+      <w:start w:val="1"/>
+      <w:numFmt w:val="bullet"/>
+      <w:lvlText w:val=""/>
+      <w:lvlJc w:val="left"/>
+      <w:pPr>
+        <w:tabs>
+          <w:tab w:val="num" w:pos="6480"/>
+        </w:tabs>
+        <w:ind w:left="6480" w:hanging="360"/>
+      </w:pPr>
+      <w:rPr>
+        <w:rFonts w:ascii="Wingdings" w:hAnsi="Wingdings" w:hint="default"/>
+        <w:sz w:val="20"/>
+      </w:rPr>
+    </w:lvl>
+  </w:abstractNum>
+  <w:abstractNum w:abstractNumId="22" w15:restartNumberingAfterBreak="0">
     <w:nsid w:val="7FEA7C9D"/>
     <w:multiLevelType w:val="multilevel"/>
     <w:tmpl w:val="EA1A695C"/>
@@ -1659,19 +7572,73 @@
     </w:lvl>
   </w:abstractNum>
   <w:num w:numId="1" w16cid:durableId="1834449584">
-    <w:abstractNumId w:val="3"/>
+    <w:abstractNumId w:val="20"/>
   </w:num>
   <w:num w:numId="2" w16cid:durableId="1068964972">
     <w:abstractNumId w:val="0"/>
   </w:num>
   <w:num w:numId="3" w16cid:durableId="819073584">
+    <w:abstractNumId w:val="11"/>
+  </w:num>
+  <w:num w:numId="4" w16cid:durableId="789514909">
+    <w:abstractNumId w:val="22"/>
+  </w:num>
+  <w:num w:numId="5" w16cid:durableId="397629286">
+    <w:abstractNumId w:val="10"/>
+  </w:num>
+  <w:num w:numId="6" w16cid:durableId="1265721698">
+    <w:abstractNumId w:val="4"/>
+  </w:num>
+  <w:num w:numId="7" w16cid:durableId="1192450312">
+    <w:abstractNumId w:val="3"/>
+  </w:num>
+  <w:num w:numId="8" w16cid:durableId="1768499433">
+    <w:abstractNumId w:val="12"/>
+  </w:num>
+  <w:num w:numId="9" w16cid:durableId="615720460">
     <w:abstractNumId w:val="2"/>
   </w:num>
-  <w:num w:numId="4" w16cid:durableId="789514909">
-    <w:abstractNumId w:val="4"/>
+  <w:num w:numId="10" w16cid:durableId="1319378115">
+    <w:abstractNumId w:val="9"/>
   </w:num>
-  <w:num w:numId="5" w16cid:durableId="397629286">
+  <w:num w:numId="11" w16cid:durableId="854004609">
     <w:abstractNumId w:val="1"/>
+  </w:num>
+  <w:num w:numId="12" w16cid:durableId="1344939989">
+    <w:abstractNumId w:val="21"/>
+  </w:num>
+  <w:num w:numId="13" w16cid:durableId="1720081710">
+    <w:abstractNumId w:val="6"/>
+  </w:num>
+  <w:num w:numId="14" w16cid:durableId="1000430750">
+    <w:abstractNumId w:val="18"/>
+  </w:num>
+  <w:num w:numId="15" w16cid:durableId="777869520">
+    <w:abstractNumId w:val="14"/>
+  </w:num>
+  <w:num w:numId="16" w16cid:durableId="1012757863">
+    <w:abstractNumId w:val="16"/>
+  </w:num>
+  <w:num w:numId="17" w16cid:durableId="1680496855">
+    <w:abstractNumId w:val="13"/>
+  </w:num>
+  <w:num w:numId="18" w16cid:durableId="221715655">
+    <w:abstractNumId w:val="15"/>
+  </w:num>
+  <w:num w:numId="19" w16cid:durableId="264382105">
+    <w:abstractNumId w:val="5"/>
+  </w:num>
+  <w:num w:numId="20" w16cid:durableId="1683580992">
+    <w:abstractNumId w:val="17"/>
+  </w:num>
+  <w:num w:numId="21" w16cid:durableId="737673739">
+    <w:abstractNumId w:val="7"/>
+  </w:num>
+  <w:num w:numId="22" w16cid:durableId="942956950">
+    <w:abstractNumId w:val="8"/>
+  </w:num>
+  <w:num w:numId="23" w16cid:durableId="2139957022">
+    <w:abstractNumId w:val="19"/>
   </w:num>
 </w:numbering>
 </file>
